--- a/IssueTracker_Stappenplan.docx
+++ b/IssueTracker_Stappenplan.docx
@@ -29,7 +29,7 @@
           <w:i/>
           <w:color w:val="595959"/>
         </w:rPr>
-        <w:t>Gegenereerd op: 21-06-2026 17:54:26 | Status: Actief</w:t>
+        <w:t>Gegenereerd op: 21-06-2026 18:08:12 | Status: Actief</w:t>
       </w:r>
     </w:p>
     <w:p>

--- a/IssueTracker_Stappenplan.docx
+++ b/IssueTracker_Stappenplan.docx
@@ -29,7 +29,7 @@
           <w:i/>
           <w:color w:val="595959"/>
         </w:rPr>
-        <w:t>Gegenereerd op: 21-06-2026 18:08:12 | Status: Actief</w:t>
+        <w:t>Gegenereerd op: 21-06-2026 18:54:46 | Status: Actief</w:t>
       </w:r>
     </w:p>
     <w:p>
@@ -2164,13 +2164,14 @@
     <w:p>
       <w:pPr>
         <w:spacing w:after="120"/>
-        <w:ind w:left="360"/>
-      </w:pPr>
-      <w:r>
-        <w:rPr>
-          <w:rFonts w:ascii="Segoe UI" w:hAnsi="Segoe UI"/>
-          <w:sz w:val="22"/>
-          <w:color w:val="000000"/>
+        <w:ind w:left="180"/>
+      </w:pPr>
+      <w:r>
+        <w:rPr>
+          <w:rFonts w:ascii="Segoe UI" w:hAnsi="Segoe UI"/>
+          <w:sz w:val="22"/>
+          <w:color w:val="1F497D"/>
+          <w:b/>
         </w:rPr>
         <w:t>✏ 501. Issue [analyse goedgekeurd]</w:t>
       </w:r>
@@ -2268,13 +2269,14 @@
     <w:p>
       <w:pPr>
         <w:spacing w:after="120"/>
-        <w:ind w:left="360"/>
-      </w:pPr>
-      <w:r>
-        <w:rPr>
-          <w:rFonts w:ascii="Segoe UI" w:hAnsi="Segoe UI"/>
-          <w:sz w:val="22"/>
-          <w:color w:val="000000"/>
+        <w:ind w:left="180"/>
+      </w:pPr>
+      <w:r>
+        <w:rPr>
+          <w:rFonts w:ascii="Segoe UI" w:hAnsi="Segoe UI"/>
+          <w:sz w:val="22"/>
+          <w:color w:val="1F497D"/>
+          <w:b/>
         </w:rPr>
         <w:t>✏ 507F. Volg de review ontwerp</w:t>
       </w:r>
@@ -2282,13 +2284,14 @@
     <w:p>
       <w:pPr>
         <w:spacing w:after="120"/>
-        <w:ind w:left="360"/>
-      </w:pPr>
-      <w:r>
-        <w:rPr>
-          <w:rFonts w:ascii="Segoe UI" w:hAnsi="Segoe UI"/>
-          <w:sz w:val="22"/>
-          <w:color w:val="000000"/>
+        <w:ind w:left="180"/>
+      </w:pPr>
+      <w:r>
+        <w:rPr>
+          <w:rFonts w:ascii="Segoe UI" w:hAnsi="Segoe UI"/>
+          <w:sz w:val="22"/>
+          <w:color w:val="1F497D"/>
+          <w:b/>
         </w:rPr>
         <w:t>✏ 507T. Volg de meldplicht</w:t>
       </w:r>
@@ -3080,13 +3083,14 @@
     <w:p>
       <w:pPr>
         <w:spacing w:after="120"/>
-        <w:ind w:left="360"/>
-      </w:pPr>
-      <w:r>
-        <w:rPr>
-          <w:rFonts w:ascii="Segoe UI" w:hAnsi="Segoe UI"/>
-          <w:sz w:val="22"/>
-          <w:color w:val="000000"/>
+        <w:ind w:left="180"/>
+      </w:pPr>
+      <w:r>
+        <w:rPr>
+          <w:rFonts w:ascii="Segoe UI" w:hAnsi="Segoe UI"/>
+          <w:sz w:val="22"/>
+          <w:color w:val="1F497D"/>
+          <w:b/>
         </w:rPr>
         <w:t>⌨ 707F. Volg de test</w:t>
       </w:r>
@@ -3094,15 +3098,31 @@
     <w:p>
       <w:pPr>
         <w:spacing w:after="120"/>
-        <w:ind w:left="360"/>
-      </w:pPr>
-      <w:r>
-        <w:rPr>
-          <w:rFonts w:ascii="Segoe UI" w:hAnsi="Segoe UI"/>
-          <w:sz w:val="22"/>
-          <w:color w:val="000000"/>
-        </w:rPr>
-        <w:t>⌨ 707T. Volg de meldplicht⌨️ 708. Na 2/3 ETC Na 100% ETC Na 150% ETC</w:t>
+        <w:ind w:left="180"/>
+      </w:pPr>
+      <w:r>
+        <w:rPr>
+          <w:rFonts w:ascii="Segoe UI" w:hAnsi="Segoe UI"/>
+          <w:sz w:val="22"/>
+          <w:color w:val="1F497D"/>
+          <w:b/>
+        </w:rPr>
+        <w:t>⌨ 707T. Volg de meldplicht</w:t>
+      </w:r>
+    </w:p>
+    <w:p>
+      <w:pPr>
+        <w:spacing w:after="120"/>
+        <w:ind w:left="180"/>
+      </w:pPr>
+      <w:r>
+        <w:rPr>
+          <w:rFonts w:ascii="Segoe UI" w:hAnsi="Segoe UI"/>
+          <w:sz w:val="22"/>
+          <w:color w:val="1F497D"/>
+          <w:b/>
+        </w:rPr>
+        <w:t>⌨️ 708. Na 2/3 ETC Na 100% ETC Na 150% ETC</w:t>
       </w:r>
     </w:p>
     <w:p>
@@ -3508,13 +3528,14 @@
     <w:p>
       <w:pPr>
         <w:spacing w:after="120"/>
-        <w:ind w:left="360"/>
-      </w:pPr>
-      <w:r>
-        <w:rPr>
-          <w:rFonts w:ascii="Segoe UI" w:hAnsi="Segoe UI"/>
-          <w:sz w:val="22"/>
-          <w:color w:val="000000"/>
+        <w:ind w:left="180"/>
+      </w:pPr>
+      <w:r>
+        <w:rPr>
+          <w:rFonts w:ascii="Segoe UI" w:hAnsi="Segoe UI"/>
+          <w:sz w:val="22"/>
+          <w:color w:val="1F497D"/>
+          <w:b/>
         </w:rPr>
         <w:t>⚠ 901. Issue [meldplicht getriggerd]</w:t>
       </w:r>
@@ -3522,13 +3543,14 @@
     <w:p>
       <w:pPr>
         <w:spacing w:after="120"/>
-        <w:ind w:left="360"/>
-      </w:pPr>
-      <w:r>
-        <w:rPr>
-          <w:rFonts w:ascii="Segoe UI" w:hAnsi="Segoe UI"/>
-          <w:sz w:val="22"/>
-          <w:color w:val="000000"/>
+        <w:ind w:left="180"/>
+      </w:pPr>
+      <w:r>
+        <w:rPr>
+          <w:rFonts w:ascii="Segoe UI" w:hAnsi="Segoe UI"/>
+          <w:sz w:val="22"/>
+          <w:color w:val="1F497D"/>
+          <w:b/>
         </w:rPr>
         <w:t>⚠ 902. Start timer (5 min)</w:t>
       </w:r>
@@ -3536,13 +3558,14 @@
     <w:p>
       <w:pPr>
         <w:spacing w:after="120"/>
-        <w:ind w:left="360"/>
-      </w:pPr>
-      <w:r>
-        <w:rPr>
-          <w:rFonts w:ascii="Segoe UI" w:hAnsi="Segoe UI"/>
-          <w:sz w:val="22"/>
-          <w:color w:val="000000"/>
+        <w:ind w:left="180"/>
+      </w:pPr>
+      <w:r>
+        <w:rPr>
+          <w:rFonts w:ascii="Segoe UI" w:hAnsi="Segoe UI"/>
+          <w:sz w:val="22"/>
+          <w:color w:val="1F497D"/>
+          <w:b/>
         </w:rPr>
         <w:t>⚠ 903. Stel vervolgplan op</w:t>
       </w:r>
@@ -3550,13 +3573,14 @@
     <w:p>
       <w:pPr>
         <w:spacing w:after="120"/>
-        <w:ind w:left="360"/>
-      </w:pPr>
-      <w:r>
-        <w:rPr>
-          <w:rFonts w:ascii="Segoe UI" w:hAnsi="Segoe UI"/>
-          <w:sz w:val="22"/>
-          <w:color w:val="000000"/>
+        <w:ind w:left="180"/>
+      </w:pPr>
+      <w:r>
+        <w:rPr>
+          <w:rFonts w:ascii="Segoe UI" w:hAnsi="Segoe UI"/>
+          <w:sz w:val="22"/>
+          <w:color w:val="1F497D"/>
+          <w:b/>
         </w:rPr>
         <w:t>⚠ 904. Stop timer (5 min)</w:t>
       </w:r>
@@ -3564,13 +3588,14 @@
     <w:p>
       <w:pPr>
         <w:spacing w:after="120"/>
-        <w:ind w:left="360"/>
-      </w:pPr>
-      <w:r>
-        <w:rPr>
-          <w:rFonts w:ascii="Segoe UI" w:hAnsi="Segoe UI"/>
-          <w:sz w:val="22"/>
-          <w:color w:val="000000"/>
+        <w:ind w:left="180"/>
+      </w:pPr>
+      <w:r>
+        <w:rPr>
+          <w:rFonts w:ascii="Segoe UI" w:hAnsi="Segoe UI"/>
+          <w:sz w:val="22"/>
+          <w:color w:val="1F497D"/>
+          <w:b/>
         </w:rPr>
         <w:t>⚠ 905. Is de baas aanwezig? (indien niet aanwezig: wachten)</w:t>
       </w:r>
@@ -3578,13 +3603,14 @@
     <w:p>
       <w:pPr>
         <w:spacing w:after="120"/>
-        <w:ind w:left="360"/>
-      </w:pPr>
-      <w:r>
-        <w:rPr>
-          <w:rFonts w:ascii="Segoe UI" w:hAnsi="Segoe UI"/>
-          <w:sz w:val="22"/>
-          <w:color w:val="000000"/>
+        <w:ind w:left="180"/>
+      </w:pPr>
+      <w:r>
+        <w:rPr>
+          <w:rFonts w:ascii="Segoe UI" w:hAnsi="Segoe UI"/>
+          <w:sz w:val="22"/>
+          <w:color w:val="1F497D"/>
+          <w:b/>
         </w:rPr>
         <w:t>⚠ 906. Overleg vervolgplan</w:t>
       </w:r>
@@ -3592,13 +3618,14 @@
     <w:p>
       <w:pPr>
         <w:spacing w:after="120"/>
-        <w:ind w:left="360"/>
-      </w:pPr>
-      <w:r>
-        <w:rPr>
-          <w:rFonts w:ascii="Segoe UI" w:hAnsi="Segoe UI"/>
-          <w:sz w:val="22"/>
-          <w:color w:val="000000"/>
+        <w:ind w:left="180"/>
+      </w:pPr>
+      <w:r>
+        <w:rPr>
+          <w:rFonts w:ascii="Segoe UI" w:hAnsi="Segoe UI"/>
+          <w:sz w:val="22"/>
+          <w:color w:val="1F497D"/>
+          <w:b/>
         </w:rPr>
         <w:t>⚠ 907. De baas bepaalt volgende status</w:t>
       </w:r>
@@ -3606,13 +3633,14 @@
     <w:p>
       <w:pPr>
         <w:spacing w:after="120"/>
-        <w:ind w:left="360"/>
-      </w:pPr>
-      <w:r>
-        <w:rPr>
-          <w:rFonts w:ascii="Segoe UI" w:hAnsi="Segoe UI"/>
-          <w:sz w:val="22"/>
-          <w:color w:val="000000"/>
+        <w:ind w:left="180"/>
+      </w:pPr>
+      <w:r>
+        <w:rPr>
+          <w:rFonts w:ascii="Segoe UI" w:hAnsi="Segoe UI"/>
+          <w:sz w:val="22"/>
+          <w:color w:val="1F497D"/>
+          <w:b/>
         </w:rPr>
         <w:t>⚠ 908. De baas verifieert effort per resterende fase</w:t>
       </w:r>
@@ -3620,13 +3648,14 @@
     <w:p>
       <w:pPr>
         <w:spacing w:after="120"/>
-        <w:ind w:left="360"/>
-      </w:pPr>
-      <w:r>
-        <w:rPr>
-          <w:rFonts w:ascii="Segoe UI" w:hAnsi="Segoe UI"/>
-          <w:sz w:val="22"/>
-          <w:color w:val="000000"/>
+        <w:ind w:left="180"/>
+      </w:pPr>
+      <w:r>
+        <w:rPr>
+          <w:rFonts w:ascii="Segoe UI" w:hAnsi="Segoe UI"/>
+          <w:sz w:val="22"/>
+          <w:color w:val="1F497D"/>
+          <w:b/>
         </w:rPr>
         <w:t>⚠ 909. Volg de afgestemde status</w:t>
       </w:r>
@@ -3749,13 +3778,14 @@
     <w:p>
       <w:pPr>
         <w:spacing w:after="120"/>
-        <w:ind w:left="360"/>
-      </w:pPr>
-      <w:r>
-        <w:rPr>
-          <w:rFonts w:ascii="Segoe UI" w:hAnsi="Segoe UI"/>
-          <w:sz w:val="22"/>
-          <w:color w:val="000000"/>
+        <w:ind w:left="180"/>
+      </w:pPr>
+      <w:r>
+        <w:rPr>
+          <w:rFonts w:ascii="Segoe UI" w:hAnsi="Segoe UI"/>
+          <w:sz w:val="22"/>
+          <w:color w:val="1F497D"/>
+          <w:b/>
         </w:rPr>
         <w:t>⚙ 1101. Issue [speciale actie vereist]</w:t>
       </w:r>
@@ -3808,13 +3838,14 @@
     <w:p>
       <w:pPr>
         <w:spacing w:after="120"/>
-        <w:ind w:left="360"/>
-      </w:pPr>
-      <w:r>
-        <w:rPr>
-          <w:rFonts w:ascii="Segoe UI" w:hAnsi="Segoe UI"/>
-          <w:sz w:val="22"/>
-          <w:color w:val="000000"/>
+        <w:ind w:left="180"/>
+      </w:pPr>
+      <w:r>
+        <w:rPr>
+          <w:rFonts w:ascii="Segoe UI" w:hAnsi="Segoe UI"/>
+          <w:sz w:val="22"/>
+          <w:color w:val="1F497D"/>
+          <w:b/>
         </w:rPr>
         <w:t>⚙ 1105. Evalueer of de deliverables correct en volledig zijn afgerond</w:t>
       </w:r>
@@ -3852,13 +3883,14 @@
     <w:p>
       <w:pPr>
         <w:spacing w:after="120"/>
-        <w:ind w:left="360"/>
-      </w:pPr>
-      <w:r>
-        <w:rPr>
-          <w:rFonts w:ascii="Segoe UI" w:hAnsi="Segoe UI"/>
-          <w:sz w:val="22"/>
-          <w:color w:val="000000"/>
+        <w:ind w:left="180"/>
+      </w:pPr>
+      <w:r>
+        <w:rPr>
+          <w:rFonts w:ascii="Segoe UI" w:hAnsi="Segoe UI"/>
+          <w:sz w:val="22"/>
+          <w:color w:val="1F497D"/>
+          <w:b/>
         </w:rPr>
         <w:t>⚙ 1107F. Volg de review special action</w:t>
       </w:r>
@@ -3866,13 +3898,14 @@
     <w:p>
       <w:pPr>
         <w:spacing w:after="120"/>
-        <w:ind w:left="360"/>
-      </w:pPr>
-      <w:r>
-        <w:rPr>
-          <w:rFonts w:ascii="Segoe UI" w:hAnsi="Segoe UI"/>
-          <w:sz w:val="22"/>
-          <w:color w:val="000000"/>
+        <w:ind w:left="180"/>
+      </w:pPr>
+      <w:r>
+        <w:rPr>
+          <w:rFonts w:ascii="Segoe UI" w:hAnsi="Segoe UI"/>
+          <w:sz w:val="22"/>
+          <w:color w:val="1F497D"/>
+          <w:b/>
         </w:rPr>
         <w:t>⚙ 1107T. Volg de meldplicht</w:t>
       </w:r>
@@ -3910,13 +3943,14 @@
     <w:p>
       <w:pPr>
         <w:spacing w:after="120"/>
-        <w:ind w:left="360"/>
-      </w:pPr>
-      <w:r>
-        <w:rPr>
-          <w:rFonts w:ascii="Segoe UI" w:hAnsi="Segoe UI"/>
-          <w:sz w:val="22"/>
-          <w:color w:val="000000"/>
+        <w:ind w:left="180"/>
+      </w:pPr>
+      <w:r>
+        <w:rPr>
+          <w:rFonts w:ascii="Segoe UI" w:hAnsi="Segoe UI"/>
+          <w:sz w:val="22"/>
+          <w:color w:val="1F497D"/>
+          <w:b/>
         </w:rPr>
         <w:t>⚙ 1110. Hoe lang denk je nog nodig te hebben?</w:t>
       </w:r>

--- a/IssueTracker_Stappenplan.docx
+++ b/IssueTracker_Stappenplan.docx
@@ -29,7 +29,7 @@
           <w:i/>
           <w:color w:val="595959"/>
         </w:rPr>
-        <w:t>Gegenereerd op: 21-06-2026 18:54:46 | Status: Actief</w:t>
+        <w:t>Gegenereerd op: 21-06-2026 18:56:02 | Status: Actief</w:t>
       </w:r>
     </w:p>
     <w:p>

--- a/IssueTracker_Stappenplan.docx
+++ b/IssueTracker_Stappenplan.docx
@@ -29,7 +29,7 @@
           <w:i/>
           <w:color w:val="595959"/>
         </w:rPr>
-        <w:t>Gegenereerd op: 21-06-2026 18:56:02 | Status: Actief</w:t>
+        <w:t>Gegenereerd op: 21-06-2026 18:57:48 | Status: Actief</w:t>
       </w:r>
     </w:p>
     <w:p>

--- a/IssueTracker_Stappenplan.docx
+++ b/IssueTracker_Stappenplan.docx
@@ -29,7 +29,7 @@
           <w:i/>
           <w:color w:val="595959"/>
         </w:rPr>
-        <w:t>Gegenereerd op: 21-06-2026 18:57:48 | Status: Actief</w:t>
+        <w:t>Gegenereerd op: 21-06-2026 19:43:08 | Status: Actief</w:t>
       </w:r>
     </w:p>
     <w:p>
@@ -1534,6 +1534,36 @@
           <w:color w:val="1F497D"/>
           <w:b/>
         </w:rPr>
+        <w:t>🔬 312F. Stop timer (1 min) Start timer (4 min)</w:t>
+      </w:r>
+    </w:p>
+    <w:p>
+      <w:pPr>
+        <w:spacing w:after="120"/>
+        <w:ind w:left="180"/>
+      </w:pPr>
+      <w:r>
+        <w:rPr>
+          <w:rFonts w:ascii="Segoe UI" w:hAnsi="Segoe UI"/>
+          <w:sz w:val="22"/>
+          <w:color w:val="1F497D"/>
+          <w:b/>
+        </w:rPr>
+        <w:t>🔬 312T. Stop timer (1 min)</w:t>
+      </w:r>
+    </w:p>
+    <w:p>
+      <w:pPr>
+        <w:spacing w:after="120"/>
+        <w:ind w:left="180"/>
+      </w:pPr>
+      <w:r>
+        <w:rPr>
+          <w:rFonts w:ascii="Segoe UI" w:hAnsi="Segoe UI"/>
+          <w:sz w:val="22"/>
+          <w:color w:val="1F497D"/>
+          <w:b/>
+        </w:rPr>
         <w:t>🔬 313. Hoe heeft het zo lang kunnen duren?</w:t>
       </w:r>
     </w:p>
@@ -2368,6 +2398,36 @@
           <w:color w:val="1F497D"/>
           <w:b/>
         </w:rPr>
+        <w:t>✏️ 512F. Stop timer (1 min) Start timer (4 min)</w:t>
+      </w:r>
+    </w:p>
+    <w:p>
+      <w:pPr>
+        <w:spacing w:after="120"/>
+        <w:ind w:left="180"/>
+      </w:pPr>
+      <w:r>
+        <w:rPr>
+          <w:rFonts w:ascii="Segoe UI" w:hAnsi="Segoe UI"/>
+          <w:sz w:val="22"/>
+          <w:color w:val="1F497D"/>
+          <w:b/>
+        </w:rPr>
+        <w:t>✏️ 512T. Stop timer (1 min)</w:t>
+      </w:r>
+    </w:p>
+    <w:p>
+      <w:pPr>
+        <w:spacing w:after="120"/>
+        <w:ind w:left="180"/>
+      </w:pPr>
+      <w:r>
+        <w:rPr>
+          <w:rFonts w:ascii="Segoe UI" w:hAnsi="Segoe UI"/>
+          <w:sz w:val="22"/>
+          <w:color w:val="1F497D"/>
+          <w:b/>
+        </w:rPr>
         <w:t>✏️ 513. Hoe heeft het zo lang kunnen duren?</w:t>
       </w:r>
     </w:p>
@@ -3182,6 +3242,36 @@
           <w:color w:val="1F497D"/>
           <w:b/>
         </w:rPr>
+        <w:t>⌨ 712F. Stop timer (1 min) Start timer (4 min)</w:t>
+      </w:r>
+    </w:p>
+    <w:p>
+      <w:pPr>
+        <w:spacing w:after="120"/>
+        <w:ind w:left="180"/>
+      </w:pPr>
+      <w:r>
+        <w:rPr>
+          <w:rFonts w:ascii="Segoe UI" w:hAnsi="Segoe UI"/>
+          <w:sz w:val="22"/>
+          <w:color w:val="1F497D"/>
+          <w:b/>
+        </w:rPr>
+        <w:t>⌨ 712T. Stop timer (1 min)</w:t>
+      </w:r>
+    </w:p>
+    <w:p>
+      <w:pPr>
+        <w:spacing w:after="120"/>
+        <w:ind w:left="180"/>
+      </w:pPr>
+      <w:r>
+        <w:rPr>
+          <w:rFonts w:ascii="Segoe UI" w:hAnsi="Segoe UI"/>
+          <w:sz w:val="22"/>
+          <w:color w:val="1F497D"/>
+          <w:b/>
+        </w:rPr>
         <w:t>⌨️ 713. Hoe heeft het zo lang kunnen duren?</w:t>
       </w:r>
     </w:p>
@@ -3457,6 +3547,36 @@
           <w:color w:val="1F497D"/>
           <w:b/>
         </w:rPr>
+        <w:t>🔎 812F. Stop timer (1 min) Start timer (4 min)</w:t>
+      </w:r>
+    </w:p>
+    <w:p>
+      <w:pPr>
+        <w:spacing w:after="120"/>
+        <w:ind w:left="180"/>
+      </w:pPr>
+      <w:r>
+        <w:rPr>
+          <w:rFonts w:ascii="Segoe UI" w:hAnsi="Segoe UI"/>
+          <w:sz w:val="22"/>
+          <w:color w:val="1F497D"/>
+          <w:b/>
+        </w:rPr>
+        <w:t>🔎 812T. Stop timer (1 min)</w:t>
+      </w:r>
+    </w:p>
+    <w:p>
+      <w:pPr>
+        <w:spacing w:after="120"/>
+        <w:ind w:left="180"/>
+      </w:pPr>
+      <w:r>
+        <w:rPr>
+          <w:rFonts w:ascii="Segoe UI" w:hAnsi="Segoe UI"/>
+          <w:sz w:val="22"/>
+          <w:color w:val="1F497D"/>
+          <w:b/>
+        </w:rPr>
         <w:t>🔎 813. Hoe heeft het zo lang kunnen duren?</w:t>
       </w:r>
     </w:p>
@@ -3727,6 +3847,26 @@
     </w:p>
     <w:p>
       <w:pPr>
+        <w:spacing w:after="60"/>
+        <w:ind w:left="540" w:hanging="360"/>
+      </w:pPr>
+      <w:r>
+        <w:rPr>
+          <w:rFonts w:ascii="Segoe UI" w:hAnsi="Segoe UI"/>
+          <w:sz w:val="22"/>
+        </w:rPr>
+        <w:t>☐  </w:t>
+      </w:r>
+      <w:r>
+        <w:rPr>
+          <w:rFonts w:ascii="Segoe UI" w:hAnsi="Segoe UI"/>
+          <w:sz w:val="22"/>
+        </w:rPr>
+        <w:t>1. Verbeterpunt opschrijving in míjn werk en voeg checks aan Excel bestand toe na reflectie</w:t>
+      </w:r>
+    </w:p>
+    <w:p>
+      <w:pPr>
         <w:spacing w:after="120"/>
         <w:ind w:left="180"/>
       </w:pPr>
@@ -3738,6 +3878,386 @@
           <w:b/>
         </w:rPr>
         <w:t>🤝🏻 1005. Review met Jeroen uitvoeren</w:t>
+      </w:r>
+    </w:p>
+    <w:p>
+      <w:pPr>
+        <w:spacing w:after="60"/>
+        <w:ind w:left="540" w:hanging="360"/>
+      </w:pPr>
+      <w:r>
+        <w:rPr>
+          <w:rFonts w:ascii="Segoe UI" w:hAnsi="Segoe UI"/>
+          <w:sz w:val="22"/>
+        </w:rPr>
+        <w:t>☐  </w:t>
+      </w:r>
+      <w:r>
+        <w:rPr>
+          <w:rFonts w:ascii="Segoe UI" w:hAnsi="Segoe UI"/>
+          <w:sz w:val="22"/>
+        </w:rPr>
+        <w:t>1. Verbeterpunt opschrijving in míjn werk en voeg checks aan Excel bestand toe na reflectie</w:t>
+      </w:r>
+    </w:p>
+    <w:p>
+      <w:pPr>
+        <w:spacing w:after="60"/>
+        <w:ind w:left="540" w:hanging="360"/>
+      </w:pPr>
+      <w:r>
+        <w:rPr>
+          <w:rFonts w:ascii="Segoe UI" w:hAnsi="Segoe UI"/>
+          <w:sz w:val="22"/>
+        </w:rPr>
+        <w:t>☐  </w:t>
+      </w:r>
+      <w:r>
+        <w:rPr>
+          <w:rFonts w:ascii="Segoe UI" w:hAnsi="Segoe UI"/>
+          <w:sz w:val="22"/>
+        </w:rPr>
+        <w:t>2. Commit en push werk naar Git-archief</w:t>
+      </w:r>
+    </w:p>
+    <w:p>
+      <w:pPr>
+        <w:spacing w:after="60"/>
+        <w:ind w:left="540" w:hanging="360"/>
+      </w:pPr>
+      <w:r>
+        <w:rPr>
+          <w:rFonts w:ascii="Segoe UI" w:hAnsi="Segoe UI"/>
+          <w:sz w:val="22"/>
+        </w:rPr>
+        <w:t>☐  </w:t>
+      </w:r>
+      <w:r>
+        <w:rPr>
+          <w:rFonts w:ascii="Segoe UI" w:hAnsi="Segoe UI"/>
+          <w:sz w:val="22"/>
+        </w:rPr>
+        <w:t>⚙ 1102. Start timer (ETC)</w:t>
+      </w:r>
+    </w:p>
+    <w:p>
+      <w:pPr>
+        <w:spacing w:after="60"/>
+        <w:ind w:left="540" w:hanging="360"/>
+      </w:pPr>
+      <w:r>
+        <w:rPr>
+          <w:rFonts w:ascii="Segoe UI" w:hAnsi="Segoe UI"/>
+          <w:sz w:val="22"/>
+        </w:rPr>
+        <w:t>☐  </w:t>
+      </w:r>
+      <w:r>
+        <w:rPr>
+          <w:rFonts w:ascii="Segoe UI" w:hAnsi="Segoe UI"/>
+          <w:sz w:val="22"/>
+        </w:rPr>
+        <w:t>⚙ 1103. Intake verwerken</w:t>
+      </w:r>
+    </w:p>
+    <w:p>
+      <w:pPr>
+        <w:spacing w:after="60"/>
+        <w:ind w:left="540" w:hanging="360"/>
+      </w:pPr>
+      <w:r>
+        <w:rPr>
+          <w:rFonts w:ascii="Segoe UI" w:hAnsi="Segoe UI"/>
+          <w:sz w:val="22"/>
+        </w:rPr>
+        <w:t>☐  </w:t>
+      </w:r>
+      <w:r>
+        <w:rPr>
+          <w:rFonts w:ascii="Segoe UI" w:hAnsi="Segoe UI"/>
+          <w:sz w:val="22"/>
+        </w:rPr>
+        <w:t>⚙ 1104. Oplossing implementeren</w:t>
+      </w:r>
+    </w:p>
+    <w:p>
+      <w:pPr>
+        <w:spacing w:after="60"/>
+        <w:ind w:left="540" w:hanging="360"/>
+      </w:pPr>
+      <w:r>
+        <w:rPr>
+          <w:rFonts w:ascii="Segoe UI" w:hAnsi="Segoe UI"/>
+          <w:sz w:val="22"/>
+        </w:rPr>
+        <w:t>☐  </w:t>
+      </w:r>
+      <w:r>
+        <w:rPr>
+          <w:rFonts w:ascii="Segoe UI" w:hAnsi="Segoe UI"/>
+          <w:sz w:val="22"/>
+        </w:rPr>
+        <w:t>⚙ 1105. Evalueer of de deliverables correct en volledig zijn afgerond</w:t>
+      </w:r>
+    </w:p>
+    <w:p>
+      <w:pPr>
+        <w:spacing w:after="60"/>
+        <w:ind w:left="540" w:hanging="360"/>
+      </w:pPr>
+      <w:r>
+        <w:rPr>
+          <w:rFonts w:ascii="Segoe UI" w:hAnsi="Segoe UI"/>
+          <w:sz w:val="22"/>
+        </w:rPr>
+        <w:t>☐  </w:t>
+      </w:r>
+      <w:r>
+        <w:rPr>
+          <w:rFonts w:ascii="Segoe UI" w:hAnsi="Segoe UI"/>
+          <w:sz w:val="22"/>
+        </w:rPr>
+        <w:t>⚙ 1106. Stop timer (ETC)</w:t>
+      </w:r>
+    </w:p>
+    <w:p>
+      <w:pPr>
+        <w:spacing w:after="60"/>
+        <w:ind w:left="540" w:hanging="360"/>
+      </w:pPr>
+      <w:r>
+        <w:rPr>
+          <w:rFonts w:ascii="Segoe UI" w:hAnsi="Segoe UI"/>
+          <w:sz w:val="22"/>
+        </w:rPr>
+        <w:t>☐  </w:t>
+      </w:r>
+      <w:r>
+        <w:rPr>
+          <w:rFonts w:ascii="Segoe UI" w:hAnsi="Segoe UI"/>
+          <w:sz w:val="22"/>
+        </w:rPr>
+        <w:t>⚙ 1107. Bijzonderheden gezien?</w:t>
+      </w:r>
+    </w:p>
+    <w:p>
+      <w:pPr>
+        <w:spacing w:after="60"/>
+        <w:ind w:left="540" w:hanging="360"/>
+      </w:pPr>
+      <w:r>
+        <w:rPr>
+          <w:rFonts w:ascii="Segoe UI" w:hAnsi="Segoe UI"/>
+          <w:sz w:val="22"/>
+        </w:rPr>
+        <w:t>☐  </w:t>
+      </w:r>
+      <w:r>
+        <w:rPr>
+          <w:rFonts w:ascii="Segoe UI" w:hAnsi="Segoe UI"/>
+          <w:sz w:val="22"/>
+        </w:rPr>
+        <w:t>⚙ 1107F. Volg de review special action</w:t>
+      </w:r>
+    </w:p>
+    <w:p>
+      <w:pPr>
+        <w:spacing w:after="60"/>
+        <w:ind w:left="540" w:hanging="360"/>
+      </w:pPr>
+      <w:r>
+        <w:rPr>
+          <w:rFonts w:ascii="Segoe UI" w:hAnsi="Segoe UI"/>
+          <w:sz w:val="22"/>
+        </w:rPr>
+        <w:t>☐  </w:t>
+      </w:r>
+      <w:r>
+        <w:rPr>
+          <w:rFonts w:ascii="Segoe UI" w:hAnsi="Segoe UI"/>
+          <w:sz w:val="22"/>
+        </w:rPr>
+        <w:t>⚙ 1107T. Volg de meldplicht</w:t>
+      </w:r>
+    </w:p>
+    <w:p>
+      <w:pPr>
+        <w:spacing w:after="60"/>
+        <w:ind w:left="540" w:hanging="360"/>
+      </w:pPr>
+      <w:r>
+        <w:rPr>
+          <w:rFonts w:ascii="Segoe UI" w:hAnsi="Segoe UI"/>
+          <w:sz w:val="22"/>
+        </w:rPr>
+        <w:t>☐  </w:t>
+      </w:r>
+      <w:r>
+        <w:rPr>
+          <w:rFonts w:ascii="Segoe UI" w:hAnsi="Segoe UI"/>
+          <w:sz w:val="22"/>
+        </w:rPr>
+        <w:t>⚙ 1108. Na 2/3 ETC Na 100% ETC Na 150% ETC</w:t>
+      </w:r>
+    </w:p>
+    <w:p>
+      <w:pPr>
+        <w:spacing w:after="60"/>
+        <w:ind w:left="540" w:hanging="360"/>
+      </w:pPr>
+      <w:r>
+        <w:rPr>
+          <w:rFonts w:ascii="Segoe UI" w:hAnsi="Segoe UI"/>
+          <w:sz w:val="22"/>
+        </w:rPr>
+        <w:t>☐  </w:t>
+      </w:r>
+      <w:r>
+        <w:rPr>
+          <w:rFonts w:ascii="Segoe UI" w:hAnsi="Segoe UI"/>
+          <w:sz w:val="22"/>
+        </w:rPr>
+        <w:t>⚙ 1109. Start timer (1 min)</w:t>
+      </w:r>
+    </w:p>
+    <w:p>
+      <w:pPr>
+        <w:spacing w:after="60"/>
+        <w:ind w:left="540" w:hanging="360"/>
+      </w:pPr>
+      <w:r>
+        <w:rPr>
+          <w:rFonts w:ascii="Segoe UI" w:hAnsi="Segoe UI"/>
+          <w:sz w:val="22"/>
+        </w:rPr>
+        <w:t>☐  </w:t>
+      </w:r>
+      <w:r>
+        <w:rPr>
+          <w:rFonts w:ascii="Segoe UI" w:hAnsi="Segoe UI"/>
+          <w:sz w:val="22"/>
+        </w:rPr>
+        <w:t>⚙ 1110. Hoe lang denk je nog nodig te hebben?</w:t>
+      </w:r>
+    </w:p>
+    <w:p>
+      <w:pPr>
+        <w:spacing w:after="60"/>
+        <w:ind w:left="540" w:hanging="360"/>
+      </w:pPr>
+      <w:r>
+        <w:rPr>
+          <w:rFonts w:ascii="Segoe UI" w:hAnsi="Segoe UI"/>
+          <w:sz w:val="22"/>
+        </w:rPr>
+        <w:t>☐  </w:t>
+      </w:r>
+      <w:r>
+        <w:rPr>
+          <w:rFonts w:ascii="Segoe UI" w:hAnsi="Segoe UI"/>
+          <w:sz w:val="22"/>
+        </w:rPr>
+        <w:t>⚙ 1112. Haal ik het?</w:t>
+      </w:r>
+    </w:p>
+    <w:p>
+      <w:pPr>
+        <w:spacing w:after="60"/>
+        <w:ind w:left="540" w:hanging="360"/>
+      </w:pPr>
+      <w:r>
+        <w:rPr>
+          <w:rFonts w:ascii="Segoe UI" w:hAnsi="Segoe UI"/>
+          <w:sz w:val="22"/>
+        </w:rPr>
+        <w:t>☐  </w:t>
+      </w:r>
+      <w:r>
+        <w:rPr>
+          <w:rFonts w:ascii="Segoe UI" w:hAnsi="Segoe UI"/>
+          <w:sz w:val="22"/>
+        </w:rPr>
+        <w:t>⚙ 1112F. Stop timer (1 min) Start timer (4 min)</w:t>
+      </w:r>
+    </w:p>
+    <w:p>
+      <w:pPr>
+        <w:spacing w:after="60"/>
+        <w:ind w:left="540" w:hanging="360"/>
+      </w:pPr>
+      <w:r>
+        <w:rPr>
+          <w:rFonts w:ascii="Segoe UI" w:hAnsi="Segoe UI"/>
+          <w:sz w:val="22"/>
+        </w:rPr>
+        <w:t>☐  </w:t>
+      </w:r>
+      <w:r>
+        <w:rPr>
+          <w:rFonts w:ascii="Segoe UI" w:hAnsi="Segoe UI"/>
+          <w:sz w:val="22"/>
+        </w:rPr>
+        <w:t>⚙ 1112T. Stop timer (1 min)</w:t>
+      </w:r>
+    </w:p>
+    <w:p>
+      <w:pPr>
+        <w:spacing w:after="60"/>
+        <w:ind w:left="540" w:hanging="360"/>
+      </w:pPr>
+      <w:r>
+        <w:rPr>
+          <w:rFonts w:ascii="Segoe UI" w:hAnsi="Segoe UI"/>
+          <w:sz w:val="22"/>
+        </w:rPr>
+        <w:t>☐  </w:t>
+      </w:r>
+      <w:r>
+        <w:rPr>
+          <w:rFonts w:ascii="Segoe UI" w:hAnsi="Segoe UI"/>
+          <w:sz w:val="22"/>
+        </w:rPr>
+        <w:t>⚙ 1113. Hoe heeft het zo lang kunnen duren?</w:t>
+      </w:r>
+    </w:p>
+    <w:p>
+      <w:pPr>
+        <w:spacing w:after="60"/>
+        <w:ind w:left="540" w:hanging="360"/>
+      </w:pPr>
+      <w:r>
+        <w:rPr>
+          <w:rFonts w:ascii="Segoe UI" w:hAnsi="Segoe UI"/>
+          <w:sz w:val="22"/>
+        </w:rPr>
+        <w:t>☐  </w:t>
+      </w:r>
+      <w:r>
+        <w:rPr>
+          <w:rFonts w:ascii="Segoe UI" w:hAnsi="Segoe UI"/>
+          <w:sz w:val="22"/>
+        </w:rPr>
+        <w:t>⚙ 1114. Stop timer (4 min)</w:t>
+      </w:r>
+    </w:p>
+    <w:p>
+      <w:pPr>
+        <w:spacing w:after="60"/>
+        <w:ind w:left="540" w:hanging="360"/>
+      </w:pPr>
+      <w:r>
+        <w:rPr>
+          <w:rFonts w:ascii="Segoe UI" w:hAnsi="Segoe UI"/>
+          <w:sz w:val="22"/>
+        </w:rPr>
+        <w:t>☐  </w:t>
+      </w:r>
+      <w:r>
+        <w:rPr>
+          <w:rFonts w:ascii="Segoe UI" w:hAnsi="Segoe UI"/>
+          <w:sz w:val="22"/>
+        </w:rPr>
+        <w:t>⚙ 1115. Significant inzicht gekregen</w:t>
       </w:r>
     </w:p>
     <w:p>
@@ -3982,6 +4502,36 @@
           <w:color w:val="1F497D"/>
           <w:b/>
         </w:rPr>
+        <w:t>⚙ 1112F. Stop timer (1 min) Start timer (4 min)</w:t>
+      </w:r>
+    </w:p>
+    <w:p>
+      <w:pPr>
+        <w:spacing w:after="120"/>
+        <w:ind w:left="180"/>
+      </w:pPr>
+      <w:r>
+        <w:rPr>
+          <w:rFonts w:ascii="Segoe UI" w:hAnsi="Segoe UI"/>
+          <w:sz w:val="22"/>
+          <w:color w:val="1F497D"/>
+          <w:b/>
+        </w:rPr>
+        <w:t>⚙ 1112T. Stop timer (1 min)</w:t>
+      </w:r>
+    </w:p>
+    <w:p>
+      <w:pPr>
+        <w:spacing w:after="120"/>
+        <w:ind w:left="180"/>
+      </w:pPr>
+      <w:r>
+        <w:rPr>
+          <w:rFonts w:ascii="Segoe UI" w:hAnsi="Segoe UI"/>
+          <w:sz w:val="22"/>
+          <w:color w:val="1F497D"/>
+          <w:b/>
+        </w:rPr>
         <w:t>⚙️ 1113. Hoe heeft het zo lang kunnen duren?</w:t>
       </w:r>
     </w:p>
@@ -4119,49 +4669,49 @@
           <w:sz w:val="22"/>
           <w:color w:val="000000"/>
         </w:rPr>
-        <w:t>4. Baas is mondeling beschikbaar?</w:t>
-      </w:r>
-    </w:p>
-    <w:p>
-      <w:pPr>
-        <w:spacing w:after="120"/>
-        <w:ind w:left="360"/>
-      </w:pPr>
-      <w:r>
-        <w:rPr>
-          <w:rFonts w:ascii="Segoe UI" w:hAnsi="Segoe UI"/>
-          <w:sz w:val="22"/>
-          <w:color w:val="000000"/>
-        </w:rPr>
-        <w:t>5. Baas is schriftelijk beschikbaar</w:t>
-      </w:r>
-    </w:p>
-    <w:p>
-      <w:pPr>
-        <w:spacing w:after="120"/>
-        <w:ind w:left="360"/>
-      </w:pPr>
-      <w:r>
-        <w:rPr>
-          <w:rFonts w:ascii="Segoe UI" w:hAnsi="Segoe UI"/>
-          <w:sz w:val="22"/>
-          <w:color w:val="000000"/>
-        </w:rPr>
-        <w:t>6. Aanwezigheid monitoren</w:t>
-      </w:r>
-    </w:p>
-    <w:p>
-      <w:pPr>
-        <w:spacing w:after="120"/>
-        <w:ind w:left="360"/>
-      </w:pPr>
-      <w:r>
-        <w:rPr>
-          <w:rFonts w:ascii="Segoe UI" w:hAnsi="Segoe UI"/>
-          <w:sz w:val="22"/>
-          <w:color w:val="000000"/>
-        </w:rPr>
-        <w:t>7. Baas is mondeling beschikbaar</w:t>
+        <w:t>3. Baas is mondeling beschikbaar?</w:t>
+      </w:r>
+    </w:p>
+    <w:p>
+      <w:pPr>
+        <w:spacing w:after="120"/>
+        <w:ind w:left="360"/>
+      </w:pPr>
+      <w:r>
+        <w:rPr>
+          <w:rFonts w:ascii="Segoe UI" w:hAnsi="Segoe UI"/>
+          <w:sz w:val="22"/>
+          <w:color w:val="000000"/>
+        </w:rPr>
+        <w:t>4. Baas is schriftelijk beschikbaar</w:t>
+      </w:r>
+    </w:p>
+    <w:p>
+      <w:pPr>
+        <w:spacing w:after="120"/>
+        <w:ind w:left="360"/>
+      </w:pPr>
+      <w:r>
+        <w:rPr>
+          <w:rFonts w:ascii="Segoe UI" w:hAnsi="Segoe UI"/>
+          <w:sz w:val="22"/>
+          <w:color w:val="000000"/>
+        </w:rPr>
+        <w:t>5. Aanwezigheid monitoren</w:t>
+      </w:r>
+    </w:p>
+    <w:p>
+      <w:pPr>
+        <w:spacing w:after="120"/>
+        <w:ind w:left="360"/>
+      </w:pPr>
+      <w:r>
+        <w:rPr>
+          <w:rFonts w:ascii="Segoe UI" w:hAnsi="Segoe UI"/>
+          <w:sz w:val="22"/>
+          <w:color w:val="000000"/>
+        </w:rPr>
+        <w:t>6. Baas is mondeling beschikbaar</w:t>
       </w:r>
     </w:p>
     <w:p>
@@ -4190,7 +4740,7 @@
           <w:sz w:val="22"/>
           <w:color w:val="000000"/>
         </w:rPr>
-        <w:t>8. Ik mail naar baas</w:t>
+        <w:t>7. Ik mail naar baas</w:t>
       </w:r>
     </w:p>
     <w:p>
@@ -4219,7 +4769,7 @@
           <w:sz w:val="22"/>
           <w:color w:val="000000"/>
         </w:rPr>
-        <w:t>9. Resultaten zijn goedgekeurd?</w:t>
+        <w:t>8. Resultaten zijn goedgekeurd?</w:t>
       </w:r>
     </w:p>
     <w:p>
@@ -4248,7 +4798,7 @@
           <w:sz w:val="22"/>
           <w:color w:val="000000"/>
         </w:rPr>
-        <w:t>10. Terug naar vorige flowchartpagina navigeren</w:t>
+        <w:t>9. Terug naar vorige flowchartpagina navigeren</w:t>
       </w:r>
     </w:p>
     <w:p>
@@ -4277,7 +4827,7 @@
           <w:sz w:val="22"/>
           <w:color w:val="000000"/>
         </w:rPr>
-        <w:t>11. Naar volgende flowchartpagina navigeren</w:t>
+        <w:t>10. Jira-uitvoerder wordt de baas</w:t>
       </w:r>
     </w:p>
     <w:p>

--- a/IssueTracker_Stappenplan.docx
+++ b/IssueTracker_Stappenplan.docx
@@ -29,7 +29,7 @@
           <w:i/>
           <w:color w:val="595959"/>
         </w:rPr>
-        <w:t>Gegenereerd op: 21-06-2026 19:43:08 | Status: Actief</w:t>
+        <w:t>Gegenereerd op: 21-06-2026 21:17:42 | Status: Actief</w:t>
       </w:r>
     </w:p>
     <w:p>
@@ -652,7 +652,27 @@
           <w:sz w:val="22"/>
           <w:color w:val="000000"/>
         </w:rPr>
-        <w:t>12. Ik heb de bijzonderheden in de Jira-opmerking met de Intake-header geschreven</w:t>
+        <w:t>12. Ik heb de bijzonderheden geschreven</w:t>
+      </w:r>
+    </w:p>
+    <w:p>
+      <w:pPr>
+        <w:spacing w:after="60"/>
+        <w:ind w:left="720" w:hanging="360"/>
+      </w:pPr>
+      <w:r>
+        <w:rPr>
+          <w:rFonts w:ascii="Segoe UI" w:hAnsi="Segoe UI"/>
+          <w:sz w:val="22"/>
+        </w:rPr>
+        <w:t>☐  </w:t>
+      </w:r>
+      <w:r>
+        <w:rPr>
+          <w:rFonts w:ascii="Segoe UI" w:hAnsi="Segoe UI"/>
+          <w:sz w:val="22"/>
+        </w:rPr>
+        <w:t>1. Heb ik de bijzonderheden in de Jira-opmerking met de Intake-header geschreven?</w:t>
       </w:r>
     </w:p>
     <w:p>
@@ -1345,6 +1365,108 @@
     <w:p>
       <w:pPr>
         <w:spacing w:after="120"/>
+        <w:ind w:left="360"/>
+      </w:pPr>
+      <w:r>
+        <w:rPr>
+          <w:rFonts w:ascii="Segoe UI" w:hAnsi="Segoe UI"/>
+          <w:sz w:val="22"/>
+          <w:color w:val="000000"/>
+        </w:rPr>
+        <w:t>1. Jira-uitvoerder is medewerker</w:t>
+      </w:r>
+    </w:p>
+    <w:p>
+      <w:pPr>
+        <w:spacing w:after="60"/>
+        <w:ind w:left="720" w:hanging="360"/>
+      </w:pPr>
+      <w:r>
+        <w:rPr>
+          <w:rFonts w:ascii="Segoe UI" w:hAnsi="Segoe UI"/>
+          <w:sz w:val="22"/>
+        </w:rPr>
+        <w:t>☐  </w:t>
+      </w:r>
+      <w:r>
+        <w:rPr>
+          <w:rFonts w:ascii="Segoe UI" w:hAnsi="Segoe UI"/>
+          <w:sz w:val="22"/>
+        </w:rPr>
+        <w:t>1. Meldplicht indien Jira-uitvoerder NIET medewerker is</w:t>
+      </w:r>
+    </w:p>
+    <w:p>
+      <w:pPr>
+        <w:spacing w:after="120"/>
+        <w:ind w:left="360"/>
+      </w:pPr>
+      <w:r>
+        <w:rPr>
+          <w:rFonts w:ascii="Segoe UI" w:hAnsi="Segoe UI"/>
+          <w:sz w:val="22"/>
+          <w:color w:val="000000"/>
+        </w:rPr>
+        <w:t>2. Jira-status is Review aanpak</w:t>
+      </w:r>
+    </w:p>
+    <w:p>
+      <w:pPr>
+        <w:spacing w:after="60"/>
+        <w:ind w:left="720" w:hanging="360"/>
+      </w:pPr>
+      <w:r>
+        <w:rPr>
+          <w:rFonts w:ascii="Segoe UI" w:hAnsi="Segoe UI"/>
+          <w:sz w:val="22"/>
+        </w:rPr>
+        <w:t>☐  </w:t>
+      </w:r>
+      <w:r>
+        <w:rPr>
+          <w:rFonts w:ascii="Segoe UI" w:hAnsi="Segoe UI"/>
+          <w:sz w:val="22"/>
+        </w:rPr>
+        <w:t>1. Meldplicht indien Jira-status NIET Review aanpak is</w:t>
+      </w:r>
+    </w:p>
+    <w:p>
+      <w:pPr>
+        <w:spacing w:after="120"/>
+        <w:ind w:left="360"/>
+      </w:pPr>
+      <w:r>
+        <w:rPr>
+          <w:rFonts w:ascii="Segoe UI" w:hAnsi="Segoe UI"/>
+          <w:sz w:val="22"/>
+          <w:color w:val="000000"/>
+        </w:rPr>
+        <w:t>3. Jira-status wordt Analyse</w:t>
+      </w:r>
+    </w:p>
+    <w:p>
+      <w:pPr>
+        <w:spacing w:after="60"/>
+        <w:ind w:left="720" w:hanging="360"/>
+      </w:pPr>
+      <w:r>
+        <w:rPr>
+          <w:rFonts w:ascii="Segoe UI" w:hAnsi="Segoe UI"/>
+          <w:sz w:val="22"/>
+        </w:rPr>
+        <w:t>☐  </w:t>
+      </w:r>
+      <w:r>
+        <w:rPr>
+          <w:rFonts w:ascii="Segoe UI" w:hAnsi="Segoe UI"/>
+          <w:sz w:val="22"/>
+        </w:rPr>
+        <w:t>1. Ik heb de Jira-titel gelezen</w:t>
+      </w:r>
+    </w:p>
+    <w:p>
+      <w:pPr>
+        <w:spacing w:after="120"/>
         <w:ind w:left="180"/>
       </w:pPr>
       <w:r>
@@ -1360,6 +1482,108 @@
     <w:p>
       <w:pPr>
         <w:spacing w:after="120"/>
+        <w:ind w:left="360"/>
+      </w:pPr>
+      <w:r>
+        <w:rPr>
+          <w:rFonts w:ascii="Segoe UI" w:hAnsi="Segoe UI"/>
+          <w:sz w:val="22"/>
+          <w:color w:val="000000"/>
+        </w:rPr>
+        <w:t>4. Start &gt; Klok &gt; menu &gt; Timer</w:t>
+      </w:r>
+    </w:p>
+    <w:p>
+      <w:pPr>
+        <w:spacing w:after="60"/>
+        <w:ind w:left="720" w:hanging="360"/>
+      </w:pPr>
+      <w:r>
+        <w:rPr>
+          <w:rFonts w:ascii="Segoe UI" w:hAnsi="Segoe UI"/>
+          <w:sz w:val="22"/>
+        </w:rPr>
+        <w:t>☐  </w:t>
+      </w:r>
+      <w:r>
+        <w:rPr>
+          <w:rFonts w:ascii="Segoe UI" w:hAnsi="Segoe UI"/>
+          <w:sz w:val="22"/>
+        </w:rPr>
+        <w:t>1. Ik heb voor iedere ETC een timer</w:t>
+      </w:r>
+    </w:p>
+    <w:p>
+      <w:pPr>
+        <w:spacing w:after="120"/>
+        <w:ind w:left="360"/>
+      </w:pPr>
+      <w:r>
+        <w:rPr>
+          <w:rFonts w:ascii="Segoe UI" w:hAnsi="Segoe UI"/>
+          <w:sz w:val="22"/>
+          <w:color w:val="000000"/>
+        </w:rPr>
+        <w:t>5. Effort tijd instellen &gt; Start &gt; Op voorgrond behouden</w:t>
+      </w:r>
+    </w:p>
+    <w:p>
+      <w:pPr>
+        <w:spacing w:after="60"/>
+        <w:ind w:left="720" w:hanging="360"/>
+      </w:pPr>
+      <w:r>
+        <w:rPr>
+          <w:rFonts w:ascii="Segoe UI" w:hAnsi="Segoe UI"/>
+          <w:sz w:val="22"/>
+        </w:rPr>
+        <w:t>☐  </w:t>
+      </w:r>
+      <w:r>
+        <w:rPr>
+          <w:rFonts w:ascii="Segoe UI" w:hAnsi="Segoe UI"/>
+          <w:sz w:val="22"/>
+        </w:rPr>
+        <w:t>1. Ik heb een aflopende timer in de rechterbovenhoek van het scherm</w:t>
+      </w:r>
+    </w:p>
+    <w:p>
+      <w:pPr>
+        <w:spacing w:after="120"/>
+        <w:ind w:left="360"/>
+      </w:pPr>
+      <w:r>
+        <w:rPr>
+          <w:rFonts w:ascii="Segoe UI" w:hAnsi="Segoe UI"/>
+          <w:sz w:val="22"/>
+          <w:color w:val="000000"/>
+        </w:rPr>
+        <w:t>6. Jira-stopwatch wordt gestart</w:t>
+      </w:r>
+    </w:p>
+    <w:p>
+      <w:pPr>
+        <w:spacing w:after="60"/>
+        <w:ind w:left="720" w:hanging="360"/>
+      </w:pPr>
+      <w:r>
+        <w:rPr>
+          <w:rFonts w:ascii="Segoe UI" w:hAnsi="Segoe UI"/>
+          <w:sz w:val="22"/>
+        </w:rPr>
+        <w:t>☐  </w:t>
+      </w:r>
+      <w:r>
+        <w:rPr>
+          <w:rFonts w:ascii="Segoe UI" w:hAnsi="Segoe UI"/>
+          <w:sz w:val="22"/>
+        </w:rPr>
+        <w:t>1. Ik heb een oplopende stopwatch onder de Jira-beschrijving</w:t>
+      </w:r>
+    </w:p>
+    <w:p>
+      <w:pPr>
+        <w:spacing w:after="120"/>
         <w:ind w:left="180"/>
       </w:pPr>
       <w:r>
@@ -1390,6 +1614,302 @@
     <w:p>
       <w:pPr>
         <w:spacing w:after="120"/>
+        <w:ind w:left="360"/>
+      </w:pPr>
+      <w:r>
+        <w:rPr>
+          <w:rFonts w:ascii="Segoe UI" w:hAnsi="Segoe UI"/>
+          <w:sz w:val="22"/>
+          <w:color w:val="000000"/>
+        </w:rPr>
+        <w:t>7. Aanleiding of probleem (BUGS) helder?</w:t>
+      </w:r>
+    </w:p>
+    <w:p>
+      <w:pPr>
+        <w:spacing w:after="60"/>
+        <w:ind w:left="720" w:hanging="360"/>
+      </w:pPr>
+      <w:r>
+        <w:rPr>
+          <w:rFonts w:ascii="Segoe UI" w:hAnsi="Segoe UI"/>
+          <w:sz w:val="22"/>
+        </w:rPr>
+        <w:t>☐  </w:t>
+      </w:r>
+      <w:r>
+        <w:rPr>
+          <w:rFonts w:ascii="Segoe UI" w:hAnsi="Segoe UI"/>
+          <w:sz w:val="22"/>
+        </w:rPr>
+        <w:t>1. Crosscheck de beschrijving en deel je verbetering</w:t>
+      </w:r>
+    </w:p>
+    <w:p>
+      <w:pPr>
+        <w:spacing w:after="60"/>
+        <w:ind w:left="720" w:hanging="360"/>
+      </w:pPr>
+      <w:r>
+        <w:rPr>
+          <w:rFonts w:ascii="Segoe UI" w:hAnsi="Segoe UI"/>
+          <w:sz w:val="22"/>
+        </w:rPr>
+        <w:t>☐  </w:t>
+      </w:r>
+      <w:r>
+        <w:rPr>
+          <w:rFonts w:ascii="Segoe UI" w:hAnsi="Segoe UI"/>
+          <w:sz w:val="22"/>
+        </w:rPr>
+        <w:t>2. Sta in de schoenen van de ontvanger van een opmerking in Jira</w:t>
+      </w:r>
+    </w:p>
+    <w:p>
+      <w:pPr>
+        <w:spacing w:after="60"/>
+        <w:ind w:left="720" w:hanging="360"/>
+      </w:pPr>
+      <w:r>
+        <w:rPr>
+          <w:rFonts w:ascii="Segoe UI" w:hAnsi="Segoe UI"/>
+          <w:sz w:val="22"/>
+        </w:rPr>
+        <w:t>☐  </w:t>
+      </w:r>
+      <w:r>
+        <w:rPr>
+          <w:rFonts w:ascii="Segoe UI" w:hAnsi="Segoe UI"/>
+          <w:sz w:val="22"/>
+        </w:rPr>
+        <w:t>3. Ook denk je na hoe je opmerking over een jaar zou lezen</w:t>
+      </w:r>
+    </w:p>
+    <w:p>
+      <w:pPr>
+        <w:spacing w:after="120"/>
+        <w:ind w:left="360"/>
+      </w:pPr>
+      <w:r>
+        <w:rPr>
+          <w:rFonts w:ascii="Segoe UI" w:hAnsi="Segoe UI"/>
+          <w:sz w:val="22"/>
+          <w:color w:val="000000"/>
+        </w:rPr>
+        <w:t>8. Is het issue een Bug? (Bug(s) reproduceren!)</w:t>
+      </w:r>
+    </w:p>
+    <w:p>
+      <w:pPr>
+        <w:spacing w:after="60"/>
+        <w:ind w:left="720" w:hanging="360"/>
+      </w:pPr>
+      <w:r>
+        <w:rPr>
+          <w:rFonts w:ascii="Segoe UI" w:hAnsi="Segoe UI"/>
+          <w:sz w:val="22"/>
+        </w:rPr>
+        <w:t>☐  </w:t>
+      </w:r>
+      <w:r>
+        <w:rPr>
+          <w:rFonts w:ascii="Segoe UI" w:hAnsi="Segoe UI"/>
+          <w:sz w:val="22"/>
+        </w:rPr>
+        <w:t>1. Worden alle paden die excepties opleveren afgedekt?</w:t>
+      </w:r>
+    </w:p>
+    <w:p>
+      <w:pPr>
+        <w:spacing w:after="60"/>
+        <w:ind w:left="720" w:hanging="360"/>
+      </w:pPr>
+      <w:r>
+        <w:rPr>
+          <w:rFonts w:ascii="Segoe UI" w:hAnsi="Segoe UI"/>
+          <w:sz w:val="22"/>
+        </w:rPr>
+        <w:t>☐  </w:t>
+      </w:r>
+      <w:r>
+        <w:rPr>
+          <w:rFonts w:ascii="Segoe UI" w:hAnsi="Segoe UI"/>
+          <w:sz w:val="22"/>
+        </w:rPr>
+        <w:t>Als het fout kan gaan, dan gaat het fout</w:t>
+      </w:r>
+    </w:p>
+    <w:p>
+      <w:pPr>
+        <w:spacing w:after="60"/>
+        <w:ind w:left="720" w:hanging="360"/>
+      </w:pPr>
+      <w:r>
+        <w:rPr>
+          <w:rFonts w:ascii="Segoe UI" w:hAnsi="Segoe UI"/>
+          <w:sz w:val="22"/>
+        </w:rPr>
+        <w:t>☐  </w:t>
+      </w:r>
+      <w:r>
+        <w:rPr>
+          <w:rFonts w:ascii="Segoe UI" w:hAnsi="Segoe UI"/>
+          <w:sz w:val="22"/>
+        </w:rPr>
+        <w:t>2. Is de root cause van het probleem bekend?</w:t>
+      </w:r>
+    </w:p>
+    <w:p>
+      <w:pPr>
+        <w:spacing w:after="120"/>
+        <w:ind w:left="360"/>
+      </w:pPr>
+      <w:r>
+        <w:rPr>
+          <w:rFonts w:ascii="Segoe UI" w:hAnsi="Segoe UI"/>
+          <w:sz w:val="22"/>
+          <w:color w:val="000000"/>
+        </w:rPr>
+        <w:t>9. Mogelijke oplossingen bedenken (minimaal 2, bestaande templates gebruiken!)</w:t>
+      </w:r>
+    </w:p>
+    <w:p>
+      <w:pPr>
+        <w:spacing w:after="60"/>
+        <w:ind w:left="720" w:hanging="360"/>
+      </w:pPr>
+      <w:r>
+        <w:rPr>
+          <w:rFonts w:ascii="Segoe UI" w:hAnsi="Segoe UI"/>
+          <w:sz w:val="22"/>
+        </w:rPr>
+        <w:t>☐  </w:t>
+      </w:r>
+      <w:r>
+        <w:rPr>
+          <w:rFonts w:ascii="Segoe UI" w:hAnsi="Segoe UI"/>
+          <w:sz w:val="22"/>
+        </w:rPr>
+        <w:t>1. Gebruik mainstream scenario’s</w:t>
+      </w:r>
+    </w:p>
+    <w:p>
+      <w:pPr>
+        <w:spacing w:after="60"/>
+        <w:ind w:left="720" w:hanging="360"/>
+      </w:pPr>
+      <w:r>
+        <w:rPr>
+          <w:rFonts w:ascii="Segoe UI" w:hAnsi="Segoe UI"/>
+          <w:sz w:val="22"/>
+        </w:rPr>
+        <w:t>☐  </w:t>
+      </w:r>
+      <w:r>
+        <w:rPr>
+          <w:rFonts w:ascii="Segoe UI" w:hAnsi="Segoe UI"/>
+          <w:sz w:val="22"/>
+        </w:rPr>
+        <w:t>2. Zoek referenties</w:t>
+      </w:r>
+    </w:p>
+    <w:p>
+      <w:pPr>
+        <w:spacing w:after="60"/>
+        <w:ind w:left="720" w:hanging="360"/>
+      </w:pPr>
+      <w:r>
+        <w:rPr>
+          <w:rFonts w:ascii="Segoe UI" w:hAnsi="Segoe UI"/>
+          <w:sz w:val="22"/>
+        </w:rPr>
+        <w:t>☐  </w:t>
+      </w:r>
+      <w:r>
+        <w:rPr>
+          <w:rFonts w:ascii="Segoe UI" w:hAnsi="Segoe UI"/>
+          <w:sz w:val="22"/>
+        </w:rPr>
+        <w:t>Is er een handleiding?</w:t>
+      </w:r>
+    </w:p>
+    <w:p>
+      <w:pPr>
+        <w:spacing w:after="60"/>
+        <w:ind w:left="720" w:hanging="360"/>
+      </w:pPr>
+      <w:r>
+        <w:rPr>
+          <w:rFonts w:ascii="Segoe UI" w:hAnsi="Segoe UI"/>
+          <w:sz w:val="22"/>
+        </w:rPr>
+        <w:t>☐  </w:t>
+      </w:r>
+      <w:r>
+        <w:rPr>
+          <w:rFonts w:ascii="Segoe UI" w:hAnsi="Segoe UI"/>
+          <w:sz w:val="22"/>
+        </w:rPr>
+        <w:t>3. Heb ik een voorstel gedaan op het moment dat ik denk dat het, om welke reden dan ook, anders kan?</w:t>
+      </w:r>
+    </w:p>
+    <w:p>
+      <w:pPr>
+        <w:spacing w:after="60"/>
+        <w:ind w:left="720" w:hanging="360"/>
+      </w:pPr>
+      <w:r>
+        <w:rPr>
+          <w:rFonts w:ascii="Segoe UI" w:hAnsi="Segoe UI"/>
+          <w:sz w:val="22"/>
+        </w:rPr>
+        <w:t>☐  </w:t>
+      </w:r>
+      <w:r>
+        <w:rPr>
+          <w:rFonts w:ascii="Segoe UI" w:hAnsi="Segoe UI"/>
+          <w:sz w:val="22"/>
+        </w:rPr>
+        <w:t>Bij akkoord uitvoeren</w:t>
+      </w:r>
+    </w:p>
+    <w:p>
+      <w:pPr>
+        <w:spacing w:after="120"/>
+        <w:ind w:left="360"/>
+      </w:pPr>
+      <w:r>
+        <w:rPr>
+          <w:rFonts w:ascii="Segoe UI" w:hAnsi="Segoe UI"/>
+          <w:sz w:val="22"/>
+          <w:color w:val="000000"/>
+        </w:rPr>
+        <w:t>10. Beste oplossing kiezen (KISS), onderbouwen waarom deze de voorkeur heeft</w:t>
+      </w:r>
+    </w:p>
+    <w:p>
+      <w:pPr>
+        <w:spacing w:after="60"/>
+        <w:ind w:left="720" w:hanging="360"/>
+      </w:pPr>
+      <w:r>
+        <w:rPr>
+          <w:rFonts w:ascii="Segoe UI" w:hAnsi="Segoe UI"/>
+          <w:sz w:val="22"/>
+        </w:rPr>
+        <w:t>☐  </w:t>
+      </w:r>
+      <w:r>
+        <w:rPr>
+          <w:rFonts w:ascii="Segoe UI" w:hAnsi="Segoe UI"/>
+          <w:sz w:val="22"/>
+        </w:rPr>
+        <w:t>1. Expliciete referentie bij gekozen oplossing vermeld?</w:t>
+      </w:r>
+    </w:p>
+    <w:p>
+      <w:pPr>
+        <w:spacing w:after="120"/>
         <w:ind w:left="180"/>
       </w:pPr>
       <w:r>
@@ -1420,6 +1940,74 @@
     <w:p>
       <w:pPr>
         <w:spacing w:after="120"/>
+        <w:ind w:left="360"/>
+      </w:pPr>
+      <w:r>
+        <w:rPr>
+          <w:rFonts w:ascii="Segoe UI" w:hAnsi="Segoe UI"/>
+          <w:sz w:val="22"/>
+          <w:color w:val="000000"/>
+        </w:rPr>
+        <w:t>11. Pauze &gt; Opnieuw instellen &gt; Terug naar volledige weergave</w:t>
+      </w:r>
+    </w:p>
+    <w:p>
+      <w:pPr>
+        <w:spacing w:after="60"/>
+        <w:ind w:left="720" w:hanging="360"/>
+      </w:pPr>
+      <w:r>
+        <w:rPr>
+          <w:rFonts w:ascii="Segoe UI" w:hAnsi="Segoe UI"/>
+          <w:sz w:val="22"/>
+        </w:rPr>
+        <w:t>☐  </w:t>
+      </w:r>
+      <w:r>
+        <w:rPr>
+          <w:rFonts w:ascii="Segoe UI" w:hAnsi="Segoe UI"/>
+          <w:sz w:val="22"/>
+        </w:rPr>
+        <w:t>1. Ik heb voor iedere ETC een opnieuw ingestelde timer</w:t>
+      </w:r>
+    </w:p>
+    <w:p>
+      <w:pPr>
+        <w:spacing w:after="120"/>
+        <w:ind w:left="360"/>
+      </w:pPr>
+      <w:r>
+        <w:rPr>
+          <w:rFonts w:ascii="Segoe UI" w:hAnsi="Segoe UI"/>
+          <w:sz w:val="22"/>
+          <w:color w:val="000000"/>
+        </w:rPr>
+        <w:t>12. Klok minimaliseren</w:t>
+      </w:r>
+    </w:p>
+    <w:p>
+      <w:pPr>
+        <w:spacing w:after="60"/>
+        <w:ind w:left="720" w:hanging="360"/>
+      </w:pPr>
+      <w:r>
+        <w:rPr>
+          <w:rFonts w:ascii="Segoe UI" w:hAnsi="Segoe UI"/>
+          <w:sz w:val="22"/>
+        </w:rPr>
+        <w:t>☐  </w:t>
+      </w:r>
+      <w:r>
+        <w:rPr>
+          <w:rFonts w:ascii="Segoe UI" w:hAnsi="Segoe UI"/>
+          <w:sz w:val="22"/>
+        </w:rPr>
+        <w:t>1. Ik heb een geminimaliseerde klok</w:t>
+      </w:r>
+    </w:p>
+    <w:p>
+      <w:pPr>
+        <w:spacing w:after="120"/>
         <w:ind w:left="180"/>
       </w:pPr>
       <w:r>
@@ -1435,31 +2023,133 @@
     <w:p>
       <w:pPr>
         <w:spacing w:after="120"/>
-        <w:ind w:left="180"/>
-      </w:pPr>
-      <w:r>
-        <w:rPr>
-          <w:rFonts w:ascii="Segoe UI" w:hAnsi="Segoe UI"/>
-          <w:sz w:val="22"/>
-          <w:color w:val="1F497D"/>
-          <w:b/>
-        </w:rPr>
-        <w:t>🔬 307T. Volg de review analyse</w:t>
-      </w:r>
-    </w:p>
-    <w:p>
-      <w:pPr>
-        <w:spacing w:after="120"/>
-        <w:ind w:left="180"/>
-      </w:pPr>
-      <w:r>
-        <w:rPr>
-          <w:rFonts w:ascii="Segoe UI" w:hAnsi="Segoe UI"/>
-          <w:sz w:val="22"/>
-          <w:color w:val="1F497D"/>
-          <w:b/>
-        </w:rPr>
-        <w:t>🔬 307F. Volg de meldplicht</w:t>
+        <w:ind w:left="360"/>
+      </w:pPr>
+      <w:r>
+        <w:rPr>
+          <w:rFonts w:ascii="Segoe UI" w:hAnsi="Segoe UI"/>
+          <w:sz w:val="22"/>
+          <w:color w:val="000000"/>
+        </w:rPr>
+        <w:t>13. Ik heb de bijzonderheden geschreven</w:t>
+      </w:r>
+    </w:p>
+    <w:p>
+      <w:pPr>
+        <w:spacing w:after="60"/>
+        <w:ind w:left="720" w:hanging="360"/>
+      </w:pPr>
+      <w:r>
+        <w:rPr>
+          <w:rFonts w:ascii="Segoe UI" w:hAnsi="Segoe UI"/>
+          <w:sz w:val="22"/>
+        </w:rPr>
+        <w:t>☐  </w:t>
+      </w:r>
+      <w:r>
+        <w:rPr>
+          <w:rFonts w:ascii="Segoe UI" w:hAnsi="Segoe UI"/>
+          <w:sz w:val="22"/>
+        </w:rPr>
+        <w:t>1. Heb ik de bijzonderheden in de Jira-opmerking met de Analyse-header geschreven?</w:t>
+      </w:r>
+    </w:p>
+    <w:p>
+      <w:pPr>
+        <w:spacing w:after="120"/>
+        <w:ind w:left="180"/>
+      </w:pPr>
+      <w:r>
+        <w:rPr>
+          <w:rFonts w:ascii="Segoe UI" w:hAnsi="Segoe UI"/>
+          <w:sz w:val="22"/>
+          <w:color w:val="1F497D"/>
+          <w:b/>
+        </w:rPr>
+        <w:t>🔬 307T. Volg de meldplicht</w:t>
+      </w:r>
+    </w:p>
+    <w:p>
+      <w:pPr>
+        <w:spacing w:after="120"/>
+        <w:ind w:left="360"/>
+      </w:pPr>
+      <w:r>
+        <w:rPr>
+          <w:rFonts w:ascii="Segoe UI" w:hAnsi="Segoe UI"/>
+          <w:sz w:val="22"/>
+          <w:color w:val="000000"/>
+        </w:rPr>
+        <w:t>14. Naar flowchartpagina van meldplicht navigeren</w:t>
+      </w:r>
+    </w:p>
+    <w:p>
+      <w:pPr>
+        <w:spacing w:after="60"/>
+        <w:ind w:left="720" w:hanging="360"/>
+      </w:pPr>
+      <w:r>
+        <w:rPr>
+          <w:rFonts w:ascii="Segoe UI" w:hAnsi="Segoe UI"/>
+          <w:sz w:val="22"/>
+        </w:rPr>
+        <w:t>☐  </w:t>
+      </w:r>
+      <w:r>
+        <w:rPr>
+          <w:rFonts w:ascii="Segoe UI" w:hAnsi="Segoe UI"/>
+          <w:sz w:val="22"/>
+        </w:rPr>
+        <w:t>1. Ik heb de flowchartpagina van meldplicht voor me liggen</w:t>
+      </w:r>
+    </w:p>
+    <w:p>
+      <w:pPr>
+        <w:spacing w:after="120"/>
+        <w:ind w:left="180"/>
+      </w:pPr>
+      <w:r>
+        <w:rPr>
+          <w:rFonts w:ascii="Segoe UI" w:hAnsi="Segoe UI"/>
+          <w:sz w:val="22"/>
+          <w:color w:val="1F497D"/>
+          <w:b/>
+        </w:rPr>
+        <w:t>🔬 307F. Volg de review analyse</w:t>
+      </w:r>
+    </w:p>
+    <w:p>
+      <w:pPr>
+        <w:spacing w:after="120"/>
+        <w:ind w:left="360"/>
+      </w:pPr>
+      <w:r>
+        <w:rPr>
+          <w:rFonts w:ascii="Segoe UI" w:hAnsi="Segoe UI"/>
+          <w:sz w:val="22"/>
+          <w:color w:val="000000"/>
+        </w:rPr>
+        <w:t>15. Naar volgende flowchartpagina navigeren</w:t>
+      </w:r>
+    </w:p>
+    <w:p>
+      <w:pPr>
+        <w:spacing w:after="60"/>
+        <w:ind w:left="720" w:hanging="360"/>
+      </w:pPr>
+      <w:r>
+        <w:rPr>
+          <w:rFonts w:ascii="Segoe UI" w:hAnsi="Segoe UI"/>
+          <w:sz w:val="22"/>
+        </w:rPr>
+        <w:t>☐  </w:t>
+      </w:r>
+      <w:r>
+        <w:rPr>
+          <w:rFonts w:ascii="Segoe UI" w:hAnsi="Segoe UI"/>
+          <w:sz w:val="22"/>
+        </w:rPr>
+        <w:t>1. Ik heb de flowchartpagina van review analyse voor me liggen</w:t>
       </w:r>
     </w:p>
     <w:p>
@@ -1495,6 +2185,108 @@
     <w:p>
       <w:pPr>
         <w:spacing w:after="120"/>
+        <w:ind w:left="360"/>
+      </w:pPr>
+      <w:r>
+        <w:rPr>
+          <w:rFonts w:ascii="Segoe UI" w:hAnsi="Segoe UI"/>
+          <w:sz w:val="22"/>
+          <w:color w:val="000000"/>
+        </w:rPr>
+        <w:t>16. Start &gt; Klok &gt; menu &gt; Timer</w:t>
+      </w:r>
+    </w:p>
+    <w:p>
+      <w:pPr>
+        <w:spacing w:after="60"/>
+        <w:ind w:left="720" w:hanging="360"/>
+      </w:pPr>
+      <w:r>
+        <w:rPr>
+          <w:rFonts w:ascii="Segoe UI" w:hAnsi="Segoe UI"/>
+          <w:sz w:val="22"/>
+        </w:rPr>
+        <w:t>☐  </w:t>
+      </w:r>
+      <w:r>
+        <w:rPr>
+          <w:rFonts w:ascii="Segoe UI" w:hAnsi="Segoe UI"/>
+          <w:sz w:val="22"/>
+        </w:rPr>
+        <w:t>1. Ik heb voor iedere ETC een timer</w:t>
+      </w:r>
+    </w:p>
+    <w:p>
+      <w:pPr>
+        <w:spacing w:after="120"/>
+        <w:ind w:left="360"/>
+      </w:pPr>
+      <w:r>
+        <w:rPr>
+          <w:rFonts w:ascii="Segoe UI" w:hAnsi="Segoe UI"/>
+          <w:sz w:val="22"/>
+          <w:color w:val="000000"/>
+        </w:rPr>
+        <w:t>17. Effort tijd instellen &gt; Start &gt; Op voorgrond behouden</w:t>
+      </w:r>
+    </w:p>
+    <w:p>
+      <w:pPr>
+        <w:spacing w:after="60"/>
+        <w:ind w:left="720" w:hanging="360"/>
+      </w:pPr>
+      <w:r>
+        <w:rPr>
+          <w:rFonts w:ascii="Segoe UI" w:hAnsi="Segoe UI"/>
+          <w:sz w:val="22"/>
+        </w:rPr>
+        <w:t>☐  </w:t>
+      </w:r>
+      <w:r>
+        <w:rPr>
+          <w:rFonts w:ascii="Segoe UI" w:hAnsi="Segoe UI"/>
+          <w:sz w:val="22"/>
+        </w:rPr>
+        <w:t>1. Ik heb een aflopende timer in de rechterbovenhoek van het scherm</w:t>
+      </w:r>
+    </w:p>
+    <w:p>
+      <w:pPr>
+        <w:spacing w:after="120"/>
+        <w:ind w:left="360"/>
+      </w:pPr>
+      <w:r>
+        <w:rPr>
+          <w:rFonts w:ascii="Segoe UI" w:hAnsi="Segoe UI"/>
+          <w:sz w:val="22"/>
+          <w:color w:val="000000"/>
+        </w:rPr>
+        <w:t>18. Jira-stopwatch wordt gestart</w:t>
+      </w:r>
+    </w:p>
+    <w:p>
+      <w:pPr>
+        <w:spacing w:after="60"/>
+        <w:ind w:left="720" w:hanging="360"/>
+      </w:pPr>
+      <w:r>
+        <w:rPr>
+          <w:rFonts w:ascii="Segoe UI" w:hAnsi="Segoe UI"/>
+          <w:sz w:val="22"/>
+        </w:rPr>
+        <w:t>☐  </w:t>
+      </w:r>
+      <w:r>
+        <w:rPr>
+          <w:rFonts w:ascii="Segoe UI" w:hAnsi="Segoe UI"/>
+          <w:sz w:val="22"/>
+        </w:rPr>
+        <w:t>1. Ik heb een oplopende stopwatch onder de Jira-beschrijving</w:t>
+      </w:r>
+    </w:p>
+    <w:p>
+      <w:pPr>
+        <w:spacing w:after="120"/>
         <w:ind w:left="180"/>
       </w:pPr>
       <w:r>
@@ -1510,6 +2302,94 @@
     <w:p>
       <w:pPr>
         <w:spacing w:after="120"/>
+        <w:ind w:left="360"/>
+      </w:pPr>
+      <w:r>
+        <w:rPr>
+          <w:rFonts w:ascii="Segoe UI" w:hAnsi="Segoe UI"/>
+          <w:sz w:val="22"/>
+          <w:color w:val="000000"/>
+        </w:rPr>
+        <w:t>19. Hoe lang denk je nog nodig te hebben?</w:t>
+      </w:r>
+    </w:p>
+    <w:p>
+      <w:pPr>
+        <w:spacing w:after="120"/>
+        <w:ind w:left="360"/>
+      </w:pPr>
+      <w:r>
+        <w:rPr>
+          <w:rFonts w:ascii="Segoe UI" w:hAnsi="Segoe UI"/>
+          <w:sz w:val="22"/>
+          <w:color w:val="000000"/>
+        </w:rPr>
+        <w:t>20. Past het binnen de 150%? Tijdtrigger gehaald?</w:t>
+      </w:r>
+    </w:p>
+    <w:p>
+      <w:pPr>
+        <w:spacing w:after="60"/>
+        <w:ind w:left="720" w:hanging="360"/>
+      </w:pPr>
+      <w:r>
+        <w:rPr>
+          <w:rFonts w:ascii="Segoe UI" w:hAnsi="Segoe UI"/>
+          <w:sz w:val="22"/>
+        </w:rPr>
+        <w:t>☐  </w:t>
+      </w:r>
+      <w:r>
+        <w:rPr>
+          <w:rFonts w:ascii="Segoe UI" w:hAnsi="Segoe UI"/>
+          <w:sz w:val="22"/>
+        </w:rPr>
+        <w:t>1. Heb ik voldoende zoektermen gebruikt?</w:t>
+      </w:r>
+    </w:p>
+    <w:p>
+      <w:pPr>
+        <w:spacing w:after="60"/>
+        <w:ind w:left="720" w:hanging="360"/>
+      </w:pPr>
+      <w:r>
+        <w:rPr>
+          <w:rFonts w:ascii="Segoe UI" w:hAnsi="Segoe UI"/>
+          <w:sz w:val="22"/>
+        </w:rPr>
+        <w:t>☐  </w:t>
+      </w:r>
+      <w:r>
+        <w:rPr>
+          <w:rFonts w:ascii="Segoe UI" w:hAnsi="Segoe UI"/>
+          <w:sz w:val="22"/>
+        </w:rPr>
+        <w:t>2. Staan er dingen in die niet bij de opdracht horen?</w:t>
+      </w:r>
+    </w:p>
+    <w:p>
+      <w:pPr>
+        <w:spacing w:after="60"/>
+        <w:ind w:left="720" w:hanging="360"/>
+      </w:pPr>
+      <w:r>
+        <w:rPr>
+          <w:rFonts w:ascii="Segoe UI" w:hAnsi="Segoe UI"/>
+          <w:sz w:val="22"/>
+        </w:rPr>
+        <w:t>☐  </w:t>
+      </w:r>
+      <w:r>
+        <w:rPr>
+          <w:rFonts w:ascii="Segoe UI" w:hAnsi="Segoe UI"/>
+          <w:sz w:val="22"/>
+        </w:rPr>
+        <w:t>3. Is het eerder gebeurd?</w:t>
+      </w:r>
+    </w:p>
+    <w:p>
+      <w:pPr>
+        <w:spacing w:after="120"/>
         <w:ind w:left="180"/>
       </w:pPr>
       <w:r>
@@ -1540,6 +2420,108 @@
     <w:p>
       <w:pPr>
         <w:spacing w:after="120"/>
+        <w:ind w:left="360"/>
+      </w:pPr>
+      <w:r>
+        <w:rPr>
+          <w:rFonts w:ascii="Segoe UI" w:hAnsi="Segoe UI"/>
+          <w:sz w:val="22"/>
+          <w:color w:val="000000"/>
+        </w:rPr>
+        <w:t>21. Pauze &gt; Opnieuw instellen &gt; Terug naar volledige weergave</w:t>
+      </w:r>
+    </w:p>
+    <w:p>
+      <w:pPr>
+        <w:spacing w:after="60"/>
+        <w:ind w:left="720" w:hanging="360"/>
+      </w:pPr>
+      <w:r>
+        <w:rPr>
+          <w:rFonts w:ascii="Segoe UI" w:hAnsi="Segoe UI"/>
+          <w:sz w:val="22"/>
+        </w:rPr>
+        <w:t>☐  </w:t>
+      </w:r>
+      <w:r>
+        <w:rPr>
+          <w:rFonts w:ascii="Segoe UI" w:hAnsi="Segoe UI"/>
+          <w:sz w:val="22"/>
+        </w:rPr>
+        <w:t>1. Ik heb voor iedere ETC een opnieuw ingestelde timer</w:t>
+      </w:r>
+    </w:p>
+    <w:p>
+      <w:pPr>
+        <w:spacing w:after="120"/>
+        <w:ind w:left="360"/>
+      </w:pPr>
+      <w:r>
+        <w:rPr>
+          <w:rFonts w:ascii="Segoe UI" w:hAnsi="Segoe UI"/>
+          <w:sz w:val="22"/>
+          <w:color w:val="000000"/>
+        </w:rPr>
+        <w:t>22. Effort tijd instellen &gt; Start &gt; Op voorgrond behouden</w:t>
+      </w:r>
+    </w:p>
+    <w:p>
+      <w:pPr>
+        <w:spacing w:after="60"/>
+        <w:ind w:left="720" w:hanging="360"/>
+      </w:pPr>
+      <w:r>
+        <w:rPr>
+          <w:rFonts w:ascii="Segoe UI" w:hAnsi="Segoe UI"/>
+          <w:sz w:val="22"/>
+        </w:rPr>
+        <w:t>☐  </w:t>
+      </w:r>
+      <w:r>
+        <w:rPr>
+          <w:rFonts w:ascii="Segoe UI" w:hAnsi="Segoe UI"/>
+          <w:sz w:val="22"/>
+        </w:rPr>
+        <w:t>1. Ik heb een aflopende timer in de rechterbovenhoek van het scherm</w:t>
+      </w:r>
+    </w:p>
+    <w:p>
+      <w:pPr>
+        <w:spacing w:after="120"/>
+        <w:ind w:left="360"/>
+      </w:pPr>
+      <w:r>
+        <w:rPr>
+          <w:rFonts w:ascii="Segoe UI" w:hAnsi="Segoe UI"/>
+          <w:sz w:val="22"/>
+          <w:color w:val="000000"/>
+        </w:rPr>
+        <w:t>23. Jira-stopwatch wordt gestart</w:t>
+      </w:r>
+    </w:p>
+    <w:p>
+      <w:pPr>
+        <w:spacing w:after="60"/>
+        <w:ind w:left="720" w:hanging="360"/>
+      </w:pPr>
+      <w:r>
+        <w:rPr>
+          <w:rFonts w:ascii="Segoe UI" w:hAnsi="Segoe UI"/>
+          <w:sz w:val="22"/>
+        </w:rPr>
+        <w:t>☐  </w:t>
+      </w:r>
+      <w:r>
+        <w:rPr>
+          <w:rFonts w:ascii="Segoe UI" w:hAnsi="Segoe UI"/>
+          <w:sz w:val="22"/>
+        </w:rPr>
+        <w:t>1. Ik heb een oplopende stopwatch onder de Jira-beschrijving</w:t>
+      </w:r>
+    </w:p>
+    <w:p>
+      <w:pPr>
+        <w:spacing w:after="120"/>
         <w:ind w:left="180"/>
       </w:pPr>
       <w:r>
@@ -1555,6 +2537,74 @@
     <w:p>
       <w:pPr>
         <w:spacing w:after="120"/>
+        <w:ind w:left="360"/>
+      </w:pPr>
+      <w:r>
+        <w:rPr>
+          <w:rFonts w:ascii="Segoe UI" w:hAnsi="Segoe UI"/>
+          <w:sz w:val="22"/>
+          <w:color w:val="000000"/>
+        </w:rPr>
+        <w:t>24. Pauze &gt; Opnieuw instellen &gt; Terug naar volledige weergave</w:t>
+      </w:r>
+    </w:p>
+    <w:p>
+      <w:pPr>
+        <w:spacing w:after="60"/>
+        <w:ind w:left="720" w:hanging="360"/>
+      </w:pPr>
+      <w:r>
+        <w:rPr>
+          <w:rFonts w:ascii="Segoe UI" w:hAnsi="Segoe UI"/>
+          <w:sz w:val="22"/>
+        </w:rPr>
+        <w:t>☐  </w:t>
+      </w:r>
+      <w:r>
+        <w:rPr>
+          <w:rFonts w:ascii="Segoe UI" w:hAnsi="Segoe UI"/>
+          <w:sz w:val="22"/>
+        </w:rPr>
+        <w:t>1. Ik heb voor iedere ETC een opnieuw ingestelde timer</w:t>
+      </w:r>
+    </w:p>
+    <w:p>
+      <w:pPr>
+        <w:spacing w:after="120"/>
+        <w:ind w:left="360"/>
+      </w:pPr>
+      <w:r>
+        <w:rPr>
+          <w:rFonts w:ascii="Segoe UI" w:hAnsi="Segoe UI"/>
+          <w:sz w:val="22"/>
+          <w:color w:val="000000"/>
+        </w:rPr>
+        <w:t>25. Klok minimaliseren</w:t>
+      </w:r>
+    </w:p>
+    <w:p>
+      <w:pPr>
+        <w:spacing w:after="60"/>
+        <w:ind w:left="720" w:hanging="360"/>
+      </w:pPr>
+      <w:r>
+        <w:rPr>
+          <w:rFonts w:ascii="Segoe UI" w:hAnsi="Segoe UI"/>
+          <w:sz w:val="22"/>
+        </w:rPr>
+        <w:t>☐  </w:t>
+      </w:r>
+      <w:r>
+        <w:rPr>
+          <w:rFonts w:ascii="Segoe UI" w:hAnsi="Segoe UI"/>
+          <w:sz w:val="22"/>
+        </w:rPr>
+        <w:t>1. Ik heb een geminimaliseerde klok</w:t>
+      </w:r>
+    </w:p>
+    <w:p>
+      <w:pPr>
+        <w:spacing w:after="120"/>
         <w:ind w:left="180"/>
       </w:pPr>
       <w:r>
@@ -1569,6 +2619,248 @@
     </w:p>
     <w:p>
       <w:pPr>
+        <w:spacing w:after="60"/>
+        <w:ind w:left="540" w:hanging="360"/>
+      </w:pPr>
+      <w:r>
+        <w:rPr>
+          <w:rFonts w:ascii="Segoe UI" w:hAnsi="Segoe UI"/>
+          <w:sz w:val="22"/>
+        </w:rPr>
+        <w:t>☐  </w:t>
+      </w:r>
+      <w:r>
+        <w:rPr>
+          <w:rFonts w:ascii="Segoe UI" w:hAnsi="Segoe UI"/>
+          <w:sz w:val="22"/>
+        </w:rPr>
+        <w:t>1. Heb ik voldoende zoektermen gebruikt?</w:t>
+      </w:r>
+    </w:p>
+    <w:p>
+      <w:pPr>
+        <w:spacing w:after="60"/>
+        <w:ind w:left="540" w:hanging="360"/>
+      </w:pPr>
+      <w:r>
+        <w:rPr>
+          <w:rFonts w:ascii="Segoe UI" w:hAnsi="Segoe UI"/>
+          <w:sz w:val="22"/>
+        </w:rPr>
+        <w:t>☐  </w:t>
+      </w:r>
+      <w:r>
+        <w:rPr>
+          <w:rFonts w:ascii="Segoe UI" w:hAnsi="Segoe UI"/>
+          <w:sz w:val="22"/>
+        </w:rPr>
+        <w:t>2. Staan er dingen in die niet bij de opdracht horen?</w:t>
+      </w:r>
+    </w:p>
+    <w:p>
+      <w:pPr>
+        <w:spacing w:after="60"/>
+        <w:ind w:left="540" w:hanging="360"/>
+      </w:pPr>
+      <w:r>
+        <w:rPr>
+          <w:rFonts w:ascii="Segoe UI" w:hAnsi="Segoe UI"/>
+          <w:sz w:val="22"/>
+        </w:rPr>
+        <w:t>☐  </w:t>
+      </w:r>
+      <w:r>
+        <w:rPr>
+          <w:rFonts w:ascii="Segoe UI" w:hAnsi="Segoe UI"/>
+          <w:sz w:val="22"/>
+        </w:rPr>
+        <w:t>3. Is het eerder gebeurd?</w:t>
+      </w:r>
+    </w:p>
+    <w:p>
+      <w:pPr>
+        <w:spacing w:after="120"/>
+        <w:ind w:left="360"/>
+      </w:pPr>
+      <w:r>
+        <w:rPr>
+          <w:rFonts w:ascii="Segoe UI" w:hAnsi="Segoe UI"/>
+          <w:sz w:val="22"/>
+          <w:color w:val="000000"/>
+        </w:rPr>
+        <w:t>26. Hoe heeft het zo lang kunnen duren?</w:t>
+      </w:r>
+    </w:p>
+    <w:p>
+      <w:pPr>
+        <w:spacing w:after="60"/>
+        <w:ind w:left="720" w:hanging="360"/>
+      </w:pPr>
+      <w:r>
+        <w:rPr>
+          <w:rFonts w:ascii="Segoe UI" w:hAnsi="Segoe UI"/>
+          <w:sz w:val="22"/>
+        </w:rPr>
+        <w:t>☐  </w:t>
+      </w:r>
+      <w:r>
+        <w:rPr>
+          <w:rFonts w:ascii="Segoe UI" w:hAnsi="Segoe UI"/>
+          <w:sz w:val="22"/>
+        </w:rPr>
+        <w:t>1. Heb ik voldoende zoektermen gebruikt?</w:t>
+      </w:r>
+    </w:p>
+    <w:p>
+      <w:pPr>
+        <w:spacing w:after="60"/>
+        <w:ind w:left="720" w:hanging="360"/>
+      </w:pPr>
+      <w:r>
+        <w:rPr>
+          <w:rFonts w:ascii="Segoe UI" w:hAnsi="Segoe UI"/>
+          <w:sz w:val="22"/>
+        </w:rPr>
+        <w:t>☐  </w:t>
+      </w:r>
+      <w:r>
+        <w:rPr>
+          <w:rFonts w:ascii="Segoe UI" w:hAnsi="Segoe UI"/>
+          <w:sz w:val="22"/>
+        </w:rPr>
+        <w:t>2. Staan er dingen in die niet bij de opdracht horen?</w:t>
+      </w:r>
+    </w:p>
+    <w:p>
+      <w:pPr>
+        <w:spacing w:after="60"/>
+        <w:ind w:left="720" w:hanging="360"/>
+      </w:pPr>
+      <w:r>
+        <w:rPr>
+          <w:rFonts w:ascii="Segoe UI" w:hAnsi="Segoe UI"/>
+          <w:sz w:val="22"/>
+        </w:rPr>
+        <w:t>☐  </w:t>
+      </w:r>
+      <w:r>
+        <w:rPr>
+          <w:rFonts w:ascii="Segoe UI" w:hAnsi="Segoe UI"/>
+          <w:sz w:val="22"/>
+        </w:rPr>
+        <w:t>3. Is het eerder gebeurd?</w:t>
+      </w:r>
+    </w:p>
+    <w:p>
+      <w:pPr>
+        <w:spacing w:after="120"/>
+        <w:ind w:left="360"/>
+      </w:pPr>
+      <w:r>
+        <w:rPr>
+          <w:rFonts w:ascii="Segoe UI" w:hAnsi="Segoe UI"/>
+          <w:sz w:val="22"/>
+          <w:color w:val="000000"/>
+        </w:rPr>
+        <w:t>27. Zijn er snellere methodieken mogelijk?</w:t>
+      </w:r>
+    </w:p>
+    <w:p>
+      <w:pPr>
+        <w:spacing w:after="60"/>
+        <w:ind w:left="720" w:hanging="360"/>
+      </w:pPr>
+      <w:r>
+        <w:rPr>
+          <w:rFonts w:ascii="Segoe UI" w:hAnsi="Segoe UI"/>
+          <w:sz w:val="22"/>
+        </w:rPr>
+        <w:t>☐  </w:t>
+      </w:r>
+      <w:r>
+        <w:rPr>
+          <w:rFonts w:ascii="Segoe UI" w:hAnsi="Segoe UI"/>
+          <w:sz w:val="22"/>
+        </w:rPr>
+        <w:t>1. Heb ik voldoende zoektermen gebruikt?</w:t>
+      </w:r>
+    </w:p>
+    <w:p>
+      <w:pPr>
+        <w:spacing w:after="60"/>
+        <w:ind w:left="720" w:hanging="360"/>
+      </w:pPr>
+      <w:r>
+        <w:rPr>
+          <w:rFonts w:ascii="Segoe UI" w:hAnsi="Segoe UI"/>
+          <w:sz w:val="22"/>
+        </w:rPr>
+        <w:t>☐  </w:t>
+      </w:r>
+      <w:r>
+        <w:rPr>
+          <w:rFonts w:ascii="Segoe UI" w:hAnsi="Segoe UI"/>
+          <w:sz w:val="22"/>
+        </w:rPr>
+        <w:t>2. Staan er dingen in die niet bij de opdracht horen?</w:t>
+      </w:r>
+    </w:p>
+    <w:p>
+      <w:pPr>
+        <w:spacing w:after="60"/>
+        <w:ind w:left="720" w:hanging="360"/>
+      </w:pPr>
+      <w:r>
+        <w:rPr>
+          <w:rFonts w:ascii="Segoe UI" w:hAnsi="Segoe UI"/>
+          <w:sz w:val="22"/>
+        </w:rPr>
+        <w:t>☐  </w:t>
+      </w:r>
+      <w:r>
+        <w:rPr>
+          <w:rFonts w:ascii="Segoe UI" w:hAnsi="Segoe UI"/>
+          <w:sz w:val="22"/>
+        </w:rPr>
+        <w:t>3. Is het eerder gebeurd?</w:t>
+      </w:r>
+    </w:p>
+    <w:p>
+      <w:pPr>
+        <w:spacing w:after="120"/>
+        <w:ind w:left="360"/>
+      </w:pPr>
+      <w:r>
+        <w:rPr>
+          <w:rFonts w:ascii="Segoe UI" w:hAnsi="Segoe UI"/>
+          <w:sz w:val="22"/>
+          <w:color w:val="000000"/>
+        </w:rPr>
+        <w:t>28. Heb ik mijn antwoorden getest voordat ik JW spreek?</w:t>
+      </w:r>
+    </w:p>
+    <w:p>
+      <w:pPr>
+        <w:spacing w:after="60"/>
+        <w:ind w:left="720" w:hanging="360"/>
+      </w:pPr>
+      <w:r>
+        <w:rPr>
+          <w:rFonts w:ascii="Segoe UI" w:hAnsi="Segoe UI"/>
+          <w:sz w:val="22"/>
+        </w:rPr>
+        <w:t>☐  </w:t>
+      </w:r>
+      <w:r>
+        <w:rPr>
+          <w:rFonts w:ascii="Segoe UI" w:hAnsi="Segoe UI"/>
+          <w:sz w:val="22"/>
+        </w:rPr>
+        <w:t>1. Heb ik de grootste oorzaak kunnen vinden?</w:t>
+      </w:r>
+    </w:p>
+    <w:p>
+      <w:pPr>
         <w:spacing w:after="120"/>
         <w:ind w:left="180"/>
       </w:pPr>
@@ -1580,6 +2872,74 @@
           <w:b/>
         </w:rPr>
         <w:t>🔬 314. Stop timer (4 min)</w:t>
+      </w:r>
+    </w:p>
+    <w:p>
+      <w:pPr>
+        <w:spacing w:after="120"/>
+        <w:ind w:left="360"/>
+      </w:pPr>
+      <w:r>
+        <w:rPr>
+          <w:rFonts w:ascii="Segoe UI" w:hAnsi="Segoe UI"/>
+          <w:sz w:val="22"/>
+          <w:color w:val="000000"/>
+        </w:rPr>
+        <w:t>29. Pauze &gt; Opnieuw instellen &gt; Terug naar volledige weergave</w:t>
+      </w:r>
+    </w:p>
+    <w:p>
+      <w:pPr>
+        <w:spacing w:after="60"/>
+        <w:ind w:left="720" w:hanging="360"/>
+      </w:pPr>
+      <w:r>
+        <w:rPr>
+          <w:rFonts w:ascii="Segoe UI" w:hAnsi="Segoe UI"/>
+          <w:sz w:val="22"/>
+        </w:rPr>
+        <w:t>☐  </w:t>
+      </w:r>
+      <w:r>
+        <w:rPr>
+          <w:rFonts w:ascii="Segoe UI" w:hAnsi="Segoe UI"/>
+          <w:sz w:val="22"/>
+        </w:rPr>
+        <w:t>1. Ik heb voor iedere ETC een opnieuw ingestelde timer</w:t>
+      </w:r>
+    </w:p>
+    <w:p>
+      <w:pPr>
+        <w:spacing w:after="120"/>
+        <w:ind w:left="360"/>
+      </w:pPr>
+      <w:r>
+        <w:rPr>
+          <w:rFonts w:ascii="Segoe UI" w:hAnsi="Segoe UI"/>
+          <w:sz w:val="22"/>
+          <w:color w:val="000000"/>
+        </w:rPr>
+        <w:t>30. Klok minimaliseren</w:t>
+      </w:r>
+    </w:p>
+    <w:p>
+      <w:pPr>
+        <w:spacing w:after="60"/>
+        <w:ind w:left="720" w:hanging="360"/>
+      </w:pPr>
+      <w:r>
+        <w:rPr>
+          <w:rFonts w:ascii="Segoe UI" w:hAnsi="Segoe UI"/>
+          <w:sz w:val="22"/>
+        </w:rPr>
+        <w:t>☐  </w:t>
+      </w:r>
+      <w:r>
+        <w:rPr>
+          <w:rFonts w:ascii="Segoe UI" w:hAnsi="Segoe UI"/>
+          <w:sz w:val="22"/>
+        </w:rPr>
+        <w:t>1. Ik heb een geminimaliseerde klok</w:t>
       </w:r>
     </w:p>
     <w:p>
@@ -1663,26 +3023,6 @@
     </w:p>
     <w:p>
       <w:pPr>
-        <w:spacing w:after="60"/>
-        <w:ind w:left="720" w:hanging="360"/>
-      </w:pPr>
-      <w:r>
-        <w:rPr>
-          <w:rFonts w:ascii="Segoe UI" w:hAnsi="Segoe UI"/>
-          <w:sz w:val="22"/>
-        </w:rPr>
-        <w:t>☐  </w:t>
-      </w:r>
-      <w:r>
-        <w:rPr>
-          <w:rFonts w:ascii="Segoe UI" w:hAnsi="Segoe UI"/>
-          <w:sz w:val="22"/>
-        </w:rPr>
-        <w:t>1. Meldplicht indien Jira-uitvoerder NIET medewerker is</w:t>
-      </w:r>
-    </w:p>
-    <w:p>
-      <w:pPr>
         <w:spacing w:after="120"/>
         <w:ind w:left="360"/>
       </w:pPr>
@@ -2209,6 +3549,108 @@
     <w:p>
       <w:pPr>
         <w:spacing w:after="120"/>
+        <w:ind w:left="360"/>
+      </w:pPr>
+      <w:r>
+        <w:rPr>
+          <w:rFonts w:ascii="Segoe UI" w:hAnsi="Segoe UI"/>
+          <w:sz w:val="22"/>
+          <w:color w:val="000000"/>
+        </w:rPr>
+        <w:t>1. Jira-uitvoerder is medewerker</w:t>
+      </w:r>
+    </w:p>
+    <w:p>
+      <w:pPr>
+        <w:spacing w:after="60"/>
+        <w:ind w:left="720" w:hanging="360"/>
+      </w:pPr>
+      <w:r>
+        <w:rPr>
+          <w:rFonts w:ascii="Segoe UI" w:hAnsi="Segoe UI"/>
+          <w:sz w:val="22"/>
+        </w:rPr>
+        <w:t>☐  </w:t>
+      </w:r>
+      <w:r>
+        <w:rPr>
+          <w:rFonts w:ascii="Segoe UI" w:hAnsi="Segoe UI"/>
+          <w:sz w:val="22"/>
+        </w:rPr>
+        <w:t>1. Meldplicht indien Jira-uitvoerder NIET medewerker is</w:t>
+      </w:r>
+    </w:p>
+    <w:p>
+      <w:pPr>
+        <w:spacing w:after="120"/>
+        <w:ind w:left="360"/>
+      </w:pPr>
+      <w:r>
+        <w:rPr>
+          <w:rFonts w:ascii="Segoe UI" w:hAnsi="Segoe UI"/>
+          <w:sz w:val="22"/>
+          <w:color w:val="000000"/>
+        </w:rPr>
+        <w:t>2. Jira-status is Review analyse</w:t>
+      </w:r>
+    </w:p>
+    <w:p>
+      <w:pPr>
+        <w:spacing w:after="60"/>
+        <w:ind w:left="720" w:hanging="360"/>
+      </w:pPr>
+      <w:r>
+        <w:rPr>
+          <w:rFonts w:ascii="Segoe UI" w:hAnsi="Segoe UI"/>
+          <w:sz w:val="22"/>
+        </w:rPr>
+        <w:t>☐  </w:t>
+      </w:r>
+      <w:r>
+        <w:rPr>
+          <w:rFonts w:ascii="Segoe UI" w:hAnsi="Segoe UI"/>
+          <w:sz w:val="22"/>
+        </w:rPr>
+        <w:t>1. Meldplicht indien Jira-status NIET Review analyse is</w:t>
+      </w:r>
+    </w:p>
+    <w:p>
+      <w:pPr>
+        <w:spacing w:after="120"/>
+        <w:ind w:left="360"/>
+      </w:pPr>
+      <w:r>
+        <w:rPr>
+          <w:rFonts w:ascii="Segoe UI" w:hAnsi="Segoe UI"/>
+          <w:sz w:val="22"/>
+          <w:color w:val="000000"/>
+        </w:rPr>
+        <w:t>3. Jira-status wordt Ontwerp</w:t>
+      </w:r>
+    </w:p>
+    <w:p>
+      <w:pPr>
+        <w:spacing w:after="60"/>
+        <w:ind w:left="720" w:hanging="360"/>
+      </w:pPr>
+      <w:r>
+        <w:rPr>
+          <w:rFonts w:ascii="Segoe UI" w:hAnsi="Segoe UI"/>
+          <w:sz w:val="22"/>
+        </w:rPr>
+        <w:t>☐  </w:t>
+      </w:r>
+      <w:r>
+        <w:rPr>
+          <w:rFonts w:ascii="Segoe UI" w:hAnsi="Segoe UI"/>
+          <w:sz w:val="22"/>
+        </w:rPr>
+        <w:t>1. Ik heb de Jira-titel gelezen</w:t>
+      </w:r>
+    </w:p>
+    <w:p>
+      <w:pPr>
+        <w:spacing w:after="120"/>
         <w:ind w:left="180"/>
       </w:pPr>
       <w:r>
@@ -2224,6 +3666,108 @@
     <w:p>
       <w:pPr>
         <w:spacing w:after="120"/>
+        <w:ind w:left="360"/>
+      </w:pPr>
+      <w:r>
+        <w:rPr>
+          <w:rFonts w:ascii="Segoe UI" w:hAnsi="Segoe UI"/>
+          <w:sz w:val="22"/>
+          <w:color w:val="000000"/>
+        </w:rPr>
+        <w:t>4. Start &gt; Klok &gt; menu &gt; Timer</w:t>
+      </w:r>
+    </w:p>
+    <w:p>
+      <w:pPr>
+        <w:spacing w:after="60"/>
+        <w:ind w:left="720" w:hanging="360"/>
+      </w:pPr>
+      <w:r>
+        <w:rPr>
+          <w:rFonts w:ascii="Segoe UI" w:hAnsi="Segoe UI"/>
+          <w:sz w:val="22"/>
+        </w:rPr>
+        <w:t>☐  </w:t>
+      </w:r>
+      <w:r>
+        <w:rPr>
+          <w:rFonts w:ascii="Segoe UI" w:hAnsi="Segoe UI"/>
+          <w:sz w:val="22"/>
+        </w:rPr>
+        <w:t>1. Ik heb voor iedere ETC een timer</w:t>
+      </w:r>
+    </w:p>
+    <w:p>
+      <w:pPr>
+        <w:spacing w:after="120"/>
+        <w:ind w:left="360"/>
+      </w:pPr>
+      <w:r>
+        <w:rPr>
+          <w:rFonts w:ascii="Segoe UI" w:hAnsi="Segoe UI"/>
+          <w:sz w:val="22"/>
+          <w:color w:val="000000"/>
+        </w:rPr>
+        <w:t>5. Effort tijd instellen &gt; Start &gt; Op voorgrond behouden</w:t>
+      </w:r>
+    </w:p>
+    <w:p>
+      <w:pPr>
+        <w:spacing w:after="60"/>
+        <w:ind w:left="720" w:hanging="360"/>
+      </w:pPr>
+      <w:r>
+        <w:rPr>
+          <w:rFonts w:ascii="Segoe UI" w:hAnsi="Segoe UI"/>
+          <w:sz w:val="22"/>
+        </w:rPr>
+        <w:t>☐  </w:t>
+      </w:r>
+      <w:r>
+        <w:rPr>
+          <w:rFonts w:ascii="Segoe UI" w:hAnsi="Segoe UI"/>
+          <w:sz w:val="22"/>
+        </w:rPr>
+        <w:t>1. Ik heb een aflopende timer in de rechterbovenhoek van het scherm</w:t>
+      </w:r>
+    </w:p>
+    <w:p>
+      <w:pPr>
+        <w:spacing w:after="120"/>
+        <w:ind w:left="360"/>
+      </w:pPr>
+      <w:r>
+        <w:rPr>
+          <w:rFonts w:ascii="Segoe UI" w:hAnsi="Segoe UI"/>
+          <w:sz w:val="22"/>
+          <w:color w:val="000000"/>
+        </w:rPr>
+        <w:t>6. Jira-stopwatch wordt gestart</w:t>
+      </w:r>
+    </w:p>
+    <w:p>
+      <w:pPr>
+        <w:spacing w:after="60"/>
+        <w:ind w:left="720" w:hanging="360"/>
+      </w:pPr>
+      <w:r>
+        <w:rPr>
+          <w:rFonts w:ascii="Segoe UI" w:hAnsi="Segoe UI"/>
+          <w:sz w:val="22"/>
+        </w:rPr>
+        <w:t>☐  </w:t>
+      </w:r>
+      <w:r>
+        <w:rPr>
+          <w:rFonts w:ascii="Segoe UI" w:hAnsi="Segoe UI"/>
+          <w:sz w:val="22"/>
+        </w:rPr>
+        <w:t>1. Ik heb een oplopende stopwatch onder de Jira-beschrijving</w:t>
+      </w:r>
+    </w:p>
+    <w:p>
+      <w:pPr>
+        <w:spacing w:after="120"/>
         <w:ind w:left="180"/>
       </w:pPr>
       <w:r>
@@ -2254,6 +3798,336 @@
     <w:p>
       <w:pPr>
         <w:spacing w:after="120"/>
+        <w:ind w:left="360"/>
+      </w:pPr>
+      <w:r>
+        <w:rPr>
+          <w:rFonts w:ascii="Segoe UI" w:hAnsi="Segoe UI"/>
+          <w:sz w:val="22"/>
+          <w:color w:val="000000"/>
+        </w:rPr>
+        <w:t>7. Concept gekozen, eventueel met pseudocode of direct implementatie</w:t>
+      </w:r>
+    </w:p>
+    <w:p>
+      <w:pPr>
+        <w:spacing w:after="60"/>
+        <w:ind w:left="720" w:hanging="360"/>
+      </w:pPr>
+      <w:r>
+        <w:rPr>
+          <w:rFonts w:ascii="Segoe UI" w:hAnsi="Segoe UI"/>
+          <w:sz w:val="22"/>
+        </w:rPr>
+        <w:t>☐  </w:t>
+      </w:r>
+      <w:r>
+        <w:rPr>
+          <w:rFonts w:ascii="Segoe UI" w:hAnsi="Segoe UI"/>
+          <w:sz w:val="22"/>
+        </w:rPr>
+        <w:t>1. Gebruik een zo simpel mogelijke oplossing</w:t>
+      </w:r>
+    </w:p>
+    <w:p>
+      <w:pPr>
+        <w:spacing w:after="60"/>
+        <w:ind w:left="720" w:hanging="360"/>
+      </w:pPr>
+      <w:r>
+        <w:rPr>
+          <w:rFonts w:ascii="Segoe UI" w:hAnsi="Segoe UI"/>
+          <w:sz w:val="22"/>
+        </w:rPr>
+        <w:t>☐  </w:t>
+      </w:r>
+      <w:r>
+        <w:rPr>
+          <w:rFonts w:ascii="Segoe UI" w:hAnsi="Segoe UI"/>
+          <w:sz w:val="22"/>
+        </w:rPr>
+        <w:t>2. Het toevoegen van een control is eerder gebeurd, bekijk bestaande apps</w:t>
+      </w:r>
+    </w:p>
+    <w:p>
+      <w:pPr>
+        <w:spacing w:after="60"/>
+        <w:ind w:left="720" w:hanging="360"/>
+      </w:pPr>
+      <w:r>
+        <w:rPr>
+          <w:rFonts w:ascii="Segoe UI" w:hAnsi="Segoe UI"/>
+          <w:sz w:val="22"/>
+        </w:rPr>
+        <w:t>☐  </w:t>
+      </w:r>
+      <w:r>
+        <w:rPr>
+          <w:rFonts w:ascii="Segoe UI" w:hAnsi="Segoe UI"/>
+          <w:sz w:val="22"/>
+        </w:rPr>
+        <w:t>3. Referenties bepaald</w:t>
+      </w:r>
+    </w:p>
+    <w:p>
+      <w:pPr>
+        <w:spacing w:after="120"/>
+        <w:ind w:left="360"/>
+      </w:pPr>
+      <w:r>
+        <w:rPr>
+          <w:rFonts w:ascii="Segoe UI" w:hAnsi="Segoe UI"/>
+          <w:sz w:val="22"/>
+          <w:color w:val="000000"/>
+        </w:rPr>
+        <w:t>8. Implementatie van het gekozen template (op de kop af?)</w:t>
+      </w:r>
+    </w:p>
+    <w:p>
+      <w:pPr>
+        <w:spacing w:after="60"/>
+        <w:ind w:left="720" w:hanging="360"/>
+      </w:pPr>
+      <w:r>
+        <w:rPr>
+          <w:rFonts w:ascii="Segoe UI" w:hAnsi="Segoe UI"/>
+          <w:sz w:val="22"/>
+        </w:rPr>
+        <w:t>☐  </w:t>
+      </w:r>
+      <w:r>
+        <w:rPr>
+          <w:rFonts w:ascii="Segoe UI" w:hAnsi="Segoe UI"/>
+          <w:sz w:val="22"/>
+        </w:rPr>
+        <w:t>1. De oplossingsrichting niet verlaten</w:t>
+      </w:r>
+    </w:p>
+    <w:p>
+      <w:pPr>
+        <w:spacing w:after="60"/>
+        <w:ind w:left="720" w:hanging="360"/>
+      </w:pPr>
+      <w:r>
+        <w:rPr>
+          <w:rFonts w:ascii="Segoe UI" w:hAnsi="Segoe UI"/>
+          <w:sz w:val="22"/>
+        </w:rPr>
+        <w:t>☐  </w:t>
+      </w:r>
+      <w:r>
+        <w:rPr>
+          <w:rFonts w:ascii="Segoe UI" w:hAnsi="Segoe UI"/>
+          <w:sz w:val="22"/>
+        </w:rPr>
+        <w:t>2. Geen versimpeling doorvoeren bij bugfixes</w:t>
+      </w:r>
+    </w:p>
+    <w:p>
+      <w:pPr>
+        <w:spacing w:after="60"/>
+        <w:ind w:left="720" w:hanging="360"/>
+      </w:pPr>
+      <w:r>
+        <w:rPr>
+          <w:rFonts w:ascii="Segoe UI" w:hAnsi="Segoe UI"/>
+          <w:sz w:val="22"/>
+        </w:rPr>
+        <w:t>☐  </w:t>
+      </w:r>
+      <w:r>
+        <w:rPr>
+          <w:rFonts w:ascii="Segoe UI" w:hAnsi="Segoe UI"/>
+          <w:sz w:val="22"/>
+        </w:rPr>
+        <w:t>Verzamel deze voor toekomstige refactor issues</w:t>
+      </w:r>
+    </w:p>
+    <w:p>
+      <w:pPr>
+        <w:spacing w:after="60"/>
+        <w:ind w:left="720" w:hanging="360"/>
+      </w:pPr>
+      <w:r>
+        <w:rPr>
+          <w:rFonts w:ascii="Segoe UI" w:hAnsi="Segoe UI"/>
+          <w:sz w:val="22"/>
+        </w:rPr>
+        <w:t>☐  </w:t>
+      </w:r>
+      <w:r>
+        <w:rPr>
+          <w:rFonts w:ascii="Segoe UI" w:hAnsi="Segoe UI"/>
+          <w:sz w:val="22"/>
+        </w:rPr>
+        <w:t>3. Heb ik een voorstel gedaan op het moment dat ik denk dat het, om welke reden dan ook, anders kan?</w:t>
+      </w:r>
+    </w:p>
+    <w:p>
+      <w:pPr>
+        <w:spacing w:after="60"/>
+        <w:ind w:left="720" w:hanging="360"/>
+      </w:pPr>
+      <w:r>
+        <w:rPr>
+          <w:rFonts w:ascii="Segoe UI" w:hAnsi="Segoe UI"/>
+          <w:sz w:val="22"/>
+        </w:rPr>
+        <w:t>☐  </w:t>
+      </w:r>
+      <w:r>
+        <w:rPr>
+          <w:rFonts w:ascii="Segoe UI" w:hAnsi="Segoe UI"/>
+          <w:sz w:val="22"/>
+        </w:rPr>
+        <w:t>Bij akkoord uitvoeren</w:t>
+      </w:r>
+    </w:p>
+    <w:p>
+      <w:pPr>
+        <w:spacing w:after="120"/>
+        <w:ind w:left="360"/>
+      </w:pPr>
+      <w:r>
+        <w:rPr>
+          <w:rFonts w:ascii="Segoe UI" w:hAnsi="Segoe UI"/>
+          <w:sz w:val="22"/>
+          <w:color w:val="000000"/>
+        </w:rPr>
+        <w:t>9. Confidence level vastgesteld</w:t>
+      </w:r>
+    </w:p>
+    <w:p>
+      <w:pPr>
+        <w:spacing w:after="60"/>
+        <w:ind w:left="720" w:hanging="360"/>
+      </w:pPr>
+      <w:r>
+        <w:rPr>
+          <w:rFonts w:ascii="Segoe UI" w:hAnsi="Segoe UI"/>
+          <w:sz w:val="22"/>
+        </w:rPr>
+        <w:t>☐  </w:t>
+      </w:r>
+      <w:r>
+        <w:rPr>
+          <w:rFonts w:ascii="Segoe UI" w:hAnsi="Segoe UI"/>
+          <w:sz w:val="22"/>
+        </w:rPr>
+        <w:t>1. Verwachte effort schatting eventueel aangepast</w:t>
+      </w:r>
+    </w:p>
+    <w:p>
+      <w:pPr>
+        <w:spacing w:after="60"/>
+        <w:ind w:left="720" w:hanging="360"/>
+      </w:pPr>
+      <w:r>
+        <w:rPr>
+          <w:rFonts w:ascii="Segoe UI" w:hAnsi="Segoe UI"/>
+          <w:sz w:val="22"/>
+        </w:rPr>
+        <w:t>☐  </w:t>
+      </w:r>
+      <w:r>
+        <w:rPr>
+          <w:rFonts w:ascii="Segoe UI" w:hAnsi="Segoe UI"/>
+          <w:sz w:val="22"/>
+        </w:rPr>
+        <w:t>Niet inschatten als er een executie bijgehouden is</w:t>
+      </w:r>
+    </w:p>
+    <w:p>
+      <w:pPr>
+        <w:spacing w:after="60"/>
+        <w:ind w:left="720" w:hanging="360"/>
+      </w:pPr>
+      <w:r>
+        <w:rPr>
+          <w:rFonts w:ascii="Segoe UI" w:hAnsi="Segoe UI"/>
+          <w:sz w:val="22"/>
+        </w:rPr>
+        <w:t>☐  </w:t>
+      </w:r>
+      <w:r>
+        <w:rPr>
+          <w:rFonts w:ascii="Segoe UI" w:hAnsi="Segoe UI"/>
+          <w:sz w:val="22"/>
+        </w:rPr>
+        <w:t>2. Ik weet hoe de modules die ik gebruik werken, hoe ik ze moet gebruiken en ik heb er ruime ervaring mee</w:t>
+      </w:r>
+    </w:p>
+    <w:p>
+      <w:pPr>
+        <w:spacing w:after="120"/>
+        <w:ind w:left="360"/>
+      </w:pPr>
+      <w:r>
+        <w:rPr>
+          <w:rFonts w:ascii="Segoe UI" w:hAnsi="Segoe UI"/>
+          <w:sz w:val="22"/>
+          <w:color w:val="000000"/>
+        </w:rPr>
+        <w:t>10. Is de pseudocode juist?</w:t>
+      </w:r>
+    </w:p>
+    <w:p>
+      <w:pPr>
+        <w:spacing w:after="60"/>
+        <w:ind w:left="720" w:hanging="360"/>
+      </w:pPr>
+      <w:r>
+        <w:rPr>
+          <w:rFonts w:ascii="Segoe UI" w:hAnsi="Segoe UI"/>
+          <w:sz w:val="22"/>
+        </w:rPr>
+        <w:t>☐  </w:t>
+      </w:r>
+      <w:r>
+        <w:rPr>
+          <w:rFonts w:ascii="Segoe UI" w:hAnsi="Segoe UI"/>
+          <w:sz w:val="22"/>
+        </w:rPr>
+        <w:t>1. Property “State” van klasse “Data” is een belangrijke trigger bij scenario achtergrond/voorgrond</w:t>
+      </w:r>
+    </w:p>
+    <w:p>
+      <w:pPr>
+        <w:spacing w:after="120"/>
+        <w:ind w:left="360"/>
+      </w:pPr>
+      <w:r>
+        <w:rPr>
+          <w:rFonts w:ascii="Segoe UI" w:hAnsi="Segoe UI"/>
+          <w:sz w:val="22"/>
+          <w:color w:val="000000"/>
+        </w:rPr>
+        <w:t>11. Zit alles op de juiste plek? Zo niet, bespreken en terug!</w:t>
+      </w:r>
+    </w:p>
+    <w:p>
+      <w:pPr>
+        <w:spacing w:after="60"/>
+        <w:ind w:left="720" w:hanging="360"/>
+      </w:pPr>
+      <w:r>
+        <w:rPr>
+          <w:rFonts w:ascii="Segoe UI" w:hAnsi="Segoe UI"/>
+          <w:sz w:val="22"/>
+        </w:rPr>
+        <w:t>☐  </w:t>
+      </w:r>
+      <w:r>
+        <w:rPr>
+          <w:rFonts w:ascii="Segoe UI" w:hAnsi="Segoe UI"/>
+          <w:sz w:val="22"/>
+        </w:rPr>
+        <w:t>1. Meteen terugkoppelen indien code of resource afwijkt van analyse</w:t>
+      </w:r>
+    </w:p>
+    <w:p>
+      <w:pPr>
+        <w:spacing w:after="120"/>
         <w:ind w:left="180"/>
       </w:pPr>
       <w:r>
@@ -2284,6 +4158,74 @@
     <w:p>
       <w:pPr>
         <w:spacing w:after="120"/>
+        <w:ind w:left="360"/>
+      </w:pPr>
+      <w:r>
+        <w:rPr>
+          <w:rFonts w:ascii="Segoe UI" w:hAnsi="Segoe UI"/>
+          <w:sz w:val="22"/>
+          <w:color w:val="000000"/>
+        </w:rPr>
+        <w:t>12. Pauze &gt; Opnieuw instellen &gt; Terug naar volledige weergave</w:t>
+      </w:r>
+    </w:p>
+    <w:p>
+      <w:pPr>
+        <w:spacing w:after="60"/>
+        <w:ind w:left="720" w:hanging="360"/>
+      </w:pPr>
+      <w:r>
+        <w:rPr>
+          <w:rFonts w:ascii="Segoe UI" w:hAnsi="Segoe UI"/>
+          <w:sz w:val="22"/>
+        </w:rPr>
+        <w:t>☐  </w:t>
+      </w:r>
+      <w:r>
+        <w:rPr>
+          <w:rFonts w:ascii="Segoe UI" w:hAnsi="Segoe UI"/>
+          <w:sz w:val="22"/>
+        </w:rPr>
+        <w:t>1. Ik heb voor iedere ETC een opnieuw ingestelde timer</w:t>
+      </w:r>
+    </w:p>
+    <w:p>
+      <w:pPr>
+        <w:spacing w:after="120"/>
+        <w:ind w:left="360"/>
+      </w:pPr>
+      <w:r>
+        <w:rPr>
+          <w:rFonts w:ascii="Segoe UI" w:hAnsi="Segoe UI"/>
+          <w:sz w:val="22"/>
+          <w:color w:val="000000"/>
+        </w:rPr>
+        <w:t>13. Klok minimaliseren</w:t>
+      </w:r>
+    </w:p>
+    <w:p>
+      <w:pPr>
+        <w:spacing w:after="60"/>
+        <w:ind w:left="720" w:hanging="360"/>
+      </w:pPr>
+      <w:r>
+        <w:rPr>
+          <w:rFonts w:ascii="Segoe UI" w:hAnsi="Segoe UI"/>
+          <w:sz w:val="22"/>
+        </w:rPr>
+        <w:t>☐  </w:t>
+      </w:r>
+      <w:r>
+        <w:rPr>
+          <w:rFonts w:ascii="Segoe UI" w:hAnsi="Segoe UI"/>
+          <w:sz w:val="22"/>
+        </w:rPr>
+        <w:t>1. Ik heb een geminimaliseerde klok</w:t>
+      </w:r>
+    </w:p>
+    <w:p>
+      <w:pPr>
+        <w:spacing w:after="120"/>
         <w:ind w:left="180"/>
       </w:pPr>
       <w:r>
@@ -2299,31 +4241,133 @@
     <w:p>
       <w:pPr>
         <w:spacing w:after="120"/>
-        <w:ind w:left="180"/>
-      </w:pPr>
-      <w:r>
-        <w:rPr>
-          <w:rFonts w:ascii="Segoe UI" w:hAnsi="Segoe UI"/>
-          <w:sz w:val="22"/>
-          <w:color w:val="1F497D"/>
-          <w:b/>
-        </w:rPr>
-        <w:t>✏ 507F. Volg de review ontwerp</w:t>
-      </w:r>
-    </w:p>
-    <w:p>
-      <w:pPr>
-        <w:spacing w:after="120"/>
-        <w:ind w:left="180"/>
-      </w:pPr>
-      <w:r>
-        <w:rPr>
-          <w:rFonts w:ascii="Segoe UI" w:hAnsi="Segoe UI"/>
-          <w:sz w:val="22"/>
-          <w:color w:val="1F497D"/>
-          <w:b/>
-        </w:rPr>
-        <w:t>✏ 507T. Volg de meldplicht</w:t>
+        <w:ind w:left="360"/>
+      </w:pPr>
+      <w:r>
+        <w:rPr>
+          <w:rFonts w:ascii="Segoe UI" w:hAnsi="Segoe UI"/>
+          <w:sz w:val="22"/>
+          <w:color w:val="000000"/>
+        </w:rPr>
+        <w:t>14. Ik heb de bijzonderheden geschreven</w:t>
+      </w:r>
+    </w:p>
+    <w:p>
+      <w:pPr>
+        <w:spacing w:after="60"/>
+        <w:ind w:left="720" w:hanging="360"/>
+      </w:pPr>
+      <w:r>
+        <w:rPr>
+          <w:rFonts w:ascii="Segoe UI" w:hAnsi="Segoe UI"/>
+          <w:sz w:val="22"/>
+        </w:rPr>
+        <w:t>☐  </w:t>
+      </w:r>
+      <w:r>
+        <w:rPr>
+          <w:rFonts w:ascii="Segoe UI" w:hAnsi="Segoe UI"/>
+          <w:sz w:val="22"/>
+        </w:rPr>
+        <w:t>1. Heb ik de bijzonderheden in de Jira-opmerking met de Ontwerp-header geschreven?</w:t>
+      </w:r>
+    </w:p>
+    <w:p>
+      <w:pPr>
+        <w:spacing w:after="120"/>
+        <w:ind w:left="180"/>
+      </w:pPr>
+      <w:r>
+        <w:rPr>
+          <w:rFonts w:ascii="Segoe UI" w:hAnsi="Segoe UI"/>
+          <w:sz w:val="22"/>
+          <w:color w:val="1F497D"/>
+          <w:b/>
+        </w:rPr>
+        <w:t>✏ 507F. Volg de meldplicht</w:t>
+      </w:r>
+    </w:p>
+    <w:p>
+      <w:pPr>
+        <w:spacing w:after="120"/>
+        <w:ind w:left="360"/>
+      </w:pPr>
+      <w:r>
+        <w:rPr>
+          <w:rFonts w:ascii="Segoe UI" w:hAnsi="Segoe UI"/>
+          <w:sz w:val="22"/>
+          <w:color w:val="000000"/>
+        </w:rPr>
+        <w:t>15. Naar flowchartpagina van meldplicht navigeren</w:t>
+      </w:r>
+    </w:p>
+    <w:p>
+      <w:pPr>
+        <w:spacing w:after="60"/>
+        <w:ind w:left="720" w:hanging="360"/>
+      </w:pPr>
+      <w:r>
+        <w:rPr>
+          <w:rFonts w:ascii="Segoe UI" w:hAnsi="Segoe UI"/>
+          <w:sz w:val="22"/>
+        </w:rPr>
+        <w:t>☐  </w:t>
+      </w:r>
+      <w:r>
+        <w:rPr>
+          <w:rFonts w:ascii="Segoe UI" w:hAnsi="Segoe UI"/>
+          <w:sz w:val="22"/>
+        </w:rPr>
+        <w:t>1. Ik heb de flowchartpagina van meldplicht voor me liggen</w:t>
+      </w:r>
+    </w:p>
+    <w:p>
+      <w:pPr>
+        <w:spacing w:after="120"/>
+        <w:ind w:left="180"/>
+      </w:pPr>
+      <w:r>
+        <w:rPr>
+          <w:rFonts w:ascii="Segoe UI" w:hAnsi="Segoe UI"/>
+          <w:sz w:val="22"/>
+          <w:color w:val="1F497D"/>
+          <w:b/>
+        </w:rPr>
+        <w:t>✏ 507T. Volg de review ontwerp</w:t>
+      </w:r>
+    </w:p>
+    <w:p>
+      <w:pPr>
+        <w:spacing w:after="120"/>
+        <w:ind w:left="360"/>
+      </w:pPr>
+      <w:r>
+        <w:rPr>
+          <w:rFonts w:ascii="Segoe UI" w:hAnsi="Segoe UI"/>
+          <w:sz w:val="22"/>
+          <w:color w:val="000000"/>
+        </w:rPr>
+        <w:t>16. Naar volgende flowchartpagina navigeren</w:t>
+      </w:r>
+    </w:p>
+    <w:p>
+      <w:pPr>
+        <w:spacing w:after="60"/>
+        <w:ind w:left="720" w:hanging="360"/>
+      </w:pPr>
+      <w:r>
+        <w:rPr>
+          <w:rFonts w:ascii="Segoe UI" w:hAnsi="Segoe UI"/>
+          <w:sz w:val="22"/>
+        </w:rPr>
+        <w:t>☐  </w:t>
+      </w:r>
+      <w:r>
+        <w:rPr>
+          <w:rFonts w:ascii="Segoe UI" w:hAnsi="Segoe UI"/>
+          <w:sz w:val="22"/>
+        </w:rPr>
+        <w:t>1. Ik heb de flowchartpagina van review ontwerp voor me liggen</w:t>
       </w:r>
     </w:p>
     <w:p>
@@ -2359,6 +4403,108 @@
     <w:p>
       <w:pPr>
         <w:spacing w:after="120"/>
+        <w:ind w:left="360"/>
+      </w:pPr>
+      <w:r>
+        <w:rPr>
+          <w:rFonts w:ascii="Segoe UI" w:hAnsi="Segoe UI"/>
+          <w:sz w:val="22"/>
+          <w:color w:val="000000"/>
+        </w:rPr>
+        <w:t>17. Start &gt; Klok &gt; menu &gt; Timer</w:t>
+      </w:r>
+    </w:p>
+    <w:p>
+      <w:pPr>
+        <w:spacing w:after="60"/>
+        <w:ind w:left="720" w:hanging="360"/>
+      </w:pPr>
+      <w:r>
+        <w:rPr>
+          <w:rFonts w:ascii="Segoe UI" w:hAnsi="Segoe UI"/>
+          <w:sz w:val="22"/>
+        </w:rPr>
+        <w:t>☐  </w:t>
+      </w:r>
+      <w:r>
+        <w:rPr>
+          <w:rFonts w:ascii="Segoe UI" w:hAnsi="Segoe UI"/>
+          <w:sz w:val="22"/>
+        </w:rPr>
+        <w:t>1. Ik heb voor iedere ETC een timer</w:t>
+      </w:r>
+    </w:p>
+    <w:p>
+      <w:pPr>
+        <w:spacing w:after="120"/>
+        <w:ind w:left="360"/>
+      </w:pPr>
+      <w:r>
+        <w:rPr>
+          <w:rFonts w:ascii="Segoe UI" w:hAnsi="Segoe UI"/>
+          <w:sz w:val="22"/>
+          <w:color w:val="000000"/>
+        </w:rPr>
+        <w:t>18. Effort tijd instellen &gt; Start &gt; Op voorgrond behouden</w:t>
+      </w:r>
+    </w:p>
+    <w:p>
+      <w:pPr>
+        <w:spacing w:after="60"/>
+        <w:ind w:left="720" w:hanging="360"/>
+      </w:pPr>
+      <w:r>
+        <w:rPr>
+          <w:rFonts w:ascii="Segoe UI" w:hAnsi="Segoe UI"/>
+          <w:sz w:val="22"/>
+        </w:rPr>
+        <w:t>☐  </w:t>
+      </w:r>
+      <w:r>
+        <w:rPr>
+          <w:rFonts w:ascii="Segoe UI" w:hAnsi="Segoe UI"/>
+          <w:sz w:val="22"/>
+        </w:rPr>
+        <w:t>1. Ik heb een aflopende timer in de rechterbovenhoek van het scherm</w:t>
+      </w:r>
+    </w:p>
+    <w:p>
+      <w:pPr>
+        <w:spacing w:after="120"/>
+        <w:ind w:left="360"/>
+      </w:pPr>
+      <w:r>
+        <w:rPr>
+          <w:rFonts w:ascii="Segoe UI" w:hAnsi="Segoe UI"/>
+          <w:sz w:val="22"/>
+          <w:color w:val="000000"/>
+        </w:rPr>
+        <w:t>19. Jira-stopwatch wordt gestart</w:t>
+      </w:r>
+    </w:p>
+    <w:p>
+      <w:pPr>
+        <w:spacing w:after="60"/>
+        <w:ind w:left="720" w:hanging="360"/>
+      </w:pPr>
+      <w:r>
+        <w:rPr>
+          <w:rFonts w:ascii="Segoe UI" w:hAnsi="Segoe UI"/>
+          <w:sz w:val="22"/>
+        </w:rPr>
+        <w:t>☐  </w:t>
+      </w:r>
+      <w:r>
+        <w:rPr>
+          <w:rFonts w:ascii="Segoe UI" w:hAnsi="Segoe UI"/>
+          <w:sz w:val="22"/>
+        </w:rPr>
+        <w:t>1. Ik heb een oplopende stopwatch onder de Jira-beschrijving</w:t>
+      </w:r>
+    </w:p>
+    <w:p>
+      <w:pPr>
+        <w:spacing w:after="120"/>
         <w:ind w:left="180"/>
       </w:pPr>
       <w:r>
@@ -2374,6 +4520,314 @@
     <w:p>
       <w:pPr>
         <w:spacing w:after="120"/>
+        <w:ind w:left="360"/>
+      </w:pPr>
+      <w:r>
+        <w:rPr>
+          <w:rFonts w:ascii="Segoe UI" w:hAnsi="Segoe UI"/>
+          <w:sz w:val="22"/>
+          <w:color w:val="000000"/>
+        </w:rPr>
+        <w:t>20. Hoe lang denk je nog nodig te hebben?</w:t>
+      </w:r>
+    </w:p>
+    <w:p>
+      <w:pPr>
+        <w:spacing w:after="60"/>
+        <w:ind w:left="720" w:hanging="360"/>
+      </w:pPr>
+      <w:r>
+        <w:rPr>
+          <w:rFonts w:ascii="Segoe UI" w:hAnsi="Segoe UI"/>
+          <w:sz w:val="22"/>
+        </w:rPr>
+        <w:t>☐  </w:t>
+      </w:r>
+      <w:r>
+        <w:rPr>
+          <w:rFonts w:ascii="Segoe UI" w:hAnsi="Segoe UI"/>
+          <w:sz w:val="22"/>
+        </w:rPr>
+        <w:t>1. Staan er dingen in die niet bij de opdracht horen?</w:t>
+      </w:r>
+    </w:p>
+    <w:p>
+      <w:pPr>
+        <w:spacing w:after="60"/>
+        <w:ind w:left="720" w:hanging="360"/>
+      </w:pPr>
+      <w:r>
+        <w:rPr>
+          <w:rFonts w:ascii="Segoe UI" w:hAnsi="Segoe UI"/>
+          <w:sz w:val="22"/>
+        </w:rPr>
+        <w:t>☐  </w:t>
+      </w:r>
+      <w:r>
+        <w:rPr>
+          <w:rFonts w:ascii="Segoe UI" w:hAnsi="Segoe UI"/>
+          <w:sz w:val="22"/>
+        </w:rPr>
+        <w:t>2. Is het eerder gebeurd?</w:t>
+      </w:r>
+    </w:p>
+    <w:p>
+      <w:pPr>
+        <w:spacing w:after="120"/>
+        <w:ind w:left="360"/>
+      </w:pPr>
+      <w:r>
+        <w:rPr>
+          <w:rFonts w:ascii="Segoe UI" w:hAnsi="Segoe UI"/>
+          <w:sz w:val="22"/>
+          <w:color w:val="000000"/>
+        </w:rPr>
+        <w:t>21. Past het binnen de 150%? Tijdtrigger gehaald?</w:t>
+      </w:r>
+    </w:p>
+    <w:p>
+      <w:pPr>
+        <w:spacing w:after="60"/>
+        <w:ind w:left="720" w:hanging="360"/>
+      </w:pPr>
+      <w:r>
+        <w:rPr>
+          <w:rFonts w:ascii="Segoe UI" w:hAnsi="Segoe UI"/>
+          <w:sz w:val="22"/>
+        </w:rPr>
+        <w:t>☐  </w:t>
+      </w:r>
+      <w:r>
+        <w:rPr>
+          <w:rFonts w:ascii="Segoe UI" w:hAnsi="Segoe UI"/>
+          <w:sz w:val="22"/>
+        </w:rPr>
+        <w:t>1. Staan er dingen in die niet bij de opdracht horen?</w:t>
+      </w:r>
+    </w:p>
+    <w:p>
+      <w:pPr>
+        <w:spacing w:after="60"/>
+        <w:ind w:left="720" w:hanging="360"/>
+      </w:pPr>
+      <w:r>
+        <w:rPr>
+          <w:rFonts w:ascii="Segoe UI" w:hAnsi="Segoe UI"/>
+          <w:sz w:val="22"/>
+        </w:rPr>
+        <w:t>☐  </w:t>
+      </w:r>
+      <w:r>
+        <w:rPr>
+          <w:rFonts w:ascii="Segoe UI" w:hAnsi="Segoe UI"/>
+          <w:sz w:val="22"/>
+        </w:rPr>
+        <w:t>2. Is het eerder gebeurd?</w:t>
+      </w:r>
+    </w:p>
+    <w:p>
+      <w:pPr>
+        <w:spacing w:after="60"/>
+        <w:ind w:left="720" w:hanging="360"/>
+      </w:pPr>
+      <w:r>
+        <w:rPr>
+          <w:rFonts w:ascii="Segoe UI" w:hAnsi="Segoe UI"/>
+          <w:sz w:val="22"/>
+        </w:rPr>
+        <w:t>☐  </w:t>
+      </w:r>
+      <w:r>
+        <w:rPr>
+          <w:rFonts w:ascii="Segoe UI" w:hAnsi="Segoe UI"/>
+          <w:sz w:val="22"/>
+        </w:rPr>
+        <w:t>✏ 22. Pauze &gt; Opnieuw instellen &gt; Terug naar volledige weergave</w:t>
+      </w:r>
+    </w:p>
+    <w:p>
+      <w:pPr>
+        <w:spacing w:after="60"/>
+        <w:ind w:left="720" w:hanging="360"/>
+      </w:pPr>
+      <w:r>
+        <w:rPr>
+          <w:rFonts w:ascii="Segoe UI" w:hAnsi="Segoe UI"/>
+          <w:sz w:val="22"/>
+        </w:rPr>
+        <w:t>☐  </w:t>
+      </w:r>
+      <w:r>
+        <w:rPr>
+          <w:rFonts w:ascii="Segoe UI" w:hAnsi="Segoe UI"/>
+          <w:sz w:val="22"/>
+        </w:rPr>
+        <w:t>1. Ik heb voor iedere ETC een opnieuw ingestelde timer</w:t>
+      </w:r>
+    </w:p>
+    <w:p>
+      <w:pPr>
+        <w:spacing w:after="60"/>
+        <w:ind w:left="720" w:hanging="360"/>
+      </w:pPr>
+      <w:r>
+        <w:rPr>
+          <w:rFonts w:ascii="Segoe UI" w:hAnsi="Segoe UI"/>
+          <w:sz w:val="22"/>
+        </w:rPr>
+        <w:t>☐  </w:t>
+      </w:r>
+      <w:r>
+        <w:rPr>
+          <w:rFonts w:ascii="Segoe UI" w:hAnsi="Segoe UI"/>
+          <w:sz w:val="22"/>
+        </w:rPr>
+        <w:t>✏ 23. Effort tijd instellen &gt; Start &gt; Op voorgrond behouden</w:t>
+      </w:r>
+    </w:p>
+    <w:p>
+      <w:pPr>
+        <w:spacing w:after="60"/>
+        <w:ind w:left="720" w:hanging="360"/>
+      </w:pPr>
+      <w:r>
+        <w:rPr>
+          <w:rFonts w:ascii="Segoe UI" w:hAnsi="Segoe UI"/>
+          <w:sz w:val="22"/>
+        </w:rPr>
+        <w:t>☐  </w:t>
+      </w:r>
+      <w:r>
+        <w:rPr>
+          <w:rFonts w:ascii="Segoe UI" w:hAnsi="Segoe UI"/>
+          <w:sz w:val="22"/>
+        </w:rPr>
+        <w:t>1. Ik heb een aflopende timer in de rechterbovenhoek van het scherm</w:t>
+      </w:r>
+    </w:p>
+    <w:p>
+      <w:pPr>
+        <w:spacing w:after="60"/>
+        <w:ind w:left="720" w:hanging="360"/>
+      </w:pPr>
+      <w:r>
+        <w:rPr>
+          <w:rFonts w:ascii="Segoe UI" w:hAnsi="Segoe UI"/>
+          <w:sz w:val="22"/>
+        </w:rPr>
+        <w:t>☐  </w:t>
+      </w:r>
+      <w:r>
+        <w:rPr>
+          <w:rFonts w:ascii="Segoe UI" w:hAnsi="Segoe UI"/>
+          <w:sz w:val="22"/>
+        </w:rPr>
+        <w:t>✏ 24. Jira-stopwatch wordt gestart</w:t>
+      </w:r>
+    </w:p>
+    <w:p>
+      <w:pPr>
+        <w:spacing w:after="60"/>
+        <w:ind w:left="720" w:hanging="360"/>
+      </w:pPr>
+      <w:r>
+        <w:rPr>
+          <w:rFonts w:ascii="Segoe UI" w:hAnsi="Segoe UI"/>
+          <w:sz w:val="22"/>
+        </w:rPr>
+        <w:t>☐  </w:t>
+      </w:r>
+      <w:r>
+        <w:rPr>
+          <w:rFonts w:ascii="Segoe UI" w:hAnsi="Segoe UI"/>
+          <w:sz w:val="22"/>
+        </w:rPr>
+        <w:t>1. Ik heb een oplopende stopwatch onder de Jira-beschrijving</w:t>
+      </w:r>
+    </w:p>
+    <w:p>
+      <w:pPr>
+        <w:spacing w:after="60"/>
+        <w:ind w:left="720" w:hanging="360"/>
+      </w:pPr>
+      <w:r>
+        <w:rPr>
+          <w:rFonts w:ascii="Segoe UI" w:hAnsi="Segoe UI"/>
+          <w:sz w:val="22"/>
+        </w:rPr>
+        <w:t>☐  </w:t>
+      </w:r>
+      <w:r>
+        <w:rPr>
+          <w:rFonts w:ascii="Segoe UI" w:hAnsi="Segoe UI"/>
+          <w:sz w:val="22"/>
+        </w:rPr>
+        <w:t>✏ 25. Pauze &gt; Opnieuw instellen &gt; Terug naar volledige weergave</w:t>
+      </w:r>
+    </w:p>
+    <w:p>
+      <w:pPr>
+        <w:spacing w:after="60"/>
+        <w:ind w:left="720" w:hanging="360"/>
+      </w:pPr>
+      <w:r>
+        <w:rPr>
+          <w:rFonts w:ascii="Segoe UI" w:hAnsi="Segoe UI"/>
+          <w:sz w:val="22"/>
+        </w:rPr>
+        <w:t>☐  </w:t>
+      </w:r>
+      <w:r>
+        <w:rPr>
+          <w:rFonts w:ascii="Segoe UI" w:hAnsi="Segoe UI"/>
+          <w:sz w:val="22"/>
+        </w:rPr>
+        <w:t>1. Ik heb voor iedere ETC een opnieuw ingestelde timer</w:t>
+      </w:r>
+    </w:p>
+    <w:p>
+      <w:pPr>
+        <w:spacing w:after="60"/>
+        <w:ind w:left="720" w:hanging="360"/>
+      </w:pPr>
+      <w:r>
+        <w:rPr>
+          <w:rFonts w:ascii="Segoe UI" w:hAnsi="Segoe UI"/>
+          <w:sz w:val="22"/>
+        </w:rPr>
+        <w:t>☐  </w:t>
+      </w:r>
+      <w:r>
+        <w:rPr>
+          <w:rFonts w:ascii="Segoe UI" w:hAnsi="Segoe UI"/>
+          <w:sz w:val="22"/>
+        </w:rPr>
+        <w:t>✏ 26. Klok minimaliseren</w:t>
+      </w:r>
+    </w:p>
+    <w:p>
+      <w:pPr>
+        <w:spacing w:after="60"/>
+        <w:ind w:left="720" w:hanging="360"/>
+      </w:pPr>
+      <w:r>
+        <w:rPr>
+          <w:rFonts w:ascii="Segoe UI" w:hAnsi="Segoe UI"/>
+          <w:sz w:val="22"/>
+        </w:rPr>
+        <w:t>☐  </w:t>
+      </w:r>
+      <w:r>
+        <w:rPr>
+          <w:rFonts w:ascii="Segoe UI" w:hAnsi="Segoe UI"/>
+          <w:sz w:val="22"/>
+        </w:rPr>
+        <w:t>1. Ik heb een geminimaliseerde klok</w:t>
+      </w:r>
+    </w:p>
+    <w:p>
+      <w:pPr>
+        <w:spacing w:after="120"/>
         <w:ind w:left="180"/>
       </w:pPr>
       <w:r>
@@ -2404,6 +4858,108 @@
     <w:p>
       <w:pPr>
         <w:spacing w:after="120"/>
+        <w:ind w:left="360"/>
+      </w:pPr>
+      <w:r>
+        <w:rPr>
+          <w:rFonts w:ascii="Segoe UI" w:hAnsi="Segoe UI"/>
+          <w:sz w:val="22"/>
+          <w:color w:val="000000"/>
+        </w:rPr>
+        <w:t>22. Pauze &gt; Opnieuw instellen &gt; Terug naar volledige weergave</w:t>
+      </w:r>
+    </w:p>
+    <w:p>
+      <w:pPr>
+        <w:spacing w:after="60"/>
+        <w:ind w:left="720" w:hanging="360"/>
+      </w:pPr>
+      <w:r>
+        <w:rPr>
+          <w:rFonts w:ascii="Segoe UI" w:hAnsi="Segoe UI"/>
+          <w:sz w:val="22"/>
+        </w:rPr>
+        <w:t>☐  </w:t>
+      </w:r>
+      <w:r>
+        <w:rPr>
+          <w:rFonts w:ascii="Segoe UI" w:hAnsi="Segoe UI"/>
+          <w:sz w:val="22"/>
+        </w:rPr>
+        <w:t>1. Ik heb voor iedere ETC een opnieuw ingestelde timer</w:t>
+      </w:r>
+    </w:p>
+    <w:p>
+      <w:pPr>
+        <w:spacing w:after="120"/>
+        <w:ind w:left="360"/>
+      </w:pPr>
+      <w:r>
+        <w:rPr>
+          <w:rFonts w:ascii="Segoe UI" w:hAnsi="Segoe UI"/>
+          <w:sz w:val="22"/>
+          <w:color w:val="000000"/>
+        </w:rPr>
+        <w:t>23. Effort tijd instellen &gt; Start &gt; Op voorgrond behouden</w:t>
+      </w:r>
+    </w:p>
+    <w:p>
+      <w:pPr>
+        <w:spacing w:after="60"/>
+        <w:ind w:left="720" w:hanging="360"/>
+      </w:pPr>
+      <w:r>
+        <w:rPr>
+          <w:rFonts w:ascii="Segoe UI" w:hAnsi="Segoe UI"/>
+          <w:sz w:val="22"/>
+        </w:rPr>
+        <w:t>☐  </w:t>
+      </w:r>
+      <w:r>
+        <w:rPr>
+          <w:rFonts w:ascii="Segoe UI" w:hAnsi="Segoe UI"/>
+          <w:sz w:val="22"/>
+        </w:rPr>
+        <w:t>1. Ik heb een aflopende timer in de rechterbovenhoek van het scherm</w:t>
+      </w:r>
+    </w:p>
+    <w:p>
+      <w:pPr>
+        <w:spacing w:after="120"/>
+        <w:ind w:left="360"/>
+      </w:pPr>
+      <w:r>
+        <w:rPr>
+          <w:rFonts w:ascii="Segoe UI" w:hAnsi="Segoe UI"/>
+          <w:sz w:val="22"/>
+          <w:color w:val="000000"/>
+        </w:rPr>
+        <w:t>24. Jira-stopwatch wordt gestart</w:t>
+      </w:r>
+    </w:p>
+    <w:p>
+      <w:pPr>
+        <w:spacing w:after="60"/>
+        <w:ind w:left="720" w:hanging="360"/>
+      </w:pPr>
+      <w:r>
+        <w:rPr>
+          <w:rFonts w:ascii="Segoe UI" w:hAnsi="Segoe UI"/>
+          <w:sz w:val="22"/>
+        </w:rPr>
+        <w:t>☐  </w:t>
+      </w:r>
+      <w:r>
+        <w:rPr>
+          <w:rFonts w:ascii="Segoe UI" w:hAnsi="Segoe UI"/>
+          <w:sz w:val="22"/>
+        </w:rPr>
+        <w:t>1. Ik heb een oplopende stopwatch onder de Jira-beschrijving</w:t>
+      </w:r>
+    </w:p>
+    <w:p>
+      <w:pPr>
+        <w:spacing w:after="120"/>
         <w:ind w:left="180"/>
       </w:pPr>
       <w:r>
@@ -2419,6 +4975,74 @@
     <w:p>
       <w:pPr>
         <w:spacing w:after="120"/>
+        <w:ind w:left="360"/>
+      </w:pPr>
+      <w:r>
+        <w:rPr>
+          <w:rFonts w:ascii="Segoe UI" w:hAnsi="Segoe UI"/>
+          <w:sz w:val="22"/>
+          <w:color w:val="000000"/>
+        </w:rPr>
+        <w:t>25. Pauze &gt; Opnieuw instellen &gt; Terug naar volledige weergave</w:t>
+      </w:r>
+    </w:p>
+    <w:p>
+      <w:pPr>
+        <w:spacing w:after="60"/>
+        <w:ind w:left="720" w:hanging="360"/>
+      </w:pPr>
+      <w:r>
+        <w:rPr>
+          <w:rFonts w:ascii="Segoe UI" w:hAnsi="Segoe UI"/>
+          <w:sz w:val="22"/>
+        </w:rPr>
+        <w:t>☐  </w:t>
+      </w:r>
+      <w:r>
+        <w:rPr>
+          <w:rFonts w:ascii="Segoe UI" w:hAnsi="Segoe UI"/>
+          <w:sz w:val="22"/>
+        </w:rPr>
+        <w:t>1. Ik heb voor iedere ETC een opnieuw ingestelde timer</w:t>
+      </w:r>
+    </w:p>
+    <w:p>
+      <w:pPr>
+        <w:spacing w:after="120"/>
+        <w:ind w:left="360"/>
+      </w:pPr>
+      <w:r>
+        <w:rPr>
+          <w:rFonts w:ascii="Segoe UI" w:hAnsi="Segoe UI"/>
+          <w:sz w:val="22"/>
+          <w:color w:val="000000"/>
+        </w:rPr>
+        <w:t>26. Klok minimaliseren</w:t>
+      </w:r>
+    </w:p>
+    <w:p>
+      <w:pPr>
+        <w:spacing w:after="60"/>
+        <w:ind w:left="720" w:hanging="360"/>
+      </w:pPr>
+      <w:r>
+        <w:rPr>
+          <w:rFonts w:ascii="Segoe UI" w:hAnsi="Segoe UI"/>
+          <w:sz w:val="22"/>
+        </w:rPr>
+        <w:t>☐  </w:t>
+      </w:r>
+      <w:r>
+        <w:rPr>
+          <w:rFonts w:ascii="Segoe UI" w:hAnsi="Segoe UI"/>
+          <w:sz w:val="22"/>
+        </w:rPr>
+        <w:t>1. Ik heb een geminimaliseerde klok</w:t>
+      </w:r>
+    </w:p>
+    <w:p>
+      <w:pPr>
+        <w:spacing w:after="120"/>
         <w:ind w:left="180"/>
       </w:pPr>
       <w:r>
@@ -2434,6 +5058,108 @@
     <w:p>
       <w:pPr>
         <w:spacing w:after="120"/>
+        <w:ind w:left="360"/>
+      </w:pPr>
+      <w:r>
+        <w:rPr>
+          <w:rFonts w:ascii="Segoe UI" w:hAnsi="Segoe UI"/>
+          <w:sz w:val="22"/>
+          <w:color w:val="000000"/>
+        </w:rPr>
+        <w:t>27. Hoe heeft het zo lang kunnen duren?</w:t>
+      </w:r>
+    </w:p>
+    <w:p>
+      <w:pPr>
+        <w:spacing w:after="60"/>
+        <w:ind w:left="720" w:hanging="360"/>
+      </w:pPr>
+      <w:r>
+        <w:rPr>
+          <w:rFonts w:ascii="Segoe UI" w:hAnsi="Segoe UI"/>
+          <w:sz w:val="22"/>
+        </w:rPr>
+        <w:t>☐  </w:t>
+      </w:r>
+      <w:r>
+        <w:rPr>
+          <w:rFonts w:ascii="Segoe UI" w:hAnsi="Segoe UI"/>
+          <w:sz w:val="22"/>
+        </w:rPr>
+        <w:t>1. Staan er dingen in die niet bij de opdracht horen?</w:t>
+      </w:r>
+    </w:p>
+    <w:p>
+      <w:pPr>
+        <w:spacing w:after="60"/>
+        <w:ind w:left="720" w:hanging="360"/>
+      </w:pPr>
+      <w:r>
+        <w:rPr>
+          <w:rFonts w:ascii="Segoe UI" w:hAnsi="Segoe UI"/>
+          <w:sz w:val="22"/>
+        </w:rPr>
+        <w:t>☐  </w:t>
+      </w:r>
+      <w:r>
+        <w:rPr>
+          <w:rFonts w:ascii="Segoe UI" w:hAnsi="Segoe UI"/>
+          <w:sz w:val="22"/>
+        </w:rPr>
+        <w:t>2. Is het eerder gebeurd?</w:t>
+      </w:r>
+    </w:p>
+    <w:p>
+      <w:pPr>
+        <w:spacing w:after="120"/>
+        <w:ind w:left="360"/>
+      </w:pPr>
+      <w:r>
+        <w:rPr>
+          <w:rFonts w:ascii="Segoe UI" w:hAnsi="Segoe UI"/>
+          <w:sz w:val="22"/>
+          <w:color w:val="000000"/>
+        </w:rPr>
+        <w:t>28. Zijn er snellere methodieken mogelijk?</w:t>
+      </w:r>
+    </w:p>
+    <w:p>
+      <w:pPr>
+        <w:spacing w:after="120"/>
+        <w:ind w:left="360"/>
+      </w:pPr>
+      <w:r>
+        <w:rPr>
+          <w:rFonts w:ascii="Segoe UI" w:hAnsi="Segoe UI"/>
+          <w:sz w:val="22"/>
+          <w:color w:val="000000"/>
+        </w:rPr>
+        <w:t>29. Heb ik mijn antwoorden getest voordat ik JW spreek?</w:t>
+      </w:r>
+    </w:p>
+    <w:p>
+      <w:pPr>
+        <w:spacing w:after="60"/>
+        <w:ind w:left="720" w:hanging="360"/>
+      </w:pPr>
+      <w:r>
+        <w:rPr>
+          <w:rFonts w:ascii="Segoe UI" w:hAnsi="Segoe UI"/>
+          <w:sz w:val="22"/>
+        </w:rPr>
+        <w:t>☐  </w:t>
+      </w:r>
+      <w:r>
+        <w:rPr>
+          <w:rFonts w:ascii="Segoe UI" w:hAnsi="Segoe UI"/>
+          <w:sz w:val="22"/>
+        </w:rPr>
+        <w:t>1. Heb ik de grootste oorzaak kunnen vinden?</w:t>
+      </w:r>
+    </w:p>
+    <w:p>
+      <w:pPr>
+        <w:spacing w:after="120"/>
         <w:ind w:left="180"/>
       </w:pPr>
       <w:r>
@@ -2444,6 +5170,74 @@
           <w:b/>
         </w:rPr>
         <w:t>✏️ 514. Stop timer (4 min)</w:t>
+      </w:r>
+    </w:p>
+    <w:p>
+      <w:pPr>
+        <w:spacing w:after="120"/>
+        <w:ind w:left="360"/>
+      </w:pPr>
+      <w:r>
+        <w:rPr>
+          <w:rFonts w:ascii="Segoe UI" w:hAnsi="Segoe UI"/>
+          <w:sz w:val="22"/>
+          <w:color w:val="000000"/>
+        </w:rPr>
+        <w:t>30. Pauze &gt; Opnieuw instellen &gt; Terug naar volledige weergave</w:t>
+      </w:r>
+    </w:p>
+    <w:p>
+      <w:pPr>
+        <w:spacing w:after="60"/>
+        <w:ind w:left="720" w:hanging="360"/>
+      </w:pPr>
+      <w:r>
+        <w:rPr>
+          <w:rFonts w:ascii="Segoe UI" w:hAnsi="Segoe UI"/>
+          <w:sz w:val="22"/>
+        </w:rPr>
+        <w:t>☐  </w:t>
+      </w:r>
+      <w:r>
+        <w:rPr>
+          <w:rFonts w:ascii="Segoe UI" w:hAnsi="Segoe UI"/>
+          <w:sz w:val="22"/>
+        </w:rPr>
+        <w:t>1. Ik heb voor iedere ETC een opnieuw ingestelde timer</w:t>
+      </w:r>
+    </w:p>
+    <w:p>
+      <w:pPr>
+        <w:spacing w:after="120"/>
+        <w:ind w:left="360"/>
+      </w:pPr>
+      <w:r>
+        <w:rPr>
+          <w:rFonts w:ascii="Segoe UI" w:hAnsi="Segoe UI"/>
+          <w:sz w:val="22"/>
+          <w:color w:val="000000"/>
+        </w:rPr>
+        <w:t>31. Klok minimaliseren</w:t>
+      </w:r>
+    </w:p>
+    <w:p>
+      <w:pPr>
+        <w:spacing w:after="60"/>
+        <w:ind w:left="720" w:hanging="360"/>
+      </w:pPr>
+      <w:r>
+        <w:rPr>
+          <w:rFonts w:ascii="Segoe UI" w:hAnsi="Segoe UI"/>
+          <w:sz w:val="22"/>
+        </w:rPr>
+        <w:t>☐  </w:t>
+      </w:r>
+      <w:r>
+        <w:rPr>
+          <w:rFonts w:ascii="Segoe UI" w:hAnsi="Segoe UI"/>
+          <w:sz w:val="22"/>
+        </w:rPr>
+        <w:t>1. Ik heb een geminimaliseerde klok</w:t>
       </w:r>
     </w:p>
     <w:p>
@@ -3001,6 +5795,86 @@
       </w:r>
     </w:p>
     <w:p>
+      <w:pPr>
+        <w:spacing w:after="60"/>
+        <w:ind w:left="720" w:hanging="360"/>
+      </w:pPr>
+      <w:r>
+        <w:rPr>
+          <w:rFonts w:ascii="Segoe UI" w:hAnsi="Segoe UI"/>
+          <w:sz w:val="22"/>
+        </w:rPr>
+        <w:t>☐  </w:t>
+      </w:r>
+      <w:r>
+        <w:rPr>
+          <w:rFonts w:ascii="Segoe UI" w:hAnsi="Segoe UI"/>
+          <w:sz w:val="22"/>
+        </w:rPr>
+        <w:t>⌨ 1. Jira-uitvoerder is medewerker</w:t>
+      </w:r>
+    </w:p>
+    <w:p>
+      <w:pPr>
+        <w:spacing w:after="60"/>
+        <w:ind w:left="720" w:hanging="360"/>
+      </w:pPr>
+      <w:r>
+        <w:rPr>
+          <w:rFonts w:ascii="Segoe UI" w:hAnsi="Segoe UI"/>
+          <w:sz w:val="22"/>
+        </w:rPr>
+        <w:t>☐  </w:t>
+      </w:r>
+      <w:r>
+        <w:rPr>
+          <w:rFonts w:ascii="Segoe UI" w:hAnsi="Segoe UI"/>
+          <w:sz w:val="22"/>
+        </w:rPr>
+        <w:t>1. Meldplicht indien Jira-uitvoerder NIET medewerker is</w:t>
+      </w:r>
+    </w:p>
+    <w:p>
+      <w:pPr>
+        <w:spacing w:after="60"/>
+        <w:ind w:left="720" w:hanging="360"/>
+      </w:pPr>
+      <w:r>
+        <w:rPr>
+          <w:rFonts w:ascii="Segoe UI" w:hAnsi="Segoe UI"/>
+          <w:sz w:val="22"/>
+        </w:rPr>
+        <w:t>☐  </w:t>
+      </w:r>
+      <w:r>
+        <w:rPr>
+          <w:rFonts w:ascii="Segoe UI" w:hAnsi="Segoe UI"/>
+          <w:sz w:val="22"/>
+        </w:rPr>
+        <w:t>⌨ 2. Jira-status is Review ontwerp</w:t>
+      </w:r>
+    </w:p>
+    <w:p>
+      <w:pPr>
+        <w:spacing w:after="60"/>
+        <w:ind w:left="720" w:hanging="360"/>
+      </w:pPr>
+      <w:r>
+        <w:rPr>
+          <w:rFonts w:ascii="Segoe UI" w:hAnsi="Segoe UI"/>
+          <w:sz w:val="22"/>
+        </w:rPr>
+        <w:t>☐  </w:t>
+      </w:r>
+      <w:r>
+        <w:rPr>
+          <w:rFonts w:ascii="Segoe UI" w:hAnsi="Segoe UI"/>
+          <w:sz w:val="22"/>
+        </w:rPr>
+        <w:t>1. Meldplicht indien Jira-status NIET Review ontwerp is</w:t>
+      </w:r>
+    </w:p>
+    <w:p>
       <w:r>
         <w:t/>
       </w:r>
@@ -3047,7 +5921,189 @@
           <w:color w:val="1F497D"/>
           <w:b/>
         </w:rPr>
-        <w:t>⌨️ 701. Issue [ontwerp goedgekeurd]</w:t>
+        <w:t>⌨ 701. Issue [ontwerp goedgekeurd]</w:t>
+      </w:r>
+    </w:p>
+    <w:p>
+      <w:pPr>
+        <w:spacing w:after="120"/>
+        <w:ind w:left="360"/>
+      </w:pPr>
+      <w:r>
+        <w:rPr>
+          <w:rFonts w:ascii="Segoe UI" w:hAnsi="Segoe UI"/>
+          <w:sz w:val="22"/>
+          <w:color w:val="000000"/>
+        </w:rPr>
+        <w:t>1. Jira-uitvoerder is medewerker</w:t>
+      </w:r>
+    </w:p>
+    <w:p>
+      <w:pPr>
+        <w:spacing w:after="120"/>
+        <w:ind w:left="360"/>
+      </w:pPr>
+      <w:r>
+        <w:rPr>
+          <w:rFonts w:ascii="Segoe UI" w:hAnsi="Segoe UI"/>
+          <w:sz w:val="22"/>
+          <w:color w:val="000000"/>
+        </w:rPr>
+        <w:t>2. Jira-status is Review ontwerp</w:t>
+      </w:r>
+    </w:p>
+    <w:p>
+      <w:pPr>
+        <w:spacing w:after="120"/>
+        <w:ind w:left="360"/>
+      </w:pPr>
+      <w:r>
+        <w:rPr>
+          <w:rFonts w:ascii="Segoe UI" w:hAnsi="Segoe UI"/>
+          <w:sz w:val="22"/>
+          <w:color w:val="000000"/>
+        </w:rPr>
+        <w:t>3. Jira-status wordt Implementatie</w:t>
+      </w:r>
+    </w:p>
+    <w:p>
+      <w:pPr>
+        <w:spacing w:after="60"/>
+        <w:ind w:left="720" w:hanging="360"/>
+      </w:pPr>
+      <w:r>
+        <w:rPr>
+          <w:rFonts w:ascii="Segoe UI" w:hAnsi="Segoe UI"/>
+          <w:sz w:val="22"/>
+        </w:rPr>
+        <w:t>☐  </w:t>
+      </w:r>
+      <w:r>
+        <w:rPr>
+          <w:rFonts w:ascii="Segoe UI" w:hAnsi="Segoe UI"/>
+          <w:sz w:val="22"/>
+        </w:rPr>
+        <w:t>1. Ik heb de Jira-titel gelezen</w:t>
+      </w:r>
+    </w:p>
+    <w:p>
+      <w:pPr>
+        <w:spacing w:after="60"/>
+        <w:ind w:left="720" w:hanging="360"/>
+      </w:pPr>
+      <w:r>
+        <w:rPr>
+          <w:rFonts w:ascii="Segoe UI" w:hAnsi="Segoe UI"/>
+          <w:sz w:val="22"/>
+        </w:rPr>
+        <w:t>☐  </w:t>
+      </w:r>
+      <w:r>
+        <w:rPr>
+          <w:rFonts w:ascii="Segoe UI" w:hAnsi="Segoe UI"/>
+          <w:sz w:val="22"/>
+        </w:rPr>
+        <w:t>⌨ 4. Start &gt; Klok &gt; menu &gt; Timer</w:t>
+      </w:r>
+    </w:p>
+    <w:p>
+      <w:pPr>
+        <w:spacing w:after="60"/>
+        <w:ind w:left="720" w:hanging="360"/>
+      </w:pPr>
+      <w:r>
+        <w:rPr>
+          <w:rFonts w:ascii="Segoe UI" w:hAnsi="Segoe UI"/>
+          <w:sz w:val="22"/>
+        </w:rPr>
+        <w:t>☐  </w:t>
+      </w:r>
+      <w:r>
+        <w:rPr>
+          <w:rFonts w:ascii="Segoe UI" w:hAnsi="Segoe UI"/>
+          <w:sz w:val="22"/>
+        </w:rPr>
+        <w:t>1. Ik heb voor iedere ETC een timer</w:t>
+      </w:r>
+    </w:p>
+    <w:p>
+      <w:pPr>
+        <w:spacing w:after="60"/>
+        <w:ind w:left="720" w:hanging="360"/>
+      </w:pPr>
+      <w:r>
+        <w:rPr>
+          <w:rFonts w:ascii="Segoe UI" w:hAnsi="Segoe UI"/>
+          <w:sz w:val="22"/>
+        </w:rPr>
+        <w:t>☐  </w:t>
+      </w:r>
+      <w:r>
+        <w:rPr>
+          <w:rFonts w:ascii="Segoe UI" w:hAnsi="Segoe UI"/>
+          <w:sz w:val="22"/>
+        </w:rPr>
+        <w:t>⌨ 5. Effort tijd instellen &gt; Start &gt; Op voorgrond behouden</w:t>
+      </w:r>
+    </w:p>
+    <w:p>
+      <w:pPr>
+        <w:spacing w:after="60"/>
+        <w:ind w:left="720" w:hanging="360"/>
+      </w:pPr>
+      <w:r>
+        <w:rPr>
+          <w:rFonts w:ascii="Segoe UI" w:hAnsi="Segoe UI"/>
+          <w:sz w:val="22"/>
+        </w:rPr>
+        <w:t>☐  </w:t>
+      </w:r>
+      <w:r>
+        <w:rPr>
+          <w:rFonts w:ascii="Segoe UI" w:hAnsi="Segoe UI"/>
+          <w:sz w:val="22"/>
+        </w:rPr>
+        <w:t>1. Ik heb een aflopende timer in de rechterbovenhoek van het scherm</w:t>
+      </w:r>
+    </w:p>
+    <w:p>
+      <w:pPr>
+        <w:spacing w:after="60"/>
+        <w:ind w:left="720" w:hanging="360"/>
+      </w:pPr>
+      <w:r>
+        <w:rPr>
+          <w:rFonts w:ascii="Segoe UI" w:hAnsi="Segoe UI"/>
+          <w:sz w:val="22"/>
+        </w:rPr>
+        <w:t>☐  </w:t>
+      </w:r>
+      <w:r>
+        <w:rPr>
+          <w:rFonts w:ascii="Segoe UI" w:hAnsi="Segoe UI"/>
+          <w:sz w:val="22"/>
+        </w:rPr>
+        <w:t>⌨ 6. Jira-stopwatch wordt gestart</w:t>
+      </w:r>
+    </w:p>
+    <w:p>
+      <w:pPr>
+        <w:spacing w:after="60"/>
+        <w:ind w:left="720" w:hanging="360"/>
+      </w:pPr>
+      <w:r>
+        <w:rPr>
+          <w:rFonts w:ascii="Segoe UI" w:hAnsi="Segoe UI"/>
+          <w:sz w:val="22"/>
+        </w:rPr>
+        <w:t>☐  </w:t>
+      </w:r>
+      <w:r>
+        <w:rPr>
+          <w:rFonts w:ascii="Segoe UI" w:hAnsi="Segoe UI"/>
+          <w:sz w:val="22"/>
+        </w:rPr>
+        <w:t>1. Ik heb een oplopende stopwatch onder de Jira-beschrijving</w:t>
       </w:r>
     </w:p>
     <w:p>
@@ -3068,6 +6124,48 @@
     <w:p>
       <w:pPr>
         <w:spacing w:after="120"/>
+        <w:ind w:left="360"/>
+      </w:pPr>
+      <w:r>
+        <w:rPr>
+          <w:rFonts w:ascii="Segoe UI" w:hAnsi="Segoe UI"/>
+          <w:sz w:val="22"/>
+          <w:color w:val="000000"/>
+        </w:rPr>
+        <w:t>4. Start &gt; Klok &gt; menu &gt; Timer</w:t>
+      </w:r>
+    </w:p>
+    <w:p>
+      <w:pPr>
+        <w:spacing w:after="120"/>
+        <w:ind w:left="360"/>
+      </w:pPr>
+      <w:r>
+        <w:rPr>
+          <w:rFonts w:ascii="Segoe UI" w:hAnsi="Segoe UI"/>
+          <w:sz w:val="22"/>
+          <w:color w:val="000000"/>
+        </w:rPr>
+        <w:t>5. Effort tijd instellen &gt; Start &gt; Op voorgrond behouden</w:t>
+      </w:r>
+    </w:p>
+    <w:p>
+      <w:pPr>
+        <w:spacing w:after="120"/>
+        <w:ind w:left="360"/>
+      </w:pPr>
+      <w:r>
+        <w:rPr>
+          <w:rFonts w:ascii="Segoe UI" w:hAnsi="Segoe UI"/>
+          <w:sz w:val="22"/>
+          <w:color w:val="000000"/>
+        </w:rPr>
+        <w:t>6. Jira-stopwatch wordt gestart</w:t>
+      </w:r>
+    </w:p>
+    <w:p>
+      <w:pPr>
+        <w:spacing w:after="120"/>
         <w:ind w:left="180"/>
       </w:pPr>
       <w:r>
@@ -3098,6 +6196,1450 @@
     <w:p>
       <w:pPr>
         <w:spacing w:after="120"/>
+        <w:ind w:left="360"/>
+      </w:pPr>
+      <w:r>
+        <w:rPr>
+          <w:rFonts w:ascii="Segoe UI" w:hAnsi="Segoe UI"/>
+          <w:sz w:val="22"/>
+          <w:color w:val="000000"/>
+        </w:rPr>
+        <w:t>7. Na afronding van elke functie testen (steppend debuggen, check op werking en dekking)</w:t>
+      </w:r>
+    </w:p>
+    <w:p>
+      <w:pPr>
+        <w:spacing w:after="60"/>
+        <w:ind w:left="720" w:hanging="360"/>
+      </w:pPr>
+      <w:r>
+        <w:rPr>
+          <w:rFonts w:ascii="Segoe UI" w:hAnsi="Segoe UI"/>
+          <w:sz w:val="22"/>
+        </w:rPr>
+        <w:t>☐  </w:t>
+      </w:r>
+      <w:r>
+        <w:rPr>
+          <w:rFonts w:ascii="Segoe UI" w:hAnsi="Segoe UI"/>
+          <w:sz w:val="22"/>
+        </w:rPr>
+        <w:t>1. Verschilt de module test van de eindtest?</w:t>
+      </w:r>
+    </w:p>
+    <w:p>
+      <w:pPr>
+        <w:spacing w:after="60"/>
+        <w:ind w:left="720" w:hanging="360"/>
+      </w:pPr>
+      <w:r>
+        <w:rPr>
+          <w:rFonts w:ascii="Segoe UI" w:hAnsi="Segoe UI"/>
+          <w:sz w:val="22"/>
+        </w:rPr>
+        <w:t>☐  </w:t>
+      </w:r>
+      <w:r>
+        <w:rPr>
+          <w:rFonts w:ascii="Segoe UI" w:hAnsi="Segoe UI"/>
+          <w:sz w:val="22"/>
+        </w:rPr>
+        <w:t>2. Voor de module test is het aantal runtime meldingen in zowel het mooiweer- als het slechtweerscenario bijgehouden</w:t>
+      </w:r>
+    </w:p>
+    <w:p>
+      <w:pPr>
+        <w:spacing w:after="60"/>
+        <w:ind w:left="720" w:hanging="360"/>
+      </w:pPr>
+      <w:r>
+        <w:rPr>
+          <w:rFonts w:ascii="Segoe UI" w:hAnsi="Segoe UI"/>
+          <w:sz w:val="22"/>
+        </w:rPr>
+        <w:t>☐  </w:t>
+      </w:r>
+      <w:r>
+        <w:rPr>
+          <w:rFonts w:ascii="Segoe UI" w:hAnsi="Segoe UI"/>
+          <w:sz w:val="22"/>
+        </w:rPr>
+        <w:t>Indien dit aantal ongelijk is aan nul, is de module test niet afgerond en dient verdere actie worden ondernomen</w:t>
+      </w:r>
+    </w:p>
+    <w:p>
+      <w:pPr>
+        <w:spacing w:after="60"/>
+        <w:ind w:left="720" w:hanging="360"/>
+      </w:pPr>
+      <w:r>
+        <w:rPr>
+          <w:rFonts w:ascii="Segoe UI" w:hAnsi="Segoe UI"/>
+          <w:sz w:val="22"/>
+        </w:rPr>
+        <w:t>☐  </w:t>
+      </w:r>
+      <w:r>
+        <w:rPr>
+          <w:rFonts w:ascii="Segoe UI" w:hAnsi="Segoe UI"/>
+          <w:sz w:val="22"/>
+        </w:rPr>
+        <w:t>3. De dekkingsgraad wordt gerapporteerd; als deze ongelijk is aan 100%, moet actie worden ondernomen om het gewenste niveau te bereiken</w:t>
+      </w:r>
+    </w:p>
+    <w:p>
+      <w:pPr>
+        <w:spacing w:after="60"/>
+        <w:ind w:left="720" w:hanging="360"/>
+      </w:pPr>
+      <w:r>
+        <w:rPr>
+          <w:rFonts w:ascii="Segoe UI" w:hAnsi="Segoe UI"/>
+          <w:sz w:val="22"/>
+        </w:rPr>
+        <w:t>☐  </w:t>
+      </w:r>
+      <w:r>
+        <w:rPr>
+          <w:rFonts w:ascii="Segoe UI" w:hAnsi="Segoe UI"/>
+          <w:sz w:val="22"/>
+        </w:rPr>
+        <w:t>Alleen bij een volledige dekkingsgraad kan het proces als afgerond worden beschouwd</w:t>
+      </w:r>
+    </w:p>
+    <w:p>
+      <w:pPr>
+        <w:spacing w:after="60"/>
+        <w:ind w:left="720" w:hanging="360"/>
+      </w:pPr>
+      <w:r>
+        <w:rPr>
+          <w:rFonts w:ascii="Segoe UI" w:hAnsi="Segoe UI"/>
+          <w:sz w:val="22"/>
+        </w:rPr>
+        <w:t>☐  </w:t>
+      </w:r>
+      <w:r>
+        <w:rPr>
+          <w:rFonts w:ascii="Segoe UI" w:hAnsi="Segoe UI"/>
+          <w:sz w:val="22"/>
+        </w:rPr>
+        <w:t>4. Geen warnings/messages?</w:t>
+      </w:r>
+    </w:p>
+    <w:p>
+      <w:pPr>
+        <w:spacing w:after="120"/>
+        <w:ind w:left="360"/>
+      </w:pPr>
+      <w:r>
+        <w:rPr>
+          <w:rFonts w:ascii="Segoe UI" w:hAnsi="Segoe UI"/>
+          <w:sz w:val="22"/>
+          <w:color w:val="000000"/>
+        </w:rPr>
+        <w:t>8. Houd ik me aan de eenvoudigste oplossing?</w:t>
+      </w:r>
+    </w:p>
+    <w:p>
+      <w:pPr>
+        <w:spacing w:after="60"/>
+        <w:ind w:left="720" w:hanging="360"/>
+      </w:pPr>
+      <w:r>
+        <w:rPr>
+          <w:rFonts w:ascii="Segoe UI" w:hAnsi="Segoe UI"/>
+          <w:sz w:val="22"/>
+        </w:rPr>
+        <w:t>☐  </w:t>
+      </w:r>
+      <w:r>
+        <w:rPr>
+          <w:rFonts w:ascii="Segoe UI" w:hAnsi="Segoe UI"/>
+          <w:sz w:val="22"/>
+        </w:rPr>
+        <w:t>1. Test boundaries</w:t>
+      </w:r>
+    </w:p>
+    <w:p>
+      <w:pPr>
+        <w:spacing w:after="60"/>
+        <w:ind w:left="720" w:hanging="360"/>
+      </w:pPr>
+      <w:r>
+        <w:rPr>
+          <w:rFonts w:ascii="Segoe UI" w:hAnsi="Segoe UI"/>
+          <w:sz w:val="22"/>
+        </w:rPr>
+        <w:t>☐  </w:t>
+      </w:r>
+      <w:r>
+        <w:rPr>
+          <w:rFonts w:ascii="Segoe UI" w:hAnsi="Segoe UI"/>
+          <w:sz w:val="22"/>
+        </w:rPr>
+        <w:t>2. Geen Task gebruiken</w:t>
+      </w:r>
+    </w:p>
+    <w:p>
+      <w:pPr>
+        <w:spacing w:after="60"/>
+        <w:ind w:left="720" w:hanging="360"/>
+      </w:pPr>
+      <w:r>
+        <w:rPr>
+          <w:rFonts w:ascii="Segoe UI" w:hAnsi="Segoe UI"/>
+          <w:sz w:val="22"/>
+        </w:rPr>
+        <w:t>☐  </w:t>
+      </w:r>
+      <w:r>
+        <w:rPr>
+          <w:rFonts w:ascii="Segoe UI" w:hAnsi="Segoe UI"/>
+          <w:sz w:val="22"/>
+        </w:rPr>
+        <w:t>3. Worden de referenties van een functie specifiek voor de taak gebruikt?</w:t>
+      </w:r>
+    </w:p>
+    <w:p>
+      <w:pPr>
+        <w:spacing w:after="60"/>
+        <w:ind w:left="720" w:hanging="360"/>
+      </w:pPr>
+      <w:r>
+        <w:rPr>
+          <w:rFonts w:ascii="Segoe UI" w:hAnsi="Segoe UI"/>
+          <w:sz w:val="22"/>
+        </w:rPr>
+        <w:t>☐  </w:t>
+      </w:r>
+      <w:r>
+        <w:rPr>
+          <w:rFonts w:ascii="Segoe UI" w:hAnsi="Segoe UI"/>
+          <w:sz w:val="22"/>
+        </w:rPr>
+        <w:t>Andere taken voeren onbedoelde acties uit omdat de functie universeel gebruikt wordt</w:t>
+      </w:r>
+    </w:p>
+    <w:p>
+      <w:pPr>
+        <w:spacing w:after="120"/>
+        <w:ind w:left="360"/>
+      </w:pPr>
+      <w:r>
+        <w:rPr>
+          <w:rFonts w:ascii="Segoe UI" w:hAnsi="Segoe UI"/>
+          <w:sz w:val="22"/>
+          <w:color w:val="000000"/>
+        </w:rPr>
+        <w:t>9. Houd ik me aan de code conventie?</w:t>
+      </w:r>
+    </w:p>
+    <w:p>
+      <w:pPr>
+        <w:spacing w:after="60"/>
+        <w:ind w:left="720" w:hanging="360"/>
+      </w:pPr>
+      <w:r>
+        <w:rPr>
+          <w:rFonts w:ascii="Segoe UI" w:hAnsi="Segoe UI"/>
+          <w:sz w:val="22"/>
+        </w:rPr>
+        <w:t>☐  </w:t>
+      </w:r>
+      <w:r>
+        <w:rPr>
+          <w:rFonts w:ascii="Segoe UI" w:hAnsi="Segoe UI"/>
+          <w:sz w:val="22"/>
+        </w:rPr>
+        <w:t>1. Geen commentaar schrijven in gegenereerde code</w:t>
+      </w:r>
+    </w:p>
+    <w:p>
+      <w:pPr>
+        <w:spacing w:after="60"/>
+        <w:ind w:left="720" w:hanging="360"/>
+      </w:pPr>
+      <w:r>
+        <w:rPr>
+          <w:rFonts w:ascii="Segoe UI" w:hAnsi="Segoe UI"/>
+          <w:sz w:val="22"/>
+        </w:rPr>
+        <w:t>☐  </w:t>
+      </w:r>
+      <w:r>
+        <w:rPr>
+          <w:rFonts w:ascii="Segoe UI" w:hAnsi="Segoe UI"/>
+          <w:sz w:val="22"/>
+        </w:rPr>
+        <w:t>Gebruik tooling en documenteer extern</w:t>
+      </w:r>
+    </w:p>
+    <w:p>
+      <w:pPr>
+        <w:spacing w:after="60"/>
+        <w:ind w:left="720" w:hanging="360"/>
+      </w:pPr>
+      <w:r>
+        <w:rPr>
+          <w:rFonts w:ascii="Segoe UI" w:hAnsi="Segoe UI"/>
+          <w:sz w:val="22"/>
+        </w:rPr>
+        <w:t>☐  </w:t>
+      </w:r>
+      <w:r>
+        <w:rPr>
+          <w:rFonts w:ascii="Segoe UI" w:hAnsi="Segoe UI"/>
+          <w:sz w:val="22"/>
+        </w:rPr>
+        <w:t>2. Gebruik WinMerge als je een ouder issue oppakt</w:t>
+      </w:r>
+    </w:p>
+    <w:p>
+      <w:pPr>
+        <w:spacing w:after="60"/>
+        <w:ind w:left="720" w:hanging="360"/>
+      </w:pPr>
+      <w:r>
+        <w:rPr>
+          <w:rFonts w:ascii="Segoe UI" w:hAnsi="Segoe UI"/>
+          <w:sz w:val="22"/>
+        </w:rPr>
+        <w:t>☐  </w:t>
+      </w:r>
+      <w:r>
+        <w:rPr>
+          <w:rFonts w:ascii="Segoe UI" w:hAnsi="Segoe UI"/>
+          <w:sz w:val="22"/>
+        </w:rPr>
+        <w:t>Er kunnen in de tussentijd wijzigingen aangebracht zijn</w:t>
+      </w:r>
+    </w:p>
+    <w:p>
+      <w:pPr>
+        <w:spacing w:after="60"/>
+        <w:ind w:left="720" w:hanging="360"/>
+      </w:pPr>
+      <w:r>
+        <w:rPr>
+          <w:rFonts w:ascii="Segoe UI" w:hAnsi="Segoe UI"/>
+          <w:sz w:val="22"/>
+        </w:rPr>
+        <w:t>☐  </w:t>
+      </w:r>
+      <w:r>
+        <w:rPr>
+          <w:rFonts w:ascii="Segoe UI" w:hAnsi="Segoe UI"/>
+          <w:sz w:val="22"/>
+        </w:rPr>
+        <w:t>3. Heb ik een voorstel gedaan op het moment dat ik denk dat het, om welke reden dan ook, anders kan?</w:t>
+      </w:r>
+    </w:p>
+    <w:p>
+      <w:pPr>
+        <w:spacing w:after="60"/>
+        <w:ind w:left="720" w:hanging="360"/>
+      </w:pPr>
+      <w:r>
+        <w:rPr>
+          <w:rFonts w:ascii="Segoe UI" w:hAnsi="Segoe UI"/>
+          <w:sz w:val="22"/>
+        </w:rPr>
+        <w:t>☐  </w:t>
+      </w:r>
+      <w:r>
+        <w:rPr>
+          <w:rFonts w:ascii="Segoe UI" w:hAnsi="Segoe UI"/>
+          <w:sz w:val="22"/>
+        </w:rPr>
+        <w:t>Bij akkoord uitvoeren</w:t>
+      </w:r>
+    </w:p>
+    <w:p>
+      <w:pPr>
+        <w:spacing w:after="60"/>
+        <w:ind w:left="720" w:hanging="360"/>
+      </w:pPr>
+      <w:r>
+        <w:rPr>
+          <w:rFonts w:ascii="Segoe UI" w:hAnsi="Segoe UI"/>
+          <w:sz w:val="22"/>
+        </w:rPr>
+        <w:t>☐  </w:t>
+      </w:r>
+      <w:r>
+        <w:rPr>
+          <w:rFonts w:ascii="Segoe UI" w:hAnsi="Segoe UI"/>
+          <w:sz w:val="22"/>
+        </w:rPr>
+        <w:t>4. Heb ik de implementatie op dezelfde manier uitgevoerd als de vorige keer?</w:t>
+      </w:r>
+    </w:p>
+    <w:p>
+      <w:pPr>
+        <w:spacing w:after="60"/>
+        <w:ind w:left="720" w:hanging="360"/>
+      </w:pPr>
+      <w:r>
+        <w:rPr>
+          <w:rFonts w:ascii="Segoe UI" w:hAnsi="Segoe UI"/>
+          <w:sz w:val="22"/>
+        </w:rPr>
+        <w:t>☐  </w:t>
+      </w:r>
+      <w:r>
+        <w:rPr>
+          <w:rFonts w:ascii="Segoe UI" w:hAnsi="Segoe UI"/>
+          <w:sz w:val="22"/>
+        </w:rPr>
+        <w:t>Heb ik dezelfde tools gebruikt?</w:t>
+      </w:r>
+    </w:p>
+    <w:p>
+      <w:pPr>
+        <w:spacing w:after="60"/>
+        <w:ind w:left="720" w:hanging="360"/>
+      </w:pPr>
+      <w:r>
+        <w:rPr>
+          <w:rFonts w:ascii="Segoe UI" w:hAnsi="Segoe UI"/>
+          <w:sz w:val="22"/>
+        </w:rPr>
+        <w:t>☐  </w:t>
+      </w:r>
+      <w:r>
+        <w:rPr>
+          <w:rFonts w:ascii="Segoe UI" w:hAnsi="Segoe UI"/>
+          <w:sz w:val="22"/>
+        </w:rPr>
+        <w:t>5. Heb ik geen refactor/clean uitgevoerd?</w:t>
+      </w:r>
+    </w:p>
+    <w:p>
+      <w:pPr>
+        <w:spacing w:after="120"/>
+        <w:ind w:left="360"/>
+      </w:pPr>
+      <w:r>
+        <w:rPr>
+          <w:rFonts w:ascii="Segoe UI" w:hAnsi="Segoe UI"/>
+          <w:sz w:val="22"/>
+          <w:color w:val="000000"/>
+        </w:rPr>
+        <w:t>10. Alle IF en ELSE paden getest?</w:t>
+      </w:r>
+    </w:p>
+    <w:p>
+      <w:pPr>
+        <w:spacing w:after="60"/>
+        <w:ind w:left="720" w:hanging="360"/>
+      </w:pPr>
+      <w:r>
+        <w:rPr>
+          <w:rFonts w:ascii="Segoe UI" w:hAnsi="Segoe UI"/>
+          <w:sz w:val="22"/>
+        </w:rPr>
+        <w:t>☐  </w:t>
+      </w:r>
+      <w:r>
+        <w:rPr>
+          <w:rFonts w:ascii="Segoe UI" w:hAnsi="Segoe UI"/>
+          <w:sz w:val="22"/>
+        </w:rPr>
+        <w:t>1. Bevat iedere default case minimaal een log?</w:t>
+      </w:r>
+    </w:p>
+    <w:p>
+      <w:pPr>
+        <w:spacing w:after="60"/>
+        <w:ind w:left="720" w:hanging="360"/>
+      </w:pPr>
+      <w:r>
+        <w:rPr>
+          <w:rFonts w:ascii="Segoe UI" w:hAnsi="Segoe UI"/>
+          <w:sz w:val="22"/>
+        </w:rPr>
+        <w:t>☐  </w:t>
+      </w:r>
+      <w:r>
+        <w:rPr>
+          <w:rFonts w:ascii="Segoe UI" w:hAnsi="Segoe UI"/>
+          <w:sz w:val="22"/>
+        </w:rPr>
+        <w:t>2. Is een bijzondere oplossing voorzien van van commentaar met de rationale?</w:t>
+      </w:r>
+    </w:p>
+    <w:p>
+      <w:pPr>
+        <w:spacing w:after="120"/>
+        <w:ind w:left="360"/>
+      </w:pPr>
+      <w:r>
+        <w:rPr>
+          <w:rFonts w:ascii="Segoe UI" w:hAnsi="Segoe UI"/>
+          <w:sz w:val="22"/>
+          <w:color w:val="000000"/>
+        </w:rPr>
+        <w:t>11. Confidence level vastgesteld</w:t>
+      </w:r>
+    </w:p>
+    <w:p>
+      <w:pPr>
+        <w:spacing w:after="60"/>
+        <w:ind w:left="720" w:hanging="360"/>
+      </w:pPr>
+      <w:r>
+        <w:rPr>
+          <w:rFonts w:ascii="Segoe UI" w:hAnsi="Segoe UI"/>
+          <w:sz w:val="22"/>
+        </w:rPr>
+        <w:t>☐  </w:t>
+      </w:r>
+      <w:r>
+        <w:rPr>
+          <w:rFonts w:ascii="Segoe UI" w:hAnsi="Segoe UI"/>
+          <w:sz w:val="22"/>
+        </w:rPr>
+        <w:t>1. Changes verifiëren</w:t>
+      </w:r>
+    </w:p>
+    <w:p>
+      <w:pPr>
+        <w:spacing w:after="120"/>
+        <w:ind w:left="360"/>
+      </w:pPr>
+      <w:r>
+        <w:rPr>
+          <w:rFonts w:ascii="Segoe UI" w:hAnsi="Segoe UI"/>
+          <w:sz w:val="22"/>
+          <w:color w:val="000000"/>
+        </w:rPr>
+        <w:t>12. Vragen stellen bij onduidelijkheden!</w:t>
+      </w:r>
+    </w:p>
+    <w:p>
+      <w:pPr>
+        <w:spacing w:after="60"/>
+        <w:ind w:left="720" w:hanging="360"/>
+      </w:pPr>
+      <w:r>
+        <w:rPr>
+          <w:rFonts w:ascii="Segoe UI" w:hAnsi="Segoe UI"/>
+          <w:sz w:val="22"/>
+        </w:rPr>
+        <w:t>☐  </w:t>
+      </w:r>
+      <w:r>
+        <w:rPr>
+          <w:rFonts w:ascii="Segoe UI" w:hAnsi="Segoe UI"/>
+          <w:sz w:val="22"/>
+        </w:rPr>
+        <w:t>1. Heb ik het afgeraffeld? Zo ja, meldplicht!</w:t>
+      </w:r>
+    </w:p>
+    <w:p>
+      <w:pPr>
+        <w:spacing w:after="60"/>
+        <w:ind w:left="720" w:hanging="360"/>
+      </w:pPr>
+      <w:r>
+        <w:rPr>
+          <w:rFonts w:ascii="Segoe UI" w:hAnsi="Segoe UI"/>
+          <w:sz w:val="22"/>
+        </w:rPr>
+        <w:t>☐  </w:t>
+      </w:r>
+      <w:r>
+        <w:rPr>
+          <w:rFonts w:ascii="Segoe UI" w:hAnsi="Segoe UI"/>
+          <w:sz w:val="22"/>
+        </w:rPr>
+        <w:t>Indien er signalen zijn dat de uitvoering onvoldoende is geweest, verzoek ik dit expliciet te melden via Esther zodat er gericht kan worden bijgestuurd</w:t>
+      </w:r>
+    </w:p>
+    <w:p>
+      <w:pPr>
+        <w:spacing w:after="60"/>
+        <w:ind w:left="720" w:hanging="360"/>
+      </w:pPr>
+      <w:r>
+        <w:rPr>
+          <w:rFonts w:ascii="Segoe UI" w:hAnsi="Segoe UI"/>
+          <w:sz w:val="22"/>
+        </w:rPr>
+        <w:t>☐  </w:t>
+      </w:r>
+      <w:r>
+        <w:rPr>
+          <w:rFonts w:ascii="Segoe UI" w:hAnsi="Segoe UI"/>
+          <w:sz w:val="22"/>
+        </w:rPr>
+        <w:t>⌨ 13. Pauze &gt; Opnieuw instellen &gt; Terug naar volledige weergave</w:t>
+      </w:r>
+    </w:p>
+    <w:p>
+      <w:pPr>
+        <w:spacing w:after="60"/>
+        <w:ind w:left="720" w:hanging="360"/>
+      </w:pPr>
+      <w:r>
+        <w:rPr>
+          <w:rFonts w:ascii="Segoe UI" w:hAnsi="Segoe UI"/>
+          <w:sz w:val="22"/>
+        </w:rPr>
+        <w:t>☐  </w:t>
+      </w:r>
+      <w:r>
+        <w:rPr>
+          <w:rFonts w:ascii="Segoe UI" w:hAnsi="Segoe UI"/>
+          <w:sz w:val="22"/>
+        </w:rPr>
+        <w:t>1. Ik heb voor iedere ETC een opnieuw ingestelde timer</w:t>
+      </w:r>
+    </w:p>
+    <w:p>
+      <w:pPr>
+        <w:spacing w:after="60"/>
+        <w:ind w:left="720" w:hanging="360"/>
+      </w:pPr>
+      <w:r>
+        <w:rPr>
+          <w:rFonts w:ascii="Segoe UI" w:hAnsi="Segoe UI"/>
+          <w:sz w:val="22"/>
+        </w:rPr>
+        <w:t>☐  </w:t>
+      </w:r>
+      <w:r>
+        <w:rPr>
+          <w:rFonts w:ascii="Segoe UI" w:hAnsi="Segoe UI"/>
+          <w:sz w:val="22"/>
+        </w:rPr>
+        <w:t>⌨ 14. Klok minimaliseren</w:t>
+      </w:r>
+    </w:p>
+    <w:p>
+      <w:pPr>
+        <w:spacing w:after="60"/>
+        <w:ind w:left="720" w:hanging="360"/>
+      </w:pPr>
+      <w:r>
+        <w:rPr>
+          <w:rFonts w:ascii="Segoe UI" w:hAnsi="Segoe UI"/>
+          <w:sz w:val="22"/>
+        </w:rPr>
+        <w:t>☐  </w:t>
+      </w:r>
+      <w:r>
+        <w:rPr>
+          <w:rFonts w:ascii="Segoe UI" w:hAnsi="Segoe UI"/>
+          <w:sz w:val="22"/>
+        </w:rPr>
+        <w:t>1. Ik heb een geminimaliseerde klok</w:t>
+      </w:r>
+    </w:p>
+    <w:p>
+      <w:pPr>
+        <w:spacing w:after="60"/>
+        <w:ind w:left="720" w:hanging="360"/>
+      </w:pPr>
+      <w:r>
+        <w:rPr>
+          <w:rFonts w:ascii="Segoe UI" w:hAnsi="Segoe UI"/>
+          <w:sz w:val="22"/>
+        </w:rPr>
+        <w:t>☐  </w:t>
+      </w:r>
+      <w:r>
+        <w:rPr>
+          <w:rFonts w:ascii="Segoe UI" w:hAnsi="Segoe UI"/>
+          <w:sz w:val="22"/>
+        </w:rPr>
+        <w:t>⌨ 15. Ik heb de bijzonderheden geschreven</w:t>
+      </w:r>
+    </w:p>
+    <w:p>
+      <w:pPr>
+        <w:spacing w:after="60"/>
+        <w:ind w:left="720" w:hanging="360"/>
+      </w:pPr>
+      <w:r>
+        <w:rPr>
+          <w:rFonts w:ascii="Segoe UI" w:hAnsi="Segoe UI"/>
+          <w:sz w:val="22"/>
+        </w:rPr>
+        <w:t>☐  </w:t>
+      </w:r>
+      <w:r>
+        <w:rPr>
+          <w:rFonts w:ascii="Segoe UI" w:hAnsi="Segoe UI"/>
+          <w:sz w:val="22"/>
+        </w:rPr>
+        <w:t>1. Heb ik de bijzonderheden in de Jira-opmerking met de Implementatie-header geschreven?</w:t>
+      </w:r>
+    </w:p>
+    <w:p>
+      <w:pPr>
+        <w:spacing w:after="60"/>
+        <w:ind w:left="720" w:hanging="360"/>
+      </w:pPr>
+      <w:r>
+        <w:rPr>
+          <w:rFonts w:ascii="Segoe UI" w:hAnsi="Segoe UI"/>
+          <w:sz w:val="22"/>
+        </w:rPr>
+        <w:t>☐  </w:t>
+      </w:r>
+      <w:r>
+        <w:rPr>
+          <w:rFonts w:ascii="Segoe UI" w:hAnsi="Segoe UI"/>
+          <w:sz w:val="22"/>
+        </w:rPr>
+        <w:t>⌨ 16. Naar flowchartpagina van meldplicht navigeren</w:t>
+      </w:r>
+    </w:p>
+    <w:p>
+      <w:pPr>
+        <w:spacing w:after="60"/>
+        <w:ind w:left="720" w:hanging="360"/>
+      </w:pPr>
+      <w:r>
+        <w:rPr>
+          <w:rFonts w:ascii="Segoe UI" w:hAnsi="Segoe UI"/>
+          <w:sz w:val="22"/>
+        </w:rPr>
+        <w:t>☐  </w:t>
+      </w:r>
+      <w:r>
+        <w:rPr>
+          <w:rFonts w:ascii="Segoe UI" w:hAnsi="Segoe UI"/>
+          <w:sz w:val="22"/>
+        </w:rPr>
+        <w:t>1. Ik heb de flowchartpagina van meldplicht voor me liggen</w:t>
+      </w:r>
+    </w:p>
+    <w:p>
+      <w:pPr>
+        <w:spacing w:after="60"/>
+        <w:ind w:left="720" w:hanging="360"/>
+      </w:pPr>
+      <w:r>
+        <w:rPr>
+          <w:rFonts w:ascii="Segoe UI" w:hAnsi="Segoe UI"/>
+          <w:sz w:val="22"/>
+        </w:rPr>
+        <w:t>☐  </w:t>
+      </w:r>
+      <w:r>
+        <w:rPr>
+          <w:rFonts w:ascii="Segoe UI" w:hAnsi="Segoe UI"/>
+          <w:sz w:val="22"/>
+        </w:rPr>
+        <w:t>⌨ 17. Naar volgende flowchartpagina navigeren</w:t>
+      </w:r>
+    </w:p>
+    <w:p>
+      <w:pPr>
+        <w:spacing w:after="60"/>
+        <w:ind w:left="720" w:hanging="360"/>
+      </w:pPr>
+      <w:r>
+        <w:rPr>
+          <w:rFonts w:ascii="Segoe UI" w:hAnsi="Segoe UI"/>
+          <w:sz w:val="22"/>
+        </w:rPr>
+        <w:t>☐  </w:t>
+      </w:r>
+      <w:r>
+        <w:rPr>
+          <w:rFonts w:ascii="Segoe UI" w:hAnsi="Segoe UI"/>
+          <w:sz w:val="22"/>
+        </w:rPr>
+        <w:t>1. Ik heb de flowchartpagina van test voor me liggen</w:t>
+      </w:r>
+    </w:p>
+    <w:p>
+      <w:pPr>
+        <w:spacing w:after="60"/>
+        <w:ind w:left="720" w:hanging="360"/>
+      </w:pPr>
+      <w:r>
+        <w:rPr>
+          <w:rFonts w:ascii="Segoe UI" w:hAnsi="Segoe UI"/>
+          <w:sz w:val="22"/>
+        </w:rPr>
+        <w:t>☐  </w:t>
+      </w:r>
+      <w:r>
+        <w:rPr>
+          <w:rFonts w:ascii="Segoe UI" w:hAnsi="Segoe UI"/>
+          <w:sz w:val="22"/>
+        </w:rPr>
+        <w:t>⌨ 18. Start &gt; Klok &gt; menu &gt; Timer</w:t>
+      </w:r>
+    </w:p>
+    <w:p>
+      <w:pPr>
+        <w:spacing w:after="60"/>
+        <w:ind w:left="720" w:hanging="360"/>
+      </w:pPr>
+      <w:r>
+        <w:rPr>
+          <w:rFonts w:ascii="Segoe UI" w:hAnsi="Segoe UI"/>
+          <w:sz w:val="22"/>
+        </w:rPr>
+        <w:t>☐  </w:t>
+      </w:r>
+      <w:r>
+        <w:rPr>
+          <w:rFonts w:ascii="Segoe UI" w:hAnsi="Segoe UI"/>
+          <w:sz w:val="22"/>
+        </w:rPr>
+        <w:t>1. Ik heb voor iedere ETC een timer</w:t>
+      </w:r>
+    </w:p>
+    <w:p>
+      <w:pPr>
+        <w:spacing w:after="60"/>
+        <w:ind w:left="720" w:hanging="360"/>
+      </w:pPr>
+      <w:r>
+        <w:rPr>
+          <w:rFonts w:ascii="Segoe UI" w:hAnsi="Segoe UI"/>
+          <w:sz w:val="22"/>
+        </w:rPr>
+        <w:t>☐  </w:t>
+      </w:r>
+      <w:r>
+        <w:rPr>
+          <w:rFonts w:ascii="Segoe UI" w:hAnsi="Segoe UI"/>
+          <w:sz w:val="22"/>
+        </w:rPr>
+        <w:t>⌨ 19. Effort tijd instellen &gt; Start &gt; Op voorgrond behouden</w:t>
+      </w:r>
+    </w:p>
+    <w:p>
+      <w:pPr>
+        <w:spacing w:after="60"/>
+        <w:ind w:left="720" w:hanging="360"/>
+      </w:pPr>
+      <w:r>
+        <w:rPr>
+          <w:rFonts w:ascii="Segoe UI" w:hAnsi="Segoe UI"/>
+          <w:sz w:val="22"/>
+        </w:rPr>
+        <w:t>☐  </w:t>
+      </w:r>
+      <w:r>
+        <w:rPr>
+          <w:rFonts w:ascii="Segoe UI" w:hAnsi="Segoe UI"/>
+          <w:sz w:val="22"/>
+        </w:rPr>
+        <w:t>1. Ik heb een aflopende timer in de rechterbovenhoek van het scherm</w:t>
+      </w:r>
+    </w:p>
+    <w:p>
+      <w:pPr>
+        <w:spacing w:after="60"/>
+        <w:ind w:left="720" w:hanging="360"/>
+      </w:pPr>
+      <w:r>
+        <w:rPr>
+          <w:rFonts w:ascii="Segoe UI" w:hAnsi="Segoe UI"/>
+          <w:sz w:val="22"/>
+        </w:rPr>
+        <w:t>☐  </w:t>
+      </w:r>
+      <w:r>
+        <w:rPr>
+          <w:rFonts w:ascii="Segoe UI" w:hAnsi="Segoe UI"/>
+          <w:sz w:val="22"/>
+        </w:rPr>
+        <w:t>⌨ 20. Jira-stopwatch wordt gestart</w:t>
+      </w:r>
+    </w:p>
+    <w:p>
+      <w:pPr>
+        <w:spacing w:after="60"/>
+        <w:ind w:left="720" w:hanging="360"/>
+      </w:pPr>
+      <w:r>
+        <w:rPr>
+          <w:rFonts w:ascii="Segoe UI" w:hAnsi="Segoe UI"/>
+          <w:sz w:val="22"/>
+        </w:rPr>
+        <w:t>☐  </w:t>
+      </w:r>
+      <w:r>
+        <w:rPr>
+          <w:rFonts w:ascii="Segoe UI" w:hAnsi="Segoe UI"/>
+          <w:sz w:val="22"/>
+        </w:rPr>
+        <w:t>1. Ik heb een oplopende stopwatch onder de Jira-beschrijving</w:t>
+      </w:r>
+    </w:p>
+    <w:p>
+      <w:pPr>
+        <w:spacing w:after="60"/>
+        <w:ind w:left="720" w:hanging="360"/>
+      </w:pPr>
+      <w:r>
+        <w:rPr>
+          <w:rFonts w:ascii="Segoe UI" w:hAnsi="Segoe UI"/>
+          <w:sz w:val="22"/>
+        </w:rPr>
+        <w:t>☐  </w:t>
+      </w:r>
+      <w:r>
+        <w:rPr>
+          <w:rFonts w:ascii="Segoe UI" w:hAnsi="Segoe UI"/>
+          <w:sz w:val="22"/>
+        </w:rPr>
+        <w:t>⌨ 21. Hoe lang denk je nog nodig te hebben?</w:t>
+      </w:r>
+    </w:p>
+    <w:p>
+      <w:pPr>
+        <w:spacing w:after="60"/>
+        <w:ind w:left="720" w:hanging="360"/>
+      </w:pPr>
+      <w:r>
+        <w:rPr>
+          <w:rFonts w:ascii="Segoe UI" w:hAnsi="Segoe UI"/>
+          <w:sz w:val="22"/>
+        </w:rPr>
+        <w:t>☐  </w:t>
+      </w:r>
+      <w:r>
+        <w:rPr>
+          <w:rFonts w:ascii="Segoe UI" w:hAnsi="Segoe UI"/>
+          <w:sz w:val="22"/>
+        </w:rPr>
+        <w:t>1. Staan er dingen in die niet bij de opdracht horen?</w:t>
+      </w:r>
+    </w:p>
+    <w:p>
+      <w:pPr>
+        <w:spacing w:after="60"/>
+        <w:ind w:left="720" w:hanging="360"/>
+      </w:pPr>
+      <w:r>
+        <w:rPr>
+          <w:rFonts w:ascii="Segoe UI" w:hAnsi="Segoe UI"/>
+          <w:sz w:val="22"/>
+        </w:rPr>
+        <w:t>☐  </w:t>
+      </w:r>
+      <w:r>
+        <w:rPr>
+          <w:rFonts w:ascii="Segoe UI" w:hAnsi="Segoe UI"/>
+          <w:sz w:val="22"/>
+        </w:rPr>
+        <w:t>2. Is het eerder gebeurd?</w:t>
+      </w:r>
+    </w:p>
+    <w:p>
+      <w:pPr>
+        <w:spacing w:after="60"/>
+        <w:ind w:left="720" w:hanging="360"/>
+      </w:pPr>
+      <w:r>
+        <w:rPr>
+          <w:rFonts w:ascii="Segoe UI" w:hAnsi="Segoe UI"/>
+          <w:sz w:val="22"/>
+        </w:rPr>
+        <w:t>☐  </w:t>
+      </w:r>
+      <w:r>
+        <w:rPr>
+          <w:rFonts w:ascii="Segoe UI" w:hAnsi="Segoe UI"/>
+          <w:sz w:val="22"/>
+        </w:rPr>
+        <w:t>⌨ 22. Past het binnen de 150%? Tijdtrigger gehaald?</w:t>
+      </w:r>
+    </w:p>
+    <w:p>
+      <w:pPr>
+        <w:spacing w:after="60"/>
+        <w:ind w:left="720" w:hanging="360"/>
+      </w:pPr>
+      <w:r>
+        <w:rPr>
+          <w:rFonts w:ascii="Segoe UI" w:hAnsi="Segoe UI"/>
+          <w:sz w:val="22"/>
+        </w:rPr>
+        <w:t>☐  </w:t>
+      </w:r>
+      <w:r>
+        <w:rPr>
+          <w:rFonts w:ascii="Segoe UI" w:hAnsi="Segoe UI"/>
+          <w:sz w:val="22"/>
+        </w:rPr>
+        <w:t>1. Staan er dingen in die niet bij de opdracht horen?</w:t>
+      </w:r>
+    </w:p>
+    <w:p>
+      <w:pPr>
+        <w:spacing w:after="60"/>
+        <w:ind w:left="720" w:hanging="360"/>
+      </w:pPr>
+      <w:r>
+        <w:rPr>
+          <w:rFonts w:ascii="Segoe UI" w:hAnsi="Segoe UI"/>
+          <w:sz w:val="22"/>
+        </w:rPr>
+        <w:t>☐  </w:t>
+      </w:r>
+      <w:r>
+        <w:rPr>
+          <w:rFonts w:ascii="Segoe UI" w:hAnsi="Segoe UI"/>
+          <w:sz w:val="22"/>
+        </w:rPr>
+        <w:t>2. Is het eerder gebeurd?</w:t>
+      </w:r>
+    </w:p>
+    <w:p>
+      <w:pPr>
+        <w:spacing w:after="60"/>
+        <w:ind w:left="720" w:hanging="360"/>
+      </w:pPr>
+      <w:r>
+        <w:rPr>
+          <w:rFonts w:ascii="Segoe UI" w:hAnsi="Segoe UI"/>
+          <w:sz w:val="22"/>
+        </w:rPr>
+        <w:t>☐  </w:t>
+      </w:r>
+      <w:r>
+        <w:rPr>
+          <w:rFonts w:ascii="Segoe UI" w:hAnsi="Segoe UI"/>
+          <w:sz w:val="22"/>
+        </w:rPr>
+        <w:t>⌨ 23. Pauze &gt; Opnieuw instellen &gt; Terug naar volledige weergave</w:t>
+      </w:r>
+    </w:p>
+    <w:p>
+      <w:pPr>
+        <w:spacing w:after="60"/>
+        <w:ind w:left="720" w:hanging="360"/>
+      </w:pPr>
+      <w:r>
+        <w:rPr>
+          <w:rFonts w:ascii="Segoe UI" w:hAnsi="Segoe UI"/>
+          <w:sz w:val="22"/>
+        </w:rPr>
+        <w:t>☐  </w:t>
+      </w:r>
+      <w:r>
+        <w:rPr>
+          <w:rFonts w:ascii="Segoe UI" w:hAnsi="Segoe UI"/>
+          <w:sz w:val="22"/>
+        </w:rPr>
+        <w:t>1. Ik heb voor iedere ETC een opnieuw ingestelde timer</w:t>
+      </w:r>
+    </w:p>
+    <w:p>
+      <w:pPr>
+        <w:spacing w:after="60"/>
+        <w:ind w:left="720" w:hanging="360"/>
+      </w:pPr>
+      <w:r>
+        <w:rPr>
+          <w:rFonts w:ascii="Segoe UI" w:hAnsi="Segoe UI"/>
+          <w:sz w:val="22"/>
+        </w:rPr>
+        <w:t>☐  </w:t>
+      </w:r>
+      <w:r>
+        <w:rPr>
+          <w:rFonts w:ascii="Segoe UI" w:hAnsi="Segoe UI"/>
+          <w:sz w:val="22"/>
+        </w:rPr>
+        <w:t>⌨ 24. Effort tijd instellen &gt; Start &gt; Op voorgrond behouden</w:t>
+      </w:r>
+    </w:p>
+    <w:p>
+      <w:pPr>
+        <w:spacing w:after="60"/>
+        <w:ind w:left="720" w:hanging="360"/>
+      </w:pPr>
+      <w:r>
+        <w:rPr>
+          <w:rFonts w:ascii="Segoe UI" w:hAnsi="Segoe UI"/>
+          <w:sz w:val="22"/>
+        </w:rPr>
+        <w:t>☐  </w:t>
+      </w:r>
+      <w:r>
+        <w:rPr>
+          <w:rFonts w:ascii="Segoe UI" w:hAnsi="Segoe UI"/>
+          <w:sz w:val="22"/>
+        </w:rPr>
+        <w:t>1. Ik heb een aflopende timer in de rechterbovenhoek van het scherm</w:t>
+      </w:r>
+    </w:p>
+    <w:p>
+      <w:pPr>
+        <w:spacing w:after="60"/>
+        <w:ind w:left="720" w:hanging="360"/>
+      </w:pPr>
+      <w:r>
+        <w:rPr>
+          <w:rFonts w:ascii="Segoe UI" w:hAnsi="Segoe UI"/>
+          <w:sz w:val="22"/>
+        </w:rPr>
+        <w:t>☐  </w:t>
+      </w:r>
+      <w:r>
+        <w:rPr>
+          <w:rFonts w:ascii="Segoe UI" w:hAnsi="Segoe UI"/>
+          <w:sz w:val="22"/>
+        </w:rPr>
+        <w:t>⌨ 25. Jira-stopwatch wordt gestart</w:t>
+      </w:r>
+    </w:p>
+    <w:p>
+      <w:pPr>
+        <w:spacing w:after="60"/>
+        <w:ind w:left="720" w:hanging="360"/>
+      </w:pPr>
+      <w:r>
+        <w:rPr>
+          <w:rFonts w:ascii="Segoe UI" w:hAnsi="Segoe UI"/>
+          <w:sz w:val="22"/>
+        </w:rPr>
+        <w:t>☐  </w:t>
+      </w:r>
+      <w:r>
+        <w:rPr>
+          <w:rFonts w:ascii="Segoe UI" w:hAnsi="Segoe UI"/>
+          <w:sz w:val="22"/>
+        </w:rPr>
+        <w:t>1. Ik heb een oplopende stopwatch onder de Jira-beschrijving</w:t>
+      </w:r>
+    </w:p>
+    <w:p>
+      <w:pPr>
+        <w:spacing w:after="60"/>
+        <w:ind w:left="720" w:hanging="360"/>
+      </w:pPr>
+      <w:r>
+        <w:rPr>
+          <w:rFonts w:ascii="Segoe UI" w:hAnsi="Segoe UI"/>
+          <w:sz w:val="22"/>
+        </w:rPr>
+        <w:t>☐  </w:t>
+      </w:r>
+      <w:r>
+        <w:rPr>
+          <w:rFonts w:ascii="Segoe UI" w:hAnsi="Segoe UI"/>
+          <w:sz w:val="22"/>
+        </w:rPr>
+        <w:t>⌨ 26. Pauze &gt; Opnieuw instellen &gt; Terug naar volledige weergave</w:t>
+      </w:r>
+    </w:p>
+    <w:p>
+      <w:pPr>
+        <w:spacing w:after="60"/>
+        <w:ind w:left="720" w:hanging="360"/>
+      </w:pPr>
+      <w:r>
+        <w:rPr>
+          <w:rFonts w:ascii="Segoe UI" w:hAnsi="Segoe UI"/>
+          <w:sz w:val="22"/>
+        </w:rPr>
+        <w:t>☐  </w:t>
+      </w:r>
+      <w:r>
+        <w:rPr>
+          <w:rFonts w:ascii="Segoe UI" w:hAnsi="Segoe UI"/>
+          <w:sz w:val="22"/>
+        </w:rPr>
+        <w:t>1. Ik heb voor iedere ETC een opnieuw ingestelde timer</w:t>
+      </w:r>
+    </w:p>
+    <w:p>
+      <w:pPr>
+        <w:spacing w:after="60"/>
+        <w:ind w:left="720" w:hanging="360"/>
+      </w:pPr>
+      <w:r>
+        <w:rPr>
+          <w:rFonts w:ascii="Segoe UI" w:hAnsi="Segoe UI"/>
+          <w:sz w:val="22"/>
+        </w:rPr>
+        <w:t>☐  </w:t>
+      </w:r>
+      <w:r>
+        <w:rPr>
+          <w:rFonts w:ascii="Segoe UI" w:hAnsi="Segoe UI"/>
+          <w:sz w:val="22"/>
+        </w:rPr>
+        <w:t>⌨ 27. Klok minimaliseren</w:t>
+      </w:r>
+    </w:p>
+    <w:p>
+      <w:pPr>
+        <w:spacing w:after="60"/>
+        <w:ind w:left="720" w:hanging="360"/>
+      </w:pPr>
+      <w:r>
+        <w:rPr>
+          <w:rFonts w:ascii="Segoe UI" w:hAnsi="Segoe UI"/>
+          <w:sz w:val="22"/>
+        </w:rPr>
+        <w:t>☐  </w:t>
+      </w:r>
+      <w:r>
+        <w:rPr>
+          <w:rFonts w:ascii="Segoe UI" w:hAnsi="Segoe UI"/>
+          <w:sz w:val="22"/>
+        </w:rPr>
+        <w:t>1. Ik heb een geminimaliseerde klok</w:t>
+      </w:r>
+    </w:p>
+    <w:p>
+      <w:pPr>
+        <w:spacing w:after="60"/>
+        <w:ind w:left="720" w:hanging="360"/>
+      </w:pPr>
+      <w:r>
+        <w:rPr>
+          <w:rFonts w:ascii="Segoe UI" w:hAnsi="Segoe UI"/>
+          <w:sz w:val="22"/>
+        </w:rPr>
+        <w:t>☐  </w:t>
+      </w:r>
+      <w:r>
+        <w:rPr>
+          <w:rFonts w:ascii="Segoe UI" w:hAnsi="Segoe UI"/>
+          <w:sz w:val="22"/>
+        </w:rPr>
+        <w:t>⌨ 28. Hoe heeft het zo lang kunnen duren?</w:t>
+      </w:r>
+    </w:p>
+    <w:p>
+      <w:pPr>
+        <w:spacing w:after="60"/>
+        <w:ind w:left="720" w:hanging="360"/>
+      </w:pPr>
+      <w:r>
+        <w:rPr>
+          <w:rFonts w:ascii="Segoe UI" w:hAnsi="Segoe UI"/>
+          <w:sz w:val="22"/>
+        </w:rPr>
+        <w:t>☐  </w:t>
+      </w:r>
+      <w:r>
+        <w:rPr>
+          <w:rFonts w:ascii="Segoe UI" w:hAnsi="Segoe UI"/>
+          <w:sz w:val="22"/>
+        </w:rPr>
+        <w:t>1. Staan er dingen in die niet bij de opdracht horen?</w:t>
+      </w:r>
+    </w:p>
+    <w:p>
+      <w:pPr>
+        <w:spacing w:after="60"/>
+        <w:ind w:left="720" w:hanging="360"/>
+      </w:pPr>
+      <w:r>
+        <w:rPr>
+          <w:rFonts w:ascii="Segoe UI" w:hAnsi="Segoe UI"/>
+          <w:sz w:val="22"/>
+        </w:rPr>
+        <w:t>☐  </w:t>
+      </w:r>
+      <w:r>
+        <w:rPr>
+          <w:rFonts w:ascii="Segoe UI" w:hAnsi="Segoe UI"/>
+          <w:sz w:val="22"/>
+        </w:rPr>
+        <w:t>2. Is het eerder gebeurd?</w:t>
+      </w:r>
+    </w:p>
+    <w:p>
+      <w:pPr>
+        <w:spacing w:after="60"/>
+        <w:ind w:left="720" w:hanging="360"/>
+      </w:pPr>
+      <w:r>
+        <w:rPr>
+          <w:rFonts w:ascii="Segoe UI" w:hAnsi="Segoe UI"/>
+          <w:sz w:val="22"/>
+        </w:rPr>
+        <w:t>☐  </w:t>
+      </w:r>
+      <w:r>
+        <w:rPr>
+          <w:rFonts w:ascii="Segoe UI" w:hAnsi="Segoe UI"/>
+          <w:sz w:val="22"/>
+        </w:rPr>
+        <w:t>⌨ 29. Snellere methodieken mogelijk?</w:t>
+      </w:r>
+    </w:p>
+    <w:p>
+      <w:pPr>
+        <w:spacing w:after="60"/>
+        <w:ind w:left="720" w:hanging="360"/>
+      </w:pPr>
+      <w:r>
+        <w:rPr>
+          <w:rFonts w:ascii="Segoe UI" w:hAnsi="Segoe UI"/>
+          <w:sz w:val="22"/>
+        </w:rPr>
+        <w:t>☐  </w:t>
+      </w:r>
+      <w:r>
+        <w:rPr>
+          <w:rFonts w:ascii="Segoe UI" w:hAnsi="Segoe UI"/>
+          <w:sz w:val="22"/>
+        </w:rPr>
+        <w:t>1. Staan er dingen in die niet bij de opdracht horen?</w:t>
+      </w:r>
+    </w:p>
+    <w:p>
+      <w:pPr>
+        <w:spacing w:after="60"/>
+        <w:ind w:left="720" w:hanging="360"/>
+      </w:pPr>
+      <w:r>
+        <w:rPr>
+          <w:rFonts w:ascii="Segoe UI" w:hAnsi="Segoe UI"/>
+          <w:sz w:val="22"/>
+        </w:rPr>
+        <w:t>☐  </w:t>
+      </w:r>
+      <w:r>
+        <w:rPr>
+          <w:rFonts w:ascii="Segoe UI" w:hAnsi="Segoe UI"/>
+          <w:sz w:val="22"/>
+        </w:rPr>
+        <w:t>2. Is het eerder gebeurd?</w:t>
+      </w:r>
+    </w:p>
+    <w:p>
+      <w:pPr>
+        <w:spacing w:after="60"/>
+        <w:ind w:left="720" w:hanging="360"/>
+      </w:pPr>
+      <w:r>
+        <w:rPr>
+          <w:rFonts w:ascii="Segoe UI" w:hAnsi="Segoe UI"/>
+          <w:sz w:val="22"/>
+        </w:rPr>
+        <w:t>☐  </w:t>
+      </w:r>
+      <w:r>
+        <w:rPr>
+          <w:rFonts w:ascii="Segoe UI" w:hAnsi="Segoe UI"/>
+          <w:sz w:val="22"/>
+        </w:rPr>
+        <w:t>⌨ 30. Heb ik mijn antwoorden getest voordat ik JW spreek?</w:t>
+      </w:r>
+    </w:p>
+    <w:p>
+      <w:pPr>
+        <w:spacing w:after="60"/>
+        <w:ind w:left="720" w:hanging="360"/>
+      </w:pPr>
+      <w:r>
+        <w:rPr>
+          <w:rFonts w:ascii="Segoe UI" w:hAnsi="Segoe UI"/>
+          <w:sz w:val="22"/>
+        </w:rPr>
+        <w:t>☐  </w:t>
+      </w:r>
+      <w:r>
+        <w:rPr>
+          <w:rFonts w:ascii="Segoe UI" w:hAnsi="Segoe UI"/>
+          <w:sz w:val="22"/>
+        </w:rPr>
+        <w:t>1. Heb ik de grootste oorzaak kunnen vinden?</w:t>
+      </w:r>
+    </w:p>
+    <w:p>
+      <w:pPr>
+        <w:spacing w:after="60"/>
+        <w:ind w:left="720" w:hanging="360"/>
+      </w:pPr>
+      <w:r>
+        <w:rPr>
+          <w:rFonts w:ascii="Segoe UI" w:hAnsi="Segoe UI"/>
+          <w:sz w:val="22"/>
+        </w:rPr>
+        <w:t>☐  </w:t>
+      </w:r>
+      <w:r>
+        <w:rPr>
+          <w:rFonts w:ascii="Segoe UI" w:hAnsi="Segoe UI"/>
+          <w:sz w:val="22"/>
+        </w:rPr>
+        <w:t>⌨ 31. Pauze &gt; Opnieuw instellen &gt; Terug naar volledige weergave</w:t>
+      </w:r>
+    </w:p>
+    <w:p>
+      <w:pPr>
+        <w:spacing w:after="60"/>
+        <w:ind w:left="720" w:hanging="360"/>
+      </w:pPr>
+      <w:r>
+        <w:rPr>
+          <w:rFonts w:ascii="Segoe UI" w:hAnsi="Segoe UI"/>
+          <w:sz w:val="22"/>
+        </w:rPr>
+        <w:t>☐  </w:t>
+      </w:r>
+      <w:r>
+        <w:rPr>
+          <w:rFonts w:ascii="Segoe UI" w:hAnsi="Segoe UI"/>
+          <w:sz w:val="22"/>
+        </w:rPr>
+        <w:t>1. Ik heb voor iedere ETC een opnieuw ingestelde timer</w:t>
+      </w:r>
+    </w:p>
+    <w:p>
+      <w:pPr>
+        <w:spacing w:after="60"/>
+        <w:ind w:left="720" w:hanging="360"/>
+      </w:pPr>
+      <w:r>
+        <w:rPr>
+          <w:rFonts w:ascii="Segoe UI" w:hAnsi="Segoe UI"/>
+          <w:sz w:val="22"/>
+        </w:rPr>
+        <w:t>☐  </w:t>
+      </w:r>
+      <w:r>
+        <w:rPr>
+          <w:rFonts w:ascii="Segoe UI" w:hAnsi="Segoe UI"/>
+          <w:sz w:val="22"/>
+        </w:rPr>
+        <w:t>⌨ 32. Klok minimaliseren</w:t>
+      </w:r>
+    </w:p>
+    <w:p>
+      <w:pPr>
+        <w:spacing w:after="60"/>
+        <w:ind w:left="720" w:hanging="360"/>
+      </w:pPr>
+      <w:r>
+        <w:rPr>
+          <w:rFonts w:ascii="Segoe UI" w:hAnsi="Segoe UI"/>
+          <w:sz w:val="22"/>
+        </w:rPr>
+        <w:t>☐  </w:t>
+      </w:r>
+      <w:r>
+        <w:rPr>
+          <w:rFonts w:ascii="Segoe UI" w:hAnsi="Segoe UI"/>
+          <w:sz w:val="22"/>
+        </w:rPr>
+        <w:t>1. Ik heb een geminimaliseerde klok</w:t>
+      </w:r>
+    </w:p>
+    <w:p>
+      <w:pPr>
+        <w:spacing w:after="120"/>
         <w:ind w:left="180"/>
       </w:pPr>
       <w:r>
@@ -3128,6 +7670,34 @@
     <w:p>
       <w:pPr>
         <w:spacing w:after="120"/>
+        <w:ind w:left="360"/>
+      </w:pPr>
+      <w:r>
+        <w:rPr>
+          <w:rFonts w:ascii="Segoe UI" w:hAnsi="Segoe UI"/>
+          <w:sz w:val="22"/>
+          <w:color w:val="000000"/>
+        </w:rPr>
+        <w:t>13. Pauze &gt; Opnieuw instellen &gt; Terug naar volledige weergave</w:t>
+      </w:r>
+    </w:p>
+    <w:p>
+      <w:pPr>
+        <w:spacing w:after="120"/>
+        <w:ind w:left="360"/>
+      </w:pPr>
+      <w:r>
+        <w:rPr>
+          <w:rFonts w:ascii="Segoe UI" w:hAnsi="Segoe UI"/>
+          <w:sz w:val="22"/>
+          <w:color w:val="000000"/>
+        </w:rPr>
+        <w:t>14. Klok minimaliseren</w:t>
+      </w:r>
+    </w:p>
+    <w:p>
+      <w:pPr>
+        <w:spacing w:after="120"/>
         <w:ind w:left="180"/>
       </w:pPr>
       <w:r>
@@ -3143,31 +7713,73 @@
     <w:p>
       <w:pPr>
         <w:spacing w:after="120"/>
-        <w:ind w:left="180"/>
-      </w:pPr>
-      <w:r>
-        <w:rPr>
-          <w:rFonts w:ascii="Segoe UI" w:hAnsi="Segoe UI"/>
-          <w:sz w:val="22"/>
-          <w:color w:val="1F497D"/>
-          <w:b/>
-        </w:rPr>
-        <w:t>⌨ 707F. Volg de test</w:t>
-      </w:r>
-    </w:p>
-    <w:p>
-      <w:pPr>
-        <w:spacing w:after="120"/>
-        <w:ind w:left="180"/>
-      </w:pPr>
-      <w:r>
-        <w:rPr>
-          <w:rFonts w:ascii="Segoe UI" w:hAnsi="Segoe UI"/>
-          <w:sz w:val="22"/>
-          <w:color w:val="1F497D"/>
-          <w:b/>
-        </w:rPr>
-        <w:t>⌨ 707T. Volg de meldplicht</w:t>
+        <w:ind w:left="360"/>
+      </w:pPr>
+      <w:r>
+        <w:rPr>
+          <w:rFonts w:ascii="Segoe UI" w:hAnsi="Segoe UI"/>
+          <w:sz w:val="22"/>
+          <w:color w:val="000000"/>
+        </w:rPr>
+        <w:t>15. Ik heb de bijzonderheden geschreven</w:t>
+      </w:r>
+    </w:p>
+    <w:p>
+      <w:pPr>
+        <w:spacing w:after="120"/>
+        <w:ind w:left="180"/>
+      </w:pPr>
+      <w:r>
+        <w:rPr>
+          <w:rFonts w:ascii="Segoe UI" w:hAnsi="Segoe UI"/>
+          <w:sz w:val="22"/>
+          <w:color w:val="1F497D"/>
+          <w:b/>
+        </w:rPr>
+        <w:t>⌨ 707F. Volg de meldplicht</w:t>
+      </w:r>
+    </w:p>
+    <w:p>
+      <w:pPr>
+        <w:spacing w:after="120"/>
+        <w:ind w:left="360"/>
+      </w:pPr>
+      <w:r>
+        <w:rPr>
+          <w:rFonts w:ascii="Segoe UI" w:hAnsi="Segoe UI"/>
+          <w:sz w:val="22"/>
+          <w:color w:val="000000"/>
+        </w:rPr>
+        <w:t>16. Naar flowchartpagina van meldplicht navigeren</w:t>
+      </w:r>
+    </w:p>
+    <w:p>
+      <w:pPr>
+        <w:spacing w:after="120"/>
+        <w:ind w:left="180"/>
+      </w:pPr>
+      <w:r>
+        <w:rPr>
+          <w:rFonts w:ascii="Segoe UI" w:hAnsi="Segoe UI"/>
+          <w:sz w:val="22"/>
+          <w:color w:val="1F497D"/>
+          <w:b/>
+        </w:rPr>
+        <w:t>⌨ 707T. Volg de test</w:t>
+      </w:r>
+    </w:p>
+    <w:p>
+      <w:pPr>
+        <w:spacing w:after="120"/>
+        <w:ind w:left="360"/>
+      </w:pPr>
+      <w:r>
+        <w:rPr>
+          <w:rFonts w:ascii="Segoe UI" w:hAnsi="Segoe UI"/>
+          <w:sz w:val="22"/>
+          <w:color w:val="000000"/>
+        </w:rPr>
+        <w:t>17. Naar volgende flowchartpagina navigeren</w:t>
       </w:r>
     </w:p>
     <w:p>
@@ -3203,6 +7815,48 @@
     <w:p>
       <w:pPr>
         <w:spacing w:after="120"/>
+        <w:ind w:left="360"/>
+      </w:pPr>
+      <w:r>
+        <w:rPr>
+          <w:rFonts w:ascii="Segoe UI" w:hAnsi="Segoe UI"/>
+          <w:sz w:val="22"/>
+          <w:color w:val="000000"/>
+        </w:rPr>
+        <w:t>18. Start &gt; Klok &gt; menu &gt; Timer</w:t>
+      </w:r>
+    </w:p>
+    <w:p>
+      <w:pPr>
+        <w:spacing w:after="120"/>
+        <w:ind w:left="360"/>
+      </w:pPr>
+      <w:r>
+        <w:rPr>
+          <w:rFonts w:ascii="Segoe UI" w:hAnsi="Segoe UI"/>
+          <w:sz w:val="22"/>
+          <w:color w:val="000000"/>
+        </w:rPr>
+        <w:t>19. Effort tijd instellen &gt; Start &gt; Op voorgrond behouden</w:t>
+      </w:r>
+    </w:p>
+    <w:p>
+      <w:pPr>
+        <w:spacing w:after="120"/>
+        <w:ind w:left="360"/>
+      </w:pPr>
+      <w:r>
+        <w:rPr>
+          <w:rFonts w:ascii="Segoe UI" w:hAnsi="Segoe UI"/>
+          <w:sz w:val="22"/>
+          <w:color w:val="000000"/>
+        </w:rPr>
+        <w:t>20. Jira-stopwatch wordt gestart</w:t>
+      </w:r>
+    </w:p>
+    <w:p>
+      <w:pPr>
+        <w:spacing w:after="120"/>
         <w:ind w:left="180"/>
       </w:pPr>
       <w:r>
@@ -3218,6 +7872,34 @@
     <w:p>
       <w:pPr>
         <w:spacing w:after="120"/>
+        <w:ind w:left="360"/>
+      </w:pPr>
+      <w:r>
+        <w:rPr>
+          <w:rFonts w:ascii="Segoe UI" w:hAnsi="Segoe UI"/>
+          <w:sz w:val="22"/>
+          <w:color w:val="000000"/>
+        </w:rPr>
+        <w:t>21. Hoe lang denk je nog nodig te hebben?</w:t>
+      </w:r>
+    </w:p>
+    <w:p>
+      <w:pPr>
+        <w:spacing w:after="120"/>
+        <w:ind w:left="360"/>
+      </w:pPr>
+      <w:r>
+        <w:rPr>
+          <w:rFonts w:ascii="Segoe UI" w:hAnsi="Segoe UI"/>
+          <w:sz w:val="22"/>
+          <w:color w:val="000000"/>
+        </w:rPr>
+        <w:t>22. Past het binnen de 150%? Tijdtrigger gehaald?</w:t>
+      </w:r>
+    </w:p>
+    <w:p>
+      <w:pPr>
+        <w:spacing w:after="120"/>
         <w:ind w:left="180"/>
       </w:pPr>
       <w:r>
@@ -3248,6 +7930,48 @@
     <w:p>
       <w:pPr>
         <w:spacing w:after="120"/>
+        <w:ind w:left="360"/>
+      </w:pPr>
+      <w:r>
+        <w:rPr>
+          <w:rFonts w:ascii="Segoe UI" w:hAnsi="Segoe UI"/>
+          <w:sz w:val="22"/>
+          <w:color w:val="000000"/>
+        </w:rPr>
+        <w:t>23. Pauze &gt; Opnieuw instellen &gt; Terug naar volledige weergave</w:t>
+      </w:r>
+    </w:p>
+    <w:p>
+      <w:pPr>
+        <w:spacing w:after="120"/>
+        <w:ind w:left="360"/>
+      </w:pPr>
+      <w:r>
+        <w:rPr>
+          <w:rFonts w:ascii="Segoe UI" w:hAnsi="Segoe UI"/>
+          <w:sz w:val="22"/>
+          <w:color w:val="000000"/>
+        </w:rPr>
+        <w:t>24. Effort tijd instellen &gt; Start &gt; Op voorgrond behouden</w:t>
+      </w:r>
+    </w:p>
+    <w:p>
+      <w:pPr>
+        <w:spacing w:after="120"/>
+        <w:ind w:left="360"/>
+      </w:pPr>
+      <w:r>
+        <w:rPr>
+          <w:rFonts w:ascii="Segoe UI" w:hAnsi="Segoe UI"/>
+          <w:sz w:val="22"/>
+          <w:color w:val="000000"/>
+        </w:rPr>
+        <w:t>25. Jira-stopwatch wordt gestart</w:t>
+      </w:r>
+    </w:p>
+    <w:p>
+      <w:pPr>
+        <w:spacing w:after="120"/>
         <w:ind w:left="180"/>
       </w:pPr>
       <w:r>
@@ -3263,6 +7987,34 @@
     <w:p>
       <w:pPr>
         <w:spacing w:after="120"/>
+        <w:ind w:left="360"/>
+      </w:pPr>
+      <w:r>
+        <w:rPr>
+          <w:rFonts w:ascii="Segoe UI" w:hAnsi="Segoe UI"/>
+          <w:sz w:val="22"/>
+          <w:color w:val="000000"/>
+        </w:rPr>
+        <w:t>26. Pauze &gt; Opnieuw instellen &gt; Terug naar volledige weergave</w:t>
+      </w:r>
+    </w:p>
+    <w:p>
+      <w:pPr>
+        <w:spacing w:after="120"/>
+        <w:ind w:left="360"/>
+      </w:pPr>
+      <w:r>
+        <w:rPr>
+          <w:rFonts w:ascii="Segoe UI" w:hAnsi="Segoe UI"/>
+          <w:sz w:val="22"/>
+          <w:color w:val="000000"/>
+        </w:rPr>
+        <w:t>27. Klok minimaliseren</w:t>
+      </w:r>
+    </w:p>
+    <w:p>
+      <w:pPr>
+        <w:spacing w:after="120"/>
         <w:ind w:left="180"/>
       </w:pPr>
       <w:r>
@@ -3278,6 +8030,48 @@
     <w:p>
       <w:pPr>
         <w:spacing w:after="120"/>
+        <w:ind w:left="360"/>
+      </w:pPr>
+      <w:r>
+        <w:rPr>
+          <w:rFonts w:ascii="Segoe UI" w:hAnsi="Segoe UI"/>
+          <w:sz w:val="22"/>
+          <w:color w:val="000000"/>
+        </w:rPr>
+        <w:t>28. Hoe heeft het zo lang kunnen duren?</w:t>
+      </w:r>
+    </w:p>
+    <w:p>
+      <w:pPr>
+        <w:spacing w:after="120"/>
+        <w:ind w:left="360"/>
+      </w:pPr>
+      <w:r>
+        <w:rPr>
+          <w:rFonts w:ascii="Segoe UI" w:hAnsi="Segoe UI"/>
+          <w:sz w:val="22"/>
+          <w:color w:val="000000"/>
+        </w:rPr>
+        <w:t>29. Zijn er snellere methodieken mogelijk?</w:t>
+      </w:r>
+    </w:p>
+    <w:p>
+      <w:pPr>
+        <w:spacing w:after="120"/>
+        <w:ind w:left="360"/>
+      </w:pPr>
+      <w:r>
+        <w:rPr>
+          <w:rFonts w:ascii="Segoe UI" w:hAnsi="Segoe UI"/>
+          <w:sz w:val="22"/>
+          <w:color w:val="000000"/>
+        </w:rPr>
+        <w:t>30. Heb ik mijn antwoorden getest voordat ik JW spreek?</w:t>
+      </w:r>
+    </w:p>
+    <w:p>
+      <w:pPr>
+        <w:spacing w:after="120"/>
         <w:ind w:left="180"/>
       </w:pPr>
       <w:r>
@@ -3288,6 +8082,34 @@
           <w:b/>
         </w:rPr>
         <w:t>⌨️ 714. Stop timer (4 min)</w:t>
+      </w:r>
+    </w:p>
+    <w:p>
+      <w:pPr>
+        <w:spacing w:after="120"/>
+        <w:ind w:left="360"/>
+      </w:pPr>
+      <w:r>
+        <w:rPr>
+          <w:rFonts w:ascii="Segoe UI" w:hAnsi="Segoe UI"/>
+          <w:sz w:val="22"/>
+          <w:color w:val="000000"/>
+        </w:rPr>
+        <w:t>30. Pauze &gt; Opnieuw instellen &gt; Terug naar volledige weergave</w:t>
+      </w:r>
+    </w:p>
+    <w:p>
+      <w:pPr>
+        <w:spacing w:after="120"/>
+        <w:ind w:left="360"/>
+      </w:pPr>
+      <w:r>
+        <w:rPr>
+          <w:rFonts w:ascii="Segoe UI" w:hAnsi="Segoe UI"/>
+          <w:sz w:val="22"/>
+          <w:color w:val="000000"/>
+        </w:rPr>
+        <w:t>31. Klok minimaliseren</w:t>
       </w:r>
     </w:p>
     <w:p>
@@ -3522,6 +8344,46 @@
     </w:p>
     <w:p>
       <w:pPr>
+        <w:spacing w:after="60"/>
+        <w:ind w:left="540" w:hanging="360"/>
+      </w:pPr>
+      <w:r>
+        <w:rPr>
+          <w:rFonts w:ascii="Segoe UI" w:hAnsi="Segoe UI"/>
+          <w:sz w:val="22"/>
+        </w:rPr>
+        <w:t>☐  </w:t>
+      </w:r>
+      <w:r>
+        <w:rPr>
+          <w:rFonts w:ascii="Segoe UI" w:hAnsi="Segoe UI"/>
+          <w:sz w:val="22"/>
+        </w:rPr>
+        <w:t>1. Staan er dingen in die niet bij de opdracht horen?</w:t>
+      </w:r>
+    </w:p>
+    <w:p>
+      <w:pPr>
+        <w:spacing w:after="60"/>
+        <w:ind w:left="540" w:hanging="360"/>
+      </w:pPr>
+      <w:r>
+        <w:rPr>
+          <w:rFonts w:ascii="Segoe UI" w:hAnsi="Segoe UI"/>
+          <w:sz w:val="22"/>
+        </w:rPr>
+        <w:t>☐  </w:t>
+      </w:r>
+      <w:r>
+        <w:rPr>
+          <w:rFonts w:ascii="Segoe UI" w:hAnsi="Segoe UI"/>
+          <w:sz w:val="22"/>
+        </w:rPr>
+        <w:t>2. Is het eerder gebeurd?</w:t>
+      </w:r>
+    </w:p>
+    <w:p>
+      <w:pPr>
         <w:spacing w:after="120"/>
         <w:ind w:left="180"/>
       </w:pPr>
@@ -3578,6 +8440,46 @@
           <w:b/>
         </w:rPr>
         <w:t>🔎 813. Hoe heeft het zo lang kunnen duren?</w:t>
+      </w:r>
+    </w:p>
+    <w:p>
+      <w:pPr>
+        <w:spacing w:after="60"/>
+        <w:ind w:left="540" w:hanging="360"/>
+      </w:pPr>
+      <w:r>
+        <w:rPr>
+          <w:rFonts w:ascii="Segoe UI" w:hAnsi="Segoe UI"/>
+          <w:sz w:val="22"/>
+        </w:rPr>
+        <w:t>☐  </w:t>
+      </w:r>
+      <w:r>
+        <w:rPr>
+          <w:rFonts w:ascii="Segoe UI" w:hAnsi="Segoe UI"/>
+          <w:sz w:val="22"/>
+        </w:rPr>
+        <w:t>1. Staan er dingen in die niet bij de opdracht horen?</w:t>
+      </w:r>
+    </w:p>
+    <w:p>
+      <w:pPr>
+        <w:spacing w:after="60"/>
+        <w:ind w:left="540" w:hanging="360"/>
+      </w:pPr>
+      <w:r>
+        <w:rPr>
+          <w:rFonts w:ascii="Segoe UI" w:hAnsi="Segoe UI"/>
+          <w:sz w:val="22"/>
+        </w:rPr>
+        <w:t>☐  </w:t>
+      </w:r>
+      <w:r>
+        <w:rPr>
+          <w:rFonts w:ascii="Segoe UI" w:hAnsi="Segoe UI"/>
+          <w:sz w:val="22"/>
+        </w:rPr>
+        <w:t>2. Is het eerder gebeurd?</w:t>
       </w:r>
     </w:p>
     <w:p>

--- a/IssueTracker_Stappenplan.docx
+++ b/IssueTracker_Stappenplan.docx
@@ -29,7 +29,7 @@
           <w:i/>
           <w:color w:val="595959"/>
         </w:rPr>
-        <w:t>Gegenereerd op: 21-06-2026 21:17:42 | Status: Actief</w:t>
+        <w:t>Gegenereerd op: 21-06-2026 21:41:28 | Status: Actief</w:t>
       </w:r>
     </w:p>
     <w:p>
@@ -65,21 +65,6 @@
     <w:p>
       <w:pPr>
         <w:spacing w:after="120"/>
-        <w:ind w:left="180"/>
-      </w:pPr>
-      <w:r>
-        <w:rPr>
-          <w:rFonts w:ascii="Segoe UI" w:hAnsi="Segoe UI"/>
-          <w:sz w:val="22"/>
-          <w:color w:val="1F497D"/>
-          <w:b/>
-        </w:rPr>
-        <w:t>⏱️ 101. Issue [nieuw]</w:t>
-      </w:r>
-    </w:p>
-    <w:p>
-      <w:pPr>
-        <w:spacing w:after="120"/>
         <w:ind w:left="360"/>
       </w:pPr>
       <w:r>
@@ -182,21 +167,6 @@
     <w:p>
       <w:pPr>
         <w:spacing w:after="120"/>
-        <w:ind w:left="180"/>
-      </w:pPr>
-      <w:r>
-        <w:rPr>
-          <w:rFonts w:ascii="Segoe UI" w:hAnsi="Segoe UI"/>
-          <w:sz w:val="22"/>
-          <w:color w:val="1F497D"/>
-          <w:b/>
-        </w:rPr>
-        <w:t>⏱️ 102. Start timer</w:t>
-      </w:r>
-    </w:p>
-    <w:p>
-      <w:pPr>
-        <w:spacing w:after="120"/>
         <w:ind w:left="360"/>
       </w:pPr>
       <w:r>
@@ -308,7 +278,7 @@
           <w:color w:val="1F497D"/>
           <w:b/>
         </w:rPr>
-        <w:t>⏱️ 103. Oplossingsrichting:</w:t>
+        <w:t>⏱️ 102. Oplossingsrichting:</w:t>
       </w:r>
     </w:p>
     <w:p>
@@ -397,7 +367,7 @@
           <w:color w:val="1F497D"/>
           <w:b/>
         </w:rPr>
-        <w:t>⏱️ 104. Deliverable specificatie:</w:t>
+        <w:t>⏱️ 103. Deliverable specificatie:</w:t>
       </w:r>
     </w:p>
     <w:p>
@@ -466,7 +436,7 @@
           <w:color w:val="1F497D"/>
           <w:b/>
         </w:rPr>
-        <w:t>⏱️ 105. Initiële schatting:</w:t>
+        <w:t>⏱️ 104. Initiële schatting:</w:t>
       </w:r>
     </w:p>
     <w:p>
@@ -555,7 +525,7 @@
           <w:color w:val="1F497D"/>
           <w:b/>
         </w:rPr>
-        <w:t>⏱️ 106. Stop timer</w:t>
+        <w:t>⏱️ 105. Stop timer</w:t>
       </w:r>
     </w:p>
     <w:p>
@@ -638,7 +608,7 @@
           <w:color w:val="1F497D"/>
           <w:b/>
         </w:rPr>
-        <w:t>⏱️ 107. Bijzonderheden gezien?</w:t>
+        <w:t>⏱️ 106. Bijzonderheden gezien?</w:t>
       </w:r>
     </w:p>
     <w:p>
@@ -687,7 +657,7 @@
           <w:color w:val="1F497D"/>
           <w:b/>
         </w:rPr>
-        <w:t>⏱️ 107T. Volg de meldplicht</w:t>
+        <w:t>⏱️ 106T. Volg de meldplicht</w:t>
       </w:r>
     </w:p>
     <w:p>
@@ -736,7 +706,7 @@
           <w:color w:val="1F497D"/>
           <w:b/>
         </w:rPr>
-        <w:t>⏱️ 107F. Volg de review aanpak</w:t>
+        <w:t>⏱️ 106F. Volg de review aanpak</w:t>
       </w:r>
     </w:p>
     <w:p>
@@ -811,30 +781,35 @@
     <w:p>
       <w:pPr>
         <w:spacing w:after="120"/>
-        <w:ind w:left="180"/>
-      </w:pPr>
-      <w:r>
-        <w:rPr>
-          <w:rFonts w:ascii="Segoe UI" w:hAnsi="Segoe UI"/>
-          <w:sz w:val="22"/>
-          <w:color w:val="1F497D"/>
-          <w:b/>
-        </w:rPr>
-        <w:t>🤝🏻 201. Issue [intake voltooid]</w:t>
-      </w:r>
-    </w:p>
-    <w:p>
-      <w:pPr>
-        <w:spacing w:after="120"/>
-        <w:ind w:left="360"/>
-      </w:pPr>
-      <w:r>
-        <w:rPr>
-          <w:rFonts w:ascii="Segoe UI" w:hAnsi="Segoe UI"/>
-          <w:sz w:val="22"/>
-          <w:color w:val="000000"/>
-        </w:rPr>
-        <w:t>1. Jira-uitvoerder is medewerken</w:t>
+        <w:ind w:left="360"/>
+      </w:pPr>
+      <w:r>
+        <w:rPr>
+          <w:rFonts w:ascii="Segoe UI" w:hAnsi="Segoe UI"/>
+          <w:sz w:val="22"/>
+          <w:color w:val="000000"/>
+        </w:rPr>
+        <w:t>1. Jira-uitvoerder is medewerker</w:t>
+      </w:r>
+    </w:p>
+    <w:p>
+      <w:pPr>
+        <w:spacing w:after="60"/>
+        <w:ind w:left="720" w:hanging="360"/>
+      </w:pPr>
+      <w:r>
+        <w:rPr>
+          <w:rFonts w:ascii="Segoe UI" w:hAnsi="Segoe UI"/>
+          <w:sz w:val="22"/>
+        </w:rPr>
+        <w:t>☐  </w:t>
+      </w:r>
+      <w:r>
+        <w:rPr>
+          <w:rFonts w:ascii="Segoe UI" w:hAnsi="Segoe UI"/>
+          <w:sz w:val="22"/>
+        </w:rPr>
+        <w:t>1. Meldplicht indien Jira-uitvoerder NIET medewerker is</w:t>
       </w:r>
     </w:p>
     <w:p>
@@ -908,21 +883,6 @@
     <w:p>
       <w:pPr>
         <w:spacing w:after="120"/>
-        <w:ind w:left="180"/>
-      </w:pPr>
-      <w:r>
-        <w:rPr>
-          <w:rFonts w:ascii="Segoe UI" w:hAnsi="Segoe UI"/>
-          <w:sz w:val="22"/>
-          <w:color w:val="1F497D"/>
-          <w:b/>
-        </w:rPr>
-        <w:t>🤝🏻 202. Is de baas aanwezig?</w:t>
-      </w:r>
-    </w:p>
-    <w:p>
-      <w:pPr>
-        <w:spacing w:after="120"/>
         <w:ind w:left="360"/>
       </w:pPr>
       <w:r>
@@ -1068,7 +1028,7 @@
           <w:color w:val="1F497D"/>
           <w:b/>
         </w:rPr>
-        <w:t>🤝🏻 203. Bespreek oplossingsrichting, deliverables en ETC’s</w:t>
+        <w:t>🤝🏻 202. Bespreek oplossingsrichting, deliverables en ETC’s</w:t>
       </w:r>
     </w:p>
     <w:p>
@@ -1157,7 +1117,7 @@
           <w:color w:val="1F497D"/>
           <w:b/>
         </w:rPr>
-        <w:t>🤝🏻 204. Goedkeuring?</w:t>
+        <w:t>🤝🏻 203. Goedkeuring?</w:t>
       </w:r>
     </w:p>
     <w:p>
@@ -1226,7 +1186,7 @@
           <w:color w:val="1F497D"/>
           <w:b/>
         </w:rPr>
-        <w:t>🤝🏻 204F. Volg de intake</w:t>
+        <w:t>🤝🏻 203F. Volg de intake</w:t>
       </w:r>
     </w:p>
     <w:p>
@@ -1275,7 +1235,7 @@
           <w:color w:val="1F497D"/>
           <w:b/>
         </w:rPr>
-        <w:t>🤝🏻 204T. Volg de analyse</w:t>
+        <w:t>🤝🏻 203T. Volg de analyse</w:t>
       </w:r>
     </w:p>
     <w:p>
@@ -1350,21 +1310,6 @@
     <w:p>
       <w:pPr>
         <w:spacing w:after="120"/>
-        <w:ind w:left="180"/>
-      </w:pPr>
-      <w:r>
-        <w:rPr>
-          <w:rFonts w:ascii="Segoe UI" w:hAnsi="Segoe UI"/>
-          <w:sz w:val="22"/>
-          <w:color w:val="1F497D"/>
-          <w:b/>
-        </w:rPr>
-        <w:t>🔬 301. Issue [aanpak goedgekeurd]</w:t>
-      </w:r>
-    </w:p>
-    <w:p>
-      <w:pPr>
-        <w:spacing w:after="120"/>
         <w:ind w:left="360"/>
       </w:pPr>
       <w:r>
@@ -1467,21 +1412,6 @@
     <w:p>
       <w:pPr>
         <w:spacing w:after="120"/>
-        <w:ind w:left="180"/>
-      </w:pPr>
-      <w:r>
-        <w:rPr>
-          <w:rFonts w:ascii="Segoe UI" w:hAnsi="Segoe UI"/>
-          <w:sz w:val="22"/>
-          <w:color w:val="1F497D"/>
-          <w:b/>
-        </w:rPr>
-        <w:t>🔬 302. Start timer (ETC)</w:t>
-      </w:r>
-    </w:p>
-    <w:p>
-      <w:pPr>
-        <w:spacing w:after="120"/>
         <w:ind w:left="360"/>
       </w:pPr>
       <w:r>
@@ -1593,22 +1523,22 @@
           <w:color w:val="1F497D"/>
           <w:b/>
         </w:rPr>
-        <w:t>🔬 303. Intake verwerken</w:t>
-      </w:r>
-    </w:p>
-    <w:p>
-      <w:pPr>
-        <w:spacing w:after="120"/>
-        <w:ind w:left="180"/>
-      </w:pPr>
-      <w:r>
-        <w:rPr>
-          <w:rFonts w:ascii="Segoe UI" w:hAnsi="Segoe UI"/>
-          <w:sz w:val="22"/>
-          <w:color w:val="1F497D"/>
-          <w:b/>
-        </w:rPr>
-        <w:t>🔬 304. Oplossing analyseren</w:t>
+        <w:t>🔬 302. Intake verwerken</w:t>
+      </w:r>
+    </w:p>
+    <w:p>
+      <w:pPr>
+        <w:spacing w:after="120"/>
+        <w:ind w:left="180"/>
+      </w:pPr>
+      <w:r>
+        <w:rPr>
+          <w:rFonts w:ascii="Segoe UI" w:hAnsi="Segoe UI"/>
+          <w:sz w:val="22"/>
+          <w:color w:val="1F497D"/>
+          <w:b/>
+        </w:rPr>
+        <w:t>🔬 303. Oplossing analyseren</w:t>
       </w:r>
     </w:p>
     <w:p>
@@ -1919,22 +1849,22 @@
           <w:color w:val="1F497D"/>
           <w:b/>
         </w:rPr>
-        <w:t>🔬 305. Evalueer of de deliverables correct en volledig zijn afgerond</w:t>
-      </w:r>
-    </w:p>
-    <w:p>
-      <w:pPr>
-        <w:spacing w:after="120"/>
-        <w:ind w:left="180"/>
-      </w:pPr>
-      <w:r>
-        <w:rPr>
-          <w:rFonts w:ascii="Segoe UI" w:hAnsi="Segoe UI"/>
-          <w:sz w:val="22"/>
-          <w:color w:val="1F497D"/>
-          <w:b/>
-        </w:rPr>
-        <w:t>🔬 306. Stop timer (ETC)</w:t>
+        <w:t>🔬 304. Evalueer of de deliverables correct en volledig zijn afgerond</w:t>
+      </w:r>
+    </w:p>
+    <w:p>
+      <w:pPr>
+        <w:spacing w:after="120"/>
+        <w:ind w:left="180"/>
+      </w:pPr>
+      <w:r>
+        <w:rPr>
+          <w:rFonts w:ascii="Segoe UI" w:hAnsi="Segoe UI"/>
+          <w:sz w:val="22"/>
+          <w:color w:val="1F497D"/>
+          <w:b/>
+        </w:rPr>
+        <w:t>🔬 305. Stop timer (ETC)</w:t>
       </w:r>
     </w:p>
     <w:p>
@@ -2017,7 +1947,7 @@
           <w:color w:val="1F497D"/>
           <w:b/>
         </w:rPr>
-        <w:t>🔬 307. Bijzonderheden gezien?</w:t>
+        <w:t>🔬 306. Bijzonderheden gezien?</w:t>
       </w:r>
     </w:p>
     <w:p>
@@ -2066,7 +1996,7 @@
           <w:color w:val="1F497D"/>
           <w:b/>
         </w:rPr>
-        <w:t>🔬 307T. Volg de meldplicht</w:t>
+        <w:t>🔬 306T. Volg de meldplicht</w:t>
       </w:r>
     </w:p>
     <w:p>
@@ -2115,7 +2045,7 @@
           <w:color w:val="1F497D"/>
           <w:b/>
         </w:rPr>
-        <w:t>🔬 307F. Volg de review analyse</w:t>
+        <w:t>🔬 306F. Volg de review analyse</w:t>
       </w:r>
     </w:p>
     <w:p>
@@ -2164,22 +2094,7 @@
           <w:color w:val="1F497D"/>
           <w:b/>
         </w:rPr>
-        <w:t>🔬 308. Na 2/3 ETC Na 100% ETC Na 150% ETC</w:t>
-      </w:r>
-    </w:p>
-    <w:p>
-      <w:pPr>
-        <w:spacing w:after="120"/>
-        <w:ind w:left="180"/>
-      </w:pPr>
-      <w:r>
-        <w:rPr>
-          <w:rFonts w:ascii="Segoe UI" w:hAnsi="Segoe UI"/>
-          <w:sz w:val="22"/>
-          <w:color w:val="1F497D"/>
-          <w:b/>
-        </w:rPr>
-        <w:t>🔬 309. Start timer (1 min)</w:t>
+        <w:t>🔬 307. Start timer (1 min)</w:t>
       </w:r>
     </w:p>
     <w:p>
@@ -2296,7 +2211,7 @@
           <w:color w:val="1F497D"/>
           <w:b/>
         </w:rPr>
-        <w:t>🔬 310. Hoe lang denk je nog nodig te hebben?</w:t>
+        <w:t>🔬 308. Hoe lang denk je nog nodig te hebben?</w:t>
       </w:r>
     </w:p>
     <w:p>
@@ -2399,22 +2314,22 @@
           <w:color w:val="1F497D"/>
           <w:b/>
         </w:rPr>
-        <w:t>🔬 312. Haal ik het?</w:t>
-      </w:r>
-    </w:p>
-    <w:p>
-      <w:pPr>
-        <w:spacing w:after="120"/>
-        <w:ind w:left="180"/>
-      </w:pPr>
-      <w:r>
-        <w:rPr>
-          <w:rFonts w:ascii="Segoe UI" w:hAnsi="Segoe UI"/>
-          <w:sz w:val="22"/>
-          <w:color w:val="1F497D"/>
-          <w:b/>
-        </w:rPr>
-        <w:t>🔬 312F. Stop timer (1 min) Start timer (4 min)</w:t>
+        <w:t>🔬 309. Haal ik het?</w:t>
+      </w:r>
+    </w:p>
+    <w:p>
+      <w:pPr>
+        <w:spacing w:after="120"/>
+        <w:ind w:left="180"/>
+      </w:pPr>
+      <w:r>
+        <w:rPr>
+          <w:rFonts w:ascii="Segoe UI" w:hAnsi="Segoe UI"/>
+          <w:sz w:val="22"/>
+          <w:color w:val="1F497D"/>
+          <w:b/>
+        </w:rPr>
+        <w:t>🔬 309F. Stop timer (1 min) Start timer (4 min)</w:t>
       </w:r>
     </w:p>
     <w:p>
@@ -2531,7 +2446,7 @@
           <w:color w:val="1F497D"/>
           <w:b/>
         </w:rPr>
-        <w:t>🔬 312T. Stop timer (1 min)</w:t>
+        <w:t>🔬 309T. Stop timer (1 min)</w:t>
       </w:r>
     </w:p>
     <w:p>
@@ -2614,7 +2529,7 @@
           <w:color w:val="1F497D"/>
           <w:b/>
         </w:rPr>
-        <w:t>🔬 313. Hoe heeft het zo lang kunnen duren?</w:t>
+        <w:t>🔬 310. Hoe heeft het zo lang kunnen duren?</w:t>
       </w:r>
     </w:p>
     <w:p>
@@ -2871,7 +2786,7 @@
           <w:color w:val="1F497D"/>
           <w:b/>
         </w:rPr>
-        <w:t>🔬 314. Stop timer (4 min)</w:t>
+        <w:t>🔬 311. Stop timer (4 min)</w:t>
       </w:r>
     </w:p>
     <w:p>
@@ -2940,21 +2855,6 @@
           <w:sz w:val="22"/>
         </w:rPr>
         <w:t>1. Ik heb een geminimaliseerde klok</w:t>
-      </w:r>
-    </w:p>
-    <w:p>
-      <w:pPr>
-        <w:spacing w:after="120"/>
-        <w:ind w:left="180"/>
-      </w:pPr>
-      <w:r>
-        <w:rPr>
-          <w:rFonts w:ascii="Segoe UI" w:hAnsi="Segoe UI"/>
-          <w:sz w:val="22"/>
-          <w:color w:val="1F497D"/>
-          <w:b/>
-        </w:rPr>
-        <w:t>🔬 315. Significant inzicht gekregen</w:t>
       </w:r>
     </w:p>
     <w:p>
@@ -2995,21 +2895,6 @@
     <w:p>
       <w:pPr>
         <w:spacing w:after="120"/>
-        <w:ind w:left="180"/>
-      </w:pPr>
-      <w:r>
-        <w:rPr>
-          <w:rFonts w:ascii="Segoe UI" w:hAnsi="Segoe UI"/>
-          <w:sz w:val="22"/>
-          <w:color w:val="1F497D"/>
-          <w:b/>
-        </w:rPr>
-        <w:t>🤝🏻 401. Issue [geanalyseerd]</w:t>
-      </w:r>
-    </w:p>
-    <w:p>
-      <w:pPr>
-        <w:spacing w:after="120"/>
         <w:ind w:left="360"/>
       </w:pPr>
       <w:r>
@@ -3072,21 +2957,6 @@
     <w:p>
       <w:pPr>
         <w:spacing w:after="120"/>
-        <w:ind w:left="180"/>
-      </w:pPr>
-      <w:r>
-        <w:rPr>
-          <w:rFonts w:ascii="Segoe UI" w:hAnsi="Segoe UI"/>
-          <w:sz w:val="22"/>
-          <w:color w:val="1F497D"/>
-          <w:b/>
-        </w:rPr>
-        <w:t>🤝🏻 402. Is de baas aanwezig?</w:t>
-      </w:r>
-    </w:p>
-    <w:p>
-      <w:pPr>
-        <w:spacing w:after="120"/>
         <w:ind w:left="360"/>
       </w:pPr>
       <w:r>
@@ -3232,7 +3102,7 @@
           <w:color w:val="1F497D"/>
           <w:b/>
         </w:rPr>
-        <w:t>🤝🏻 403. Overleg resultaten voor goedkeuring vervolg</w:t>
+        <w:t>🤝🏻 402. Overleg resultaten voor goedkeuring vervolg</w:t>
       </w:r>
     </w:p>
     <w:p>
@@ -3341,7 +3211,7 @@
           <w:color w:val="1F497D"/>
           <w:b/>
         </w:rPr>
-        <w:t>🤝🏻 404. Goedkeuring?</w:t>
+        <w:t>🤝🏻 403. Goedkeuring?</w:t>
       </w:r>
     </w:p>
     <w:p>
@@ -3410,7 +3280,7 @@
           <w:color w:val="1F497D"/>
           <w:b/>
         </w:rPr>
-        <w:t>🤝🏻 404F. De baas bepaald volgende status</w:t>
+        <w:t>🤝🏻 403F. De baas bepaald volgende status</w:t>
       </w:r>
     </w:p>
     <w:p>
@@ -3459,7 +3329,7 @@
           <w:color w:val="1F497D"/>
           <w:b/>
         </w:rPr>
-        <w:t>🤝🏻 404T. Volg het ontwerp</w:t>
+        <w:t>🤝🏻 403T. Volg het ontwerp</w:t>
       </w:r>
     </w:p>
     <w:p>
@@ -3534,21 +3404,6 @@
     <w:p>
       <w:pPr>
         <w:spacing w:after="120"/>
-        <w:ind w:left="180"/>
-      </w:pPr>
-      <w:r>
-        <w:rPr>
-          <w:rFonts w:ascii="Segoe UI" w:hAnsi="Segoe UI"/>
-          <w:sz w:val="22"/>
-          <w:color w:val="1F497D"/>
-          <w:b/>
-        </w:rPr>
-        <w:t>✏ 501. Issue [analyse goedgekeurd]</w:t>
-      </w:r>
-    </w:p>
-    <w:p>
-      <w:pPr>
-        <w:spacing w:after="120"/>
         <w:ind w:left="360"/>
       </w:pPr>
       <w:r>
@@ -5293,21 +5148,6 @@
     <w:p>
       <w:pPr>
         <w:spacing w:after="120"/>
-        <w:ind w:left="180"/>
-      </w:pPr>
-      <w:r>
-        <w:rPr>
-          <w:rFonts w:ascii="Segoe UI" w:hAnsi="Segoe UI"/>
-          <w:sz w:val="22"/>
-          <w:color w:val="1F497D"/>
-          <w:b/>
-        </w:rPr>
-        <w:t>🤝🏻 601. Issue [ontworpen]</w:t>
-      </w:r>
-    </w:p>
-    <w:p>
-      <w:pPr>
-        <w:spacing w:after="120"/>
         <w:ind w:left="360"/>
       </w:pPr>
       <w:r>
@@ -5912,21 +5752,6 @@
     <w:p>
       <w:pPr>
         <w:spacing w:after="120"/>
-        <w:ind w:left="180"/>
-      </w:pPr>
-      <w:r>
-        <w:rPr>
-          <w:rFonts w:ascii="Segoe UI" w:hAnsi="Segoe UI"/>
-          <w:sz w:val="22"/>
-          <w:color w:val="1F497D"/>
-          <w:b/>
-        </w:rPr>
-        <w:t>⌨ 701. Issue [ontwerp goedgekeurd]</w:t>
-      </w:r>
-    </w:p>
-    <w:p>
-      <w:pPr>
-        <w:spacing w:after="120"/>
         <w:ind w:left="360"/>
       </w:pPr>
       <w:r>
@@ -8174,21 +7999,6 @@
           <w:color w:val="1F497D"/>
           <w:b/>
         </w:rPr>
-        <w:t>🔎 801. Issue [geïmplementeerd]</w:t>
-      </w:r>
-    </w:p>
-    <w:p>
-      <w:pPr>
-        <w:spacing w:after="120"/>
-        <w:ind w:left="180"/>
-      </w:pPr>
-      <w:r>
-        <w:rPr>
-          <w:rFonts w:ascii="Segoe UI" w:hAnsi="Segoe UI"/>
-          <w:sz w:val="22"/>
-          <w:color w:val="1F497D"/>
-          <w:b/>
-        </w:rPr>
         <w:t>🔎 802. Start timer (ETC)</w:t>
       </w:r>
     </w:p>
@@ -8559,21 +8369,6 @@
           <w:color w:val="1F497D"/>
           <w:b/>
         </w:rPr>
-        <w:t>⚠ 901. Issue [meldplicht getriggerd]</w:t>
-      </w:r>
-    </w:p>
-    <w:p>
-      <w:pPr>
-        <w:spacing w:after="120"/>
-        <w:ind w:left="180"/>
-      </w:pPr>
-      <w:r>
-        <w:rPr>
-          <w:rFonts w:ascii="Segoe UI" w:hAnsi="Segoe UI"/>
-          <w:sz w:val="22"/>
-          <w:color w:val="1F497D"/>
-          <w:b/>
-        </w:rPr>
         <w:t>⚠ 902. Start timer (5 min)</w:t>
       </w:r>
     </w:p>
@@ -8729,21 +8524,6 @@
           <w:color w:val="1F497D"/>
           <w:b/>
         </w:rPr>
-        <w:t>🤝🏻 1001. Issue [getest]</w:t>
-      </w:r>
-    </w:p>
-    <w:p>
-      <w:pPr>
-        <w:spacing w:after="120"/>
-        <w:ind w:left="180"/>
-      </w:pPr>
-      <w:r>
-        <w:rPr>
-          <w:rFonts w:ascii="Segoe UI" w:hAnsi="Segoe UI"/>
-          <w:sz w:val="22"/>
-          <w:color w:val="1F497D"/>
-          <w:b/>
-        </w:rPr>
         <w:t>🤝🏻 1003. Demonstratie van de oplossing geven</w:t>
       </w:r>
     </w:p>
@@ -9209,21 +8989,6 @@
           <w:color w:val="1F497D"/>
           <w:b/>
         </w:rPr>
-        <w:t>⚙ 1101. Issue [speciale actie vereist]</w:t>
-      </w:r>
-    </w:p>
-    <w:p>
-      <w:pPr>
-        <w:spacing w:after="120"/>
-        <w:ind w:left="180"/>
-      </w:pPr>
-      <w:r>
-        <w:rPr>
-          <w:rFonts w:ascii="Segoe UI" w:hAnsi="Segoe UI"/>
-          <w:sz w:val="22"/>
-          <w:color w:val="1F497D"/>
-          <w:b/>
-        </w:rPr>
         <w:t>⚙️ 1102. Start timer (ETC)</w:t>
       </w:r>
     </w:p>
@@ -9500,21 +9265,6 @@
           <w:color w:val="2E75B6"/>
         </w:rPr>
         <w:t>Review special action</w:t>
-      </w:r>
-    </w:p>
-    <w:p>
-      <w:pPr>
-        <w:spacing w:after="120"/>
-        <w:ind w:left="180"/>
-      </w:pPr>
-      <w:r>
-        <w:rPr>
-          <w:rFonts w:ascii="Segoe UI" w:hAnsi="Segoe UI"/>
-          <w:sz w:val="22"/>
-          <w:color w:val="1F497D"/>
-          <w:b/>
-        </w:rPr>
-        <w:t>🤝🏻 1201. Issue [speciale actie uitgevoerd]</w:t>
       </w:r>
     </w:p>
     <w:p>

--- a/IssueTracker_Stappenplan.docx
+++ b/IssueTracker_Stappenplan.docx
@@ -29,7 +29,7 @@
           <w:i/>
           <w:color w:val="595959"/>
         </w:rPr>
-        <w:t>Gegenereerd op: 21-06-2026 21:41:28 | Status: Actief</w:t>
+        <w:t>Gegenereerd op: 21-06-2026 21:45:16 | Status: Actief</w:t>
       </w:r>
     </w:p>
     <w:p>
@@ -2904,6 +2904,26 @@
           <w:color w:val="000000"/>
         </w:rPr>
         <w:t>1. Jira-uitvoerder is medewerker</w:t>
+      </w:r>
+    </w:p>
+    <w:p>
+      <w:pPr>
+        <w:spacing w:after="60"/>
+        <w:ind w:left="720" w:hanging="360"/>
+      </w:pPr>
+      <w:r>
+        <w:rPr>
+          <w:rFonts w:ascii="Segoe UI" w:hAnsi="Segoe UI"/>
+          <w:sz w:val="22"/>
+        </w:rPr>
+        <w:t>☐  </w:t>
+      </w:r>
+      <w:r>
+        <w:rPr>
+          <w:rFonts w:ascii="Segoe UI" w:hAnsi="Segoe UI"/>
+          <w:sz w:val="22"/>
+        </w:rPr>
+        <w:t>1. Meldplicht indien Jira-uitvoerder NIET medewerker is</w:t>
       </w:r>
     </w:p>
     <w:p>

--- a/IssueTracker_Stappenplan.docx
+++ b/IssueTracker_Stappenplan.docx
@@ -29,7 +29,7 @@
           <w:i/>
           <w:color w:val="595959"/>
         </w:rPr>
-        <w:t>Gegenereerd op: 21-06-2026 21:45:16 | Status: Actief</w:t>
+        <w:t>Gegenereerd op: 21-06-2026 21:46:52 | Status: Actief</w:t>
       </w:r>
     </w:p>
     <w:p>
